--- a/Dokumentáció.docx
+++ b/Dokumentáció.docx
@@ -29,16 +29,2980 @@
           <w:szCs w:val="36"/>
         </w:rPr>
         <w:br/>
-      </w:r>
-      <w:r>
+        <w:t>Dokumentáció</w:t>
+      </w:r>
+    </w:p>
+    <w:p>
+      <w:pPr>
+        <w:jc w:val="both"/>
+      </w:pPr>
+      <w:r>
+        <w:t xml:space="preserve">A dokumentáció első felében a </w:t>
+      </w:r>
+      <w:hyperlink w:anchor="_Felhasználói_dokumentáció" w:history="1">
+        <w:r>
+          <w:rPr>
+            <w:rStyle w:val="Hiperhivatkozs"/>
+          </w:rPr>
+          <w:t>felhasználói dok</w:t>
+        </w:r>
+        <w:r>
+          <w:rPr>
+            <w:rStyle w:val="Hiperhivatkozs"/>
+          </w:rPr>
+          <w:t>u</w:t>
+        </w:r>
+        <w:r>
+          <w:rPr>
+            <w:rStyle w:val="Hiperhivatkozs"/>
+          </w:rPr>
+          <w:t>mentáció</w:t>
+        </w:r>
+      </w:hyperlink>
+      <w:r>
+        <w:t xml:space="preserve"> található, amely bemutatja az alkalmazás működését. A második fele a </w:t>
+      </w:r>
+      <w:hyperlink w:anchor="_Fejlesztői_dokumentáció" w:history="1">
+        <w:r>
+          <w:rPr>
+            <w:rStyle w:val="Hiperhivatkozs"/>
+          </w:rPr>
+          <w:t xml:space="preserve">fejlesztői </w:t>
+        </w:r>
+        <w:r>
+          <w:rPr>
+            <w:rStyle w:val="Hiperhivatkozs"/>
+          </w:rPr>
+          <w:t>d</w:t>
+        </w:r>
+        <w:r>
+          <w:rPr>
+            <w:rStyle w:val="Hiperhivatkozs"/>
+          </w:rPr>
+          <w:t>okumentáció</w:t>
+        </w:r>
+      </w:hyperlink>
+      <w:r>
+        <w:t>, ahol a feladatokpontok megvalósításával kapcsolatos információk szerepelnek.</w:t>
+      </w:r>
+    </w:p>
+    <w:p>
+      <w:pPr>
+        <w:pBdr>
+          <w:bottom w:val="single" w:sz="4" w:space="1" w:color="auto"/>
+        </w:pBdr>
+        <w:spacing w:before="360"/>
         <w:rPr>
           <w:b/>
           <w:bCs/>
-          <w:sz w:val="36"/>
-          <w:szCs w:val="36"/>
-        </w:rPr>
-        <w:t>Dokumentáció</w:t>
-      </w:r>
+        </w:rPr>
+      </w:pPr>
+      <w:r>
+        <w:rPr>
+          <w:b/>
+          <w:bCs/>
+        </w:rPr>
+        <w:t>Tartalomjegyzék</w:t>
+      </w:r>
+    </w:p>
+    <w:p>
+      <w:pPr>
+        <w:pStyle w:val="TJ1"/>
+        <w:tabs>
+          <w:tab w:val="right" w:leader="dot" w:pos="9062"/>
+        </w:tabs>
+        <w:rPr>
+          <w:rFonts w:eastAsiaTheme="minorEastAsia"/>
+          <w:noProof/>
+          <w:lang w:eastAsia="hu-HU"/>
+        </w:rPr>
+      </w:pPr>
+      <w:r>
+        <w:fldChar w:fldCharType="begin"/>
+      </w:r>
+      <w:r>
+        <w:instrText xml:space="preserve"> TOC \o "1-3" \h \z \u </w:instrText>
+      </w:r>
+      <w:r>
+        <w:fldChar w:fldCharType="separate"/>
+      </w:r>
+      <w:hyperlink w:anchor="_Toc226466870" w:history="1">
+        <w:r>
+          <w:rPr>
+            <w:rStyle w:val="Hiperhivatkozs"/>
+            <w:noProof/>
+          </w:rPr>
+          <w:t>Felhasználói dokumentáció</w:t>
+        </w:r>
+        <w:r>
+          <w:rPr>
+            <w:noProof/>
+            <w:webHidden/>
+          </w:rPr>
+          <w:tab/>
+        </w:r>
+        <w:r>
+          <w:rPr>
+            <w:noProof/>
+            <w:webHidden/>
+          </w:rPr>
+          <w:fldChar w:fldCharType="begin"/>
+        </w:r>
+        <w:r>
+          <w:rPr>
+            <w:noProof/>
+            <w:webHidden/>
+          </w:rPr>
+          <w:instrText xml:space="preserve"> PAGEREF _Toc226466870 \h </w:instrText>
+        </w:r>
+        <w:r>
+          <w:rPr>
+            <w:noProof/>
+            <w:webHidden/>
+          </w:rPr>
+        </w:r>
+        <w:r>
+          <w:rPr>
+            <w:noProof/>
+            <w:webHidden/>
+          </w:rPr>
+          <w:fldChar w:fldCharType="separate"/>
+        </w:r>
+        <w:r>
+          <w:rPr>
+            <w:noProof/>
+            <w:webHidden/>
+          </w:rPr>
+          <w:t>2</w:t>
+        </w:r>
+        <w:r>
+          <w:rPr>
+            <w:noProof/>
+            <w:webHidden/>
+          </w:rPr>
+          <w:fldChar w:fldCharType="end"/>
+        </w:r>
+      </w:hyperlink>
+    </w:p>
+    <w:p>
+      <w:pPr>
+        <w:pStyle w:val="TJ2"/>
+        <w:tabs>
+          <w:tab w:val="right" w:leader="dot" w:pos="9062"/>
+        </w:tabs>
+        <w:rPr>
+          <w:rFonts w:eastAsiaTheme="minorEastAsia"/>
+          <w:noProof/>
+          <w:lang w:eastAsia="hu-HU"/>
+        </w:rPr>
+      </w:pPr>
+      <w:hyperlink w:anchor="_Toc226466871" w:history="1">
+        <w:r>
+          <w:rPr>
+            <w:rStyle w:val="Hiperhivatkozs"/>
+            <w:noProof/>
+          </w:rPr>
+          <w:t>Főoldal</w:t>
+        </w:r>
+        <w:r>
+          <w:rPr>
+            <w:noProof/>
+            <w:webHidden/>
+          </w:rPr>
+          <w:tab/>
+        </w:r>
+        <w:r>
+          <w:rPr>
+            <w:noProof/>
+            <w:webHidden/>
+          </w:rPr>
+          <w:fldChar w:fldCharType="begin"/>
+        </w:r>
+        <w:r>
+          <w:rPr>
+            <w:noProof/>
+            <w:webHidden/>
+          </w:rPr>
+          <w:instrText xml:space="preserve"> PAGEREF _Toc226466871 \h </w:instrText>
+        </w:r>
+        <w:r>
+          <w:rPr>
+            <w:noProof/>
+            <w:webHidden/>
+          </w:rPr>
+        </w:r>
+        <w:r>
+          <w:rPr>
+            <w:noProof/>
+            <w:webHidden/>
+          </w:rPr>
+          <w:fldChar w:fldCharType="separate"/>
+        </w:r>
+        <w:r>
+          <w:rPr>
+            <w:noProof/>
+            <w:webHidden/>
+          </w:rPr>
+          <w:t>2</w:t>
+        </w:r>
+        <w:r>
+          <w:rPr>
+            <w:noProof/>
+            <w:webHidden/>
+          </w:rPr>
+          <w:fldChar w:fldCharType="end"/>
+        </w:r>
+      </w:hyperlink>
+    </w:p>
+    <w:p>
+      <w:pPr>
+        <w:pStyle w:val="TJ2"/>
+        <w:tabs>
+          <w:tab w:val="right" w:leader="dot" w:pos="9062"/>
+        </w:tabs>
+        <w:rPr>
+          <w:rFonts w:eastAsiaTheme="minorEastAsia"/>
+          <w:noProof/>
+          <w:lang w:eastAsia="hu-HU"/>
+        </w:rPr>
+      </w:pPr>
+      <w:hyperlink w:anchor="_Toc226466872" w:history="1">
+        <w:r>
+          <w:rPr>
+            <w:rStyle w:val="Hiperhivatkozs"/>
+            <w:noProof/>
+          </w:rPr>
+          <w:t>JavaScript menü</w:t>
+        </w:r>
+        <w:r>
+          <w:rPr>
+            <w:noProof/>
+            <w:webHidden/>
+          </w:rPr>
+          <w:tab/>
+        </w:r>
+        <w:r>
+          <w:rPr>
+            <w:noProof/>
+            <w:webHidden/>
+          </w:rPr>
+          <w:fldChar w:fldCharType="begin"/>
+        </w:r>
+        <w:r>
+          <w:rPr>
+            <w:noProof/>
+            <w:webHidden/>
+          </w:rPr>
+          <w:instrText xml:space="preserve"> PAGEREF _Toc226466872 \h </w:instrText>
+        </w:r>
+        <w:r>
+          <w:rPr>
+            <w:noProof/>
+            <w:webHidden/>
+          </w:rPr>
+        </w:r>
+        <w:r>
+          <w:rPr>
+            <w:noProof/>
+            <w:webHidden/>
+          </w:rPr>
+          <w:fldChar w:fldCharType="separate"/>
+        </w:r>
+        <w:r>
+          <w:rPr>
+            <w:noProof/>
+            <w:webHidden/>
+          </w:rPr>
+          <w:t>3</w:t>
+        </w:r>
+        <w:r>
+          <w:rPr>
+            <w:noProof/>
+            <w:webHidden/>
+          </w:rPr>
+          <w:fldChar w:fldCharType="end"/>
+        </w:r>
+      </w:hyperlink>
+    </w:p>
+    <w:p>
+      <w:pPr>
+        <w:pStyle w:val="TJ2"/>
+        <w:tabs>
+          <w:tab w:val="right" w:leader="dot" w:pos="9062"/>
+        </w:tabs>
+        <w:rPr>
+          <w:rFonts w:eastAsiaTheme="minorEastAsia"/>
+          <w:noProof/>
+          <w:lang w:eastAsia="hu-HU"/>
+        </w:rPr>
+      </w:pPr>
+      <w:hyperlink w:anchor="_Toc226466873" w:history="1">
+        <w:r>
+          <w:rPr>
+            <w:rStyle w:val="Hiperhivatkozs"/>
+            <w:noProof/>
+          </w:rPr>
+          <w:t>React menü</w:t>
+        </w:r>
+        <w:r>
+          <w:rPr>
+            <w:noProof/>
+            <w:webHidden/>
+          </w:rPr>
+          <w:tab/>
+        </w:r>
+        <w:r>
+          <w:rPr>
+            <w:noProof/>
+            <w:webHidden/>
+          </w:rPr>
+          <w:fldChar w:fldCharType="begin"/>
+        </w:r>
+        <w:r>
+          <w:rPr>
+            <w:noProof/>
+            <w:webHidden/>
+          </w:rPr>
+          <w:instrText xml:space="preserve"> PAGEREF _Toc226466873 \h </w:instrText>
+        </w:r>
+        <w:r>
+          <w:rPr>
+            <w:noProof/>
+            <w:webHidden/>
+          </w:rPr>
+        </w:r>
+        <w:r>
+          <w:rPr>
+            <w:noProof/>
+            <w:webHidden/>
+          </w:rPr>
+          <w:fldChar w:fldCharType="separate"/>
+        </w:r>
+        <w:r>
+          <w:rPr>
+            <w:noProof/>
+            <w:webHidden/>
+          </w:rPr>
+          <w:t>4</w:t>
+        </w:r>
+        <w:r>
+          <w:rPr>
+            <w:noProof/>
+            <w:webHidden/>
+          </w:rPr>
+          <w:fldChar w:fldCharType="end"/>
+        </w:r>
+      </w:hyperlink>
+    </w:p>
+    <w:p>
+      <w:pPr>
+        <w:pStyle w:val="TJ2"/>
+        <w:tabs>
+          <w:tab w:val="right" w:leader="dot" w:pos="9062"/>
+        </w:tabs>
+        <w:rPr>
+          <w:rFonts w:eastAsiaTheme="minorEastAsia"/>
+          <w:noProof/>
+          <w:lang w:eastAsia="hu-HU"/>
+        </w:rPr>
+      </w:pPr>
+      <w:hyperlink w:anchor="_Toc226466874" w:history="1">
+        <w:r>
+          <w:rPr>
+            <w:rStyle w:val="Hiperhivatkozs"/>
+            <w:noProof/>
+          </w:rPr>
+          <w:t>SPA menü</w:t>
+        </w:r>
+        <w:r>
+          <w:rPr>
+            <w:noProof/>
+            <w:webHidden/>
+          </w:rPr>
+          <w:tab/>
+        </w:r>
+        <w:r>
+          <w:rPr>
+            <w:noProof/>
+            <w:webHidden/>
+          </w:rPr>
+          <w:fldChar w:fldCharType="begin"/>
+        </w:r>
+        <w:r>
+          <w:rPr>
+            <w:noProof/>
+            <w:webHidden/>
+          </w:rPr>
+          <w:instrText xml:space="preserve"> PAGEREF _Toc226466874 \h </w:instrText>
+        </w:r>
+        <w:r>
+          <w:rPr>
+            <w:noProof/>
+            <w:webHidden/>
+          </w:rPr>
+        </w:r>
+        <w:r>
+          <w:rPr>
+            <w:noProof/>
+            <w:webHidden/>
+          </w:rPr>
+          <w:fldChar w:fldCharType="separate"/>
+        </w:r>
+        <w:r>
+          <w:rPr>
+            <w:noProof/>
+            <w:webHidden/>
+          </w:rPr>
+          <w:t>5</w:t>
+        </w:r>
+        <w:r>
+          <w:rPr>
+            <w:noProof/>
+            <w:webHidden/>
+          </w:rPr>
+          <w:fldChar w:fldCharType="end"/>
+        </w:r>
+      </w:hyperlink>
+    </w:p>
+    <w:p>
+      <w:pPr>
+        <w:pStyle w:val="TJ2"/>
+        <w:tabs>
+          <w:tab w:val="right" w:leader="dot" w:pos="9062"/>
+        </w:tabs>
+        <w:rPr>
+          <w:rFonts w:eastAsiaTheme="minorEastAsia"/>
+          <w:noProof/>
+          <w:lang w:eastAsia="hu-HU"/>
+        </w:rPr>
+      </w:pPr>
+      <w:hyperlink w:anchor="_Toc226466875" w:history="1">
+        <w:r>
+          <w:rPr>
+            <w:rStyle w:val="Hiperhivatkozs"/>
+            <w:noProof/>
+          </w:rPr>
+          <w:t>Fetch API menü</w:t>
+        </w:r>
+        <w:r>
+          <w:rPr>
+            <w:noProof/>
+            <w:webHidden/>
+          </w:rPr>
+          <w:tab/>
+        </w:r>
+        <w:r>
+          <w:rPr>
+            <w:noProof/>
+            <w:webHidden/>
+          </w:rPr>
+          <w:fldChar w:fldCharType="begin"/>
+        </w:r>
+        <w:r>
+          <w:rPr>
+            <w:noProof/>
+            <w:webHidden/>
+          </w:rPr>
+          <w:instrText xml:space="preserve"> PAGEREF _Toc226466875 \h </w:instrText>
+        </w:r>
+        <w:r>
+          <w:rPr>
+            <w:noProof/>
+            <w:webHidden/>
+          </w:rPr>
+        </w:r>
+        <w:r>
+          <w:rPr>
+            <w:noProof/>
+            <w:webHidden/>
+          </w:rPr>
+          <w:fldChar w:fldCharType="separate"/>
+        </w:r>
+        <w:r>
+          <w:rPr>
+            <w:noProof/>
+            <w:webHidden/>
+          </w:rPr>
+          <w:t>6</w:t>
+        </w:r>
+        <w:r>
+          <w:rPr>
+            <w:noProof/>
+            <w:webHidden/>
+          </w:rPr>
+          <w:fldChar w:fldCharType="end"/>
+        </w:r>
+      </w:hyperlink>
+    </w:p>
+    <w:p>
+      <w:pPr>
+        <w:pStyle w:val="TJ2"/>
+        <w:tabs>
+          <w:tab w:val="right" w:leader="dot" w:pos="9062"/>
+        </w:tabs>
+        <w:rPr>
+          <w:rFonts w:eastAsiaTheme="minorEastAsia"/>
+          <w:noProof/>
+          <w:lang w:eastAsia="hu-HU"/>
+        </w:rPr>
+      </w:pPr>
+      <w:hyperlink w:anchor="_Toc226466876" w:history="1">
+        <w:r>
+          <w:rPr>
+            <w:rStyle w:val="Hiperhivatkozs"/>
+            <w:noProof/>
+          </w:rPr>
+          <w:t>Axios menü</w:t>
+        </w:r>
+        <w:r>
+          <w:rPr>
+            <w:noProof/>
+            <w:webHidden/>
+          </w:rPr>
+          <w:tab/>
+        </w:r>
+        <w:r>
+          <w:rPr>
+            <w:noProof/>
+            <w:webHidden/>
+          </w:rPr>
+          <w:fldChar w:fldCharType="begin"/>
+        </w:r>
+        <w:r>
+          <w:rPr>
+            <w:noProof/>
+            <w:webHidden/>
+          </w:rPr>
+          <w:instrText xml:space="preserve"> PAGEREF _Toc226466876 \h </w:instrText>
+        </w:r>
+        <w:r>
+          <w:rPr>
+            <w:noProof/>
+            <w:webHidden/>
+          </w:rPr>
+        </w:r>
+        <w:r>
+          <w:rPr>
+            <w:noProof/>
+            <w:webHidden/>
+          </w:rPr>
+          <w:fldChar w:fldCharType="separate"/>
+        </w:r>
+        <w:r>
+          <w:rPr>
+            <w:noProof/>
+            <w:webHidden/>
+          </w:rPr>
+          <w:t>7</w:t>
+        </w:r>
+        <w:r>
+          <w:rPr>
+            <w:noProof/>
+            <w:webHidden/>
+          </w:rPr>
+          <w:fldChar w:fldCharType="end"/>
+        </w:r>
+      </w:hyperlink>
+    </w:p>
+    <w:p>
+      <w:pPr>
+        <w:pStyle w:val="TJ2"/>
+        <w:tabs>
+          <w:tab w:val="right" w:leader="dot" w:pos="9062"/>
+        </w:tabs>
+        <w:rPr>
+          <w:rFonts w:eastAsiaTheme="minorEastAsia"/>
+          <w:noProof/>
+          <w:lang w:eastAsia="hu-HU"/>
+        </w:rPr>
+      </w:pPr>
+      <w:hyperlink w:anchor="_Toc226466877" w:history="1">
+        <w:r>
+          <w:rPr>
+            <w:rStyle w:val="Hiperhivatkozs"/>
+            <w:noProof/>
+          </w:rPr>
+          <w:t>OOJS menü</w:t>
+        </w:r>
+        <w:r>
+          <w:rPr>
+            <w:noProof/>
+            <w:webHidden/>
+          </w:rPr>
+          <w:tab/>
+        </w:r>
+        <w:r>
+          <w:rPr>
+            <w:noProof/>
+            <w:webHidden/>
+          </w:rPr>
+          <w:fldChar w:fldCharType="begin"/>
+        </w:r>
+        <w:r>
+          <w:rPr>
+            <w:noProof/>
+            <w:webHidden/>
+          </w:rPr>
+          <w:instrText xml:space="preserve"> PAGEREF _Toc226466877 \h </w:instrText>
+        </w:r>
+        <w:r>
+          <w:rPr>
+            <w:noProof/>
+            <w:webHidden/>
+          </w:rPr>
+        </w:r>
+        <w:r>
+          <w:rPr>
+            <w:noProof/>
+            <w:webHidden/>
+          </w:rPr>
+          <w:fldChar w:fldCharType="separate"/>
+        </w:r>
+        <w:r>
+          <w:rPr>
+            <w:noProof/>
+            <w:webHidden/>
+          </w:rPr>
+          <w:t>8</w:t>
+        </w:r>
+        <w:r>
+          <w:rPr>
+            <w:noProof/>
+            <w:webHidden/>
+          </w:rPr>
+          <w:fldChar w:fldCharType="end"/>
+        </w:r>
+      </w:hyperlink>
+    </w:p>
+    <w:p>
+      <w:pPr>
+        <w:pStyle w:val="TJ1"/>
+        <w:tabs>
+          <w:tab w:val="right" w:leader="dot" w:pos="9062"/>
+        </w:tabs>
+        <w:rPr>
+          <w:rFonts w:eastAsiaTheme="minorEastAsia"/>
+          <w:noProof/>
+          <w:lang w:eastAsia="hu-HU"/>
+        </w:rPr>
+      </w:pPr>
+      <w:hyperlink w:anchor="_Toc226466878" w:history="1">
+        <w:r>
+          <w:rPr>
+            <w:rStyle w:val="Hiperhivatkozs"/>
+            <w:noProof/>
+          </w:rPr>
+          <w:t>Fejlesztői dokumentáció</w:t>
+        </w:r>
+        <w:r>
+          <w:rPr>
+            <w:noProof/>
+            <w:webHidden/>
+          </w:rPr>
+          <w:tab/>
+        </w:r>
+        <w:r>
+          <w:rPr>
+            <w:noProof/>
+            <w:webHidden/>
+          </w:rPr>
+          <w:fldChar w:fldCharType="begin"/>
+        </w:r>
+        <w:r>
+          <w:rPr>
+            <w:noProof/>
+            <w:webHidden/>
+          </w:rPr>
+          <w:instrText xml:space="preserve"> PAGEREF _Toc226466878 \h </w:instrText>
+        </w:r>
+        <w:r>
+          <w:rPr>
+            <w:noProof/>
+            <w:webHidden/>
+          </w:rPr>
+        </w:r>
+        <w:r>
+          <w:rPr>
+            <w:noProof/>
+            <w:webHidden/>
+          </w:rPr>
+          <w:fldChar w:fldCharType="separate"/>
+        </w:r>
+        <w:r>
+          <w:rPr>
+            <w:noProof/>
+            <w:webHidden/>
+          </w:rPr>
+          <w:t>9</w:t>
+        </w:r>
+        <w:r>
+          <w:rPr>
+            <w:noProof/>
+            <w:webHidden/>
+          </w:rPr>
+          <w:fldChar w:fldCharType="end"/>
+        </w:r>
+      </w:hyperlink>
+    </w:p>
+    <w:p>
+      <w:pPr>
+        <w:pStyle w:val="TJ2"/>
+        <w:tabs>
+          <w:tab w:val="right" w:leader="dot" w:pos="9062"/>
+        </w:tabs>
+        <w:rPr>
+          <w:rFonts w:eastAsiaTheme="minorEastAsia"/>
+          <w:noProof/>
+          <w:lang w:eastAsia="hu-HU"/>
+        </w:rPr>
+      </w:pPr>
+      <w:hyperlink w:anchor="_Toc226466879" w:history="1">
+        <w:r>
+          <w:rPr>
+            <w:rStyle w:val="Hiperhivatkozs"/>
+            <w:noProof/>
+          </w:rPr>
+          <w:t>Főoldal</w:t>
+        </w:r>
+        <w:r>
+          <w:rPr>
+            <w:noProof/>
+            <w:webHidden/>
+          </w:rPr>
+          <w:tab/>
+        </w:r>
+        <w:r>
+          <w:rPr>
+            <w:noProof/>
+            <w:webHidden/>
+          </w:rPr>
+          <w:fldChar w:fldCharType="begin"/>
+        </w:r>
+        <w:r>
+          <w:rPr>
+            <w:noProof/>
+            <w:webHidden/>
+          </w:rPr>
+          <w:instrText xml:space="preserve"> PAGEREF _Toc226466879 \h </w:instrText>
+        </w:r>
+        <w:r>
+          <w:rPr>
+            <w:noProof/>
+            <w:webHidden/>
+          </w:rPr>
+        </w:r>
+        <w:r>
+          <w:rPr>
+            <w:noProof/>
+            <w:webHidden/>
+          </w:rPr>
+          <w:fldChar w:fldCharType="separate"/>
+        </w:r>
+        <w:r>
+          <w:rPr>
+            <w:noProof/>
+            <w:webHidden/>
+          </w:rPr>
+          <w:t>9</w:t>
+        </w:r>
+        <w:r>
+          <w:rPr>
+            <w:noProof/>
+            <w:webHidden/>
+          </w:rPr>
+          <w:fldChar w:fldCharType="end"/>
+        </w:r>
+      </w:hyperlink>
+    </w:p>
+    <w:p>
+      <w:pPr>
+        <w:pStyle w:val="TJ2"/>
+        <w:tabs>
+          <w:tab w:val="right" w:leader="dot" w:pos="9062"/>
+        </w:tabs>
+        <w:rPr>
+          <w:rFonts w:eastAsiaTheme="minorEastAsia"/>
+          <w:noProof/>
+          <w:lang w:eastAsia="hu-HU"/>
+        </w:rPr>
+      </w:pPr>
+      <w:hyperlink w:anchor="_Toc226466880" w:history="1">
+        <w:r>
+          <w:rPr>
+            <w:rStyle w:val="Hiperhivatkozs"/>
+            <w:noProof/>
+          </w:rPr>
+          <w:t>JavaScript menü</w:t>
+        </w:r>
+        <w:r>
+          <w:rPr>
+            <w:noProof/>
+            <w:webHidden/>
+          </w:rPr>
+          <w:tab/>
+        </w:r>
+        <w:r>
+          <w:rPr>
+            <w:noProof/>
+            <w:webHidden/>
+          </w:rPr>
+          <w:fldChar w:fldCharType="begin"/>
+        </w:r>
+        <w:r>
+          <w:rPr>
+            <w:noProof/>
+            <w:webHidden/>
+          </w:rPr>
+          <w:instrText xml:space="preserve"> PAGEREF _Toc226466880 \h </w:instrText>
+        </w:r>
+        <w:r>
+          <w:rPr>
+            <w:noProof/>
+            <w:webHidden/>
+          </w:rPr>
+        </w:r>
+        <w:r>
+          <w:rPr>
+            <w:noProof/>
+            <w:webHidden/>
+          </w:rPr>
+          <w:fldChar w:fldCharType="separate"/>
+        </w:r>
+        <w:r>
+          <w:rPr>
+            <w:noProof/>
+            <w:webHidden/>
+          </w:rPr>
+          <w:t>9</w:t>
+        </w:r>
+        <w:r>
+          <w:rPr>
+            <w:noProof/>
+            <w:webHidden/>
+          </w:rPr>
+          <w:fldChar w:fldCharType="end"/>
+        </w:r>
+      </w:hyperlink>
+    </w:p>
+    <w:p>
+      <w:pPr>
+        <w:pStyle w:val="TJ2"/>
+        <w:tabs>
+          <w:tab w:val="right" w:leader="dot" w:pos="9062"/>
+        </w:tabs>
+        <w:rPr>
+          <w:rFonts w:eastAsiaTheme="minorEastAsia"/>
+          <w:noProof/>
+          <w:lang w:eastAsia="hu-HU"/>
+        </w:rPr>
+      </w:pPr>
+      <w:hyperlink w:anchor="_Toc226466881" w:history="1">
+        <w:r>
+          <w:rPr>
+            <w:rStyle w:val="Hiperhivatkozs"/>
+            <w:noProof/>
+          </w:rPr>
+          <w:t>React menü</w:t>
+        </w:r>
+        <w:r>
+          <w:rPr>
+            <w:noProof/>
+            <w:webHidden/>
+          </w:rPr>
+          <w:tab/>
+        </w:r>
+        <w:r>
+          <w:rPr>
+            <w:noProof/>
+            <w:webHidden/>
+          </w:rPr>
+          <w:fldChar w:fldCharType="begin"/>
+        </w:r>
+        <w:r>
+          <w:rPr>
+            <w:noProof/>
+            <w:webHidden/>
+          </w:rPr>
+          <w:instrText xml:space="preserve"> PAGEREF _Toc226466881 \h </w:instrText>
+        </w:r>
+        <w:r>
+          <w:rPr>
+            <w:noProof/>
+            <w:webHidden/>
+          </w:rPr>
+        </w:r>
+        <w:r>
+          <w:rPr>
+            <w:noProof/>
+            <w:webHidden/>
+          </w:rPr>
+          <w:fldChar w:fldCharType="separate"/>
+        </w:r>
+        <w:r>
+          <w:rPr>
+            <w:noProof/>
+            <w:webHidden/>
+          </w:rPr>
+          <w:t>9</w:t>
+        </w:r>
+        <w:r>
+          <w:rPr>
+            <w:noProof/>
+            <w:webHidden/>
+          </w:rPr>
+          <w:fldChar w:fldCharType="end"/>
+        </w:r>
+      </w:hyperlink>
+    </w:p>
+    <w:p>
+      <w:pPr>
+        <w:pStyle w:val="TJ2"/>
+        <w:tabs>
+          <w:tab w:val="right" w:leader="dot" w:pos="9062"/>
+        </w:tabs>
+        <w:rPr>
+          <w:rFonts w:eastAsiaTheme="minorEastAsia"/>
+          <w:noProof/>
+          <w:lang w:eastAsia="hu-HU"/>
+        </w:rPr>
+      </w:pPr>
+      <w:hyperlink w:anchor="_Toc226466882" w:history="1">
+        <w:r>
+          <w:rPr>
+            <w:rStyle w:val="Hiperhivatkozs"/>
+            <w:noProof/>
+          </w:rPr>
+          <w:t>SPA menü</w:t>
+        </w:r>
+        <w:r>
+          <w:rPr>
+            <w:noProof/>
+            <w:webHidden/>
+          </w:rPr>
+          <w:tab/>
+        </w:r>
+        <w:r>
+          <w:rPr>
+            <w:noProof/>
+            <w:webHidden/>
+          </w:rPr>
+          <w:fldChar w:fldCharType="begin"/>
+        </w:r>
+        <w:r>
+          <w:rPr>
+            <w:noProof/>
+            <w:webHidden/>
+          </w:rPr>
+          <w:instrText xml:space="preserve"> PAGEREF _Toc226466882 \h </w:instrText>
+        </w:r>
+        <w:r>
+          <w:rPr>
+            <w:noProof/>
+            <w:webHidden/>
+          </w:rPr>
+        </w:r>
+        <w:r>
+          <w:rPr>
+            <w:noProof/>
+            <w:webHidden/>
+          </w:rPr>
+          <w:fldChar w:fldCharType="separate"/>
+        </w:r>
+        <w:r>
+          <w:rPr>
+            <w:noProof/>
+            <w:webHidden/>
+          </w:rPr>
+          <w:t>9</w:t>
+        </w:r>
+        <w:r>
+          <w:rPr>
+            <w:noProof/>
+            <w:webHidden/>
+          </w:rPr>
+          <w:fldChar w:fldCharType="end"/>
+        </w:r>
+      </w:hyperlink>
+    </w:p>
+    <w:p>
+      <w:pPr>
+        <w:pStyle w:val="TJ2"/>
+        <w:tabs>
+          <w:tab w:val="right" w:leader="dot" w:pos="9062"/>
+        </w:tabs>
+        <w:rPr>
+          <w:rFonts w:eastAsiaTheme="minorEastAsia"/>
+          <w:noProof/>
+          <w:lang w:eastAsia="hu-HU"/>
+        </w:rPr>
+      </w:pPr>
+      <w:hyperlink w:anchor="_Toc226466883" w:history="1">
+        <w:r>
+          <w:rPr>
+            <w:rStyle w:val="Hiperhivatkozs"/>
+            <w:noProof/>
+          </w:rPr>
+          <w:t>Fetch API menü</w:t>
+        </w:r>
+        <w:r>
+          <w:rPr>
+            <w:noProof/>
+            <w:webHidden/>
+          </w:rPr>
+          <w:tab/>
+        </w:r>
+        <w:r>
+          <w:rPr>
+            <w:noProof/>
+            <w:webHidden/>
+          </w:rPr>
+          <w:fldChar w:fldCharType="begin"/>
+        </w:r>
+        <w:r>
+          <w:rPr>
+            <w:noProof/>
+            <w:webHidden/>
+          </w:rPr>
+          <w:instrText xml:space="preserve"> PAGEREF _Toc226466883 \h </w:instrText>
+        </w:r>
+        <w:r>
+          <w:rPr>
+            <w:noProof/>
+            <w:webHidden/>
+          </w:rPr>
+        </w:r>
+        <w:r>
+          <w:rPr>
+            <w:noProof/>
+            <w:webHidden/>
+          </w:rPr>
+          <w:fldChar w:fldCharType="separate"/>
+        </w:r>
+        <w:r>
+          <w:rPr>
+            <w:noProof/>
+            <w:webHidden/>
+          </w:rPr>
+          <w:t>9</w:t>
+        </w:r>
+        <w:r>
+          <w:rPr>
+            <w:noProof/>
+            <w:webHidden/>
+          </w:rPr>
+          <w:fldChar w:fldCharType="end"/>
+        </w:r>
+      </w:hyperlink>
+    </w:p>
+    <w:p>
+      <w:pPr>
+        <w:pStyle w:val="TJ2"/>
+        <w:tabs>
+          <w:tab w:val="right" w:leader="dot" w:pos="9062"/>
+        </w:tabs>
+        <w:rPr>
+          <w:rFonts w:eastAsiaTheme="minorEastAsia"/>
+          <w:noProof/>
+          <w:lang w:eastAsia="hu-HU"/>
+        </w:rPr>
+      </w:pPr>
+      <w:hyperlink w:anchor="_Toc226466884" w:history="1">
+        <w:r>
+          <w:rPr>
+            <w:rStyle w:val="Hiperhivatkozs"/>
+            <w:noProof/>
+          </w:rPr>
+          <w:t>Axios menü</w:t>
+        </w:r>
+        <w:r>
+          <w:rPr>
+            <w:noProof/>
+            <w:webHidden/>
+          </w:rPr>
+          <w:tab/>
+        </w:r>
+        <w:r>
+          <w:rPr>
+            <w:noProof/>
+            <w:webHidden/>
+          </w:rPr>
+          <w:fldChar w:fldCharType="begin"/>
+        </w:r>
+        <w:r>
+          <w:rPr>
+            <w:noProof/>
+            <w:webHidden/>
+          </w:rPr>
+          <w:instrText xml:space="preserve"> PAGEREF _Toc226466884 \h </w:instrText>
+        </w:r>
+        <w:r>
+          <w:rPr>
+            <w:noProof/>
+            <w:webHidden/>
+          </w:rPr>
+        </w:r>
+        <w:r>
+          <w:rPr>
+            <w:noProof/>
+            <w:webHidden/>
+          </w:rPr>
+          <w:fldChar w:fldCharType="separate"/>
+        </w:r>
+        <w:r>
+          <w:rPr>
+            <w:noProof/>
+            <w:webHidden/>
+          </w:rPr>
+          <w:t>9</w:t>
+        </w:r>
+        <w:r>
+          <w:rPr>
+            <w:noProof/>
+            <w:webHidden/>
+          </w:rPr>
+          <w:fldChar w:fldCharType="end"/>
+        </w:r>
+      </w:hyperlink>
+    </w:p>
+    <w:p>
+      <w:pPr>
+        <w:pStyle w:val="TJ2"/>
+        <w:tabs>
+          <w:tab w:val="right" w:leader="dot" w:pos="9062"/>
+        </w:tabs>
+        <w:rPr>
+          <w:rFonts w:eastAsiaTheme="minorEastAsia"/>
+          <w:noProof/>
+          <w:lang w:eastAsia="hu-HU"/>
+        </w:rPr>
+      </w:pPr>
+      <w:hyperlink w:anchor="_Toc226466885" w:history="1">
+        <w:r>
+          <w:rPr>
+            <w:rStyle w:val="Hiperhivatkozs"/>
+            <w:noProof/>
+          </w:rPr>
+          <w:t>OOJS menü</w:t>
+        </w:r>
+        <w:r>
+          <w:rPr>
+            <w:noProof/>
+            <w:webHidden/>
+          </w:rPr>
+          <w:tab/>
+        </w:r>
+        <w:r>
+          <w:rPr>
+            <w:noProof/>
+            <w:webHidden/>
+          </w:rPr>
+          <w:fldChar w:fldCharType="begin"/>
+        </w:r>
+        <w:r>
+          <w:rPr>
+            <w:noProof/>
+            <w:webHidden/>
+          </w:rPr>
+          <w:instrText xml:space="preserve"> PAGEREF _Toc226466885 \h </w:instrText>
+        </w:r>
+        <w:r>
+          <w:rPr>
+            <w:noProof/>
+            <w:webHidden/>
+          </w:rPr>
+        </w:r>
+        <w:r>
+          <w:rPr>
+            <w:noProof/>
+            <w:webHidden/>
+          </w:rPr>
+          <w:fldChar w:fldCharType="separate"/>
+        </w:r>
+        <w:r>
+          <w:rPr>
+            <w:noProof/>
+            <w:webHidden/>
+          </w:rPr>
+          <w:t>9</w:t>
+        </w:r>
+        <w:r>
+          <w:rPr>
+            <w:noProof/>
+            <w:webHidden/>
+          </w:rPr>
+          <w:fldChar w:fldCharType="end"/>
+        </w:r>
+      </w:hyperlink>
+    </w:p>
+    <w:p>
+      <w:r>
+        <w:fldChar w:fldCharType="end"/>
+      </w:r>
+      <w:r>
+        <w:br w:type="page"/>
+      </w:r>
+    </w:p>
+    <w:p>
+      <w:pPr>
+        <w:pStyle w:val="Cmsor1"/>
+      </w:pPr>
+      <w:bookmarkStart w:id="0" w:name="_Felhasználói_dokumentáció"/>
+      <w:bookmarkStart w:id="1" w:name="_Toc226466870"/>
+      <w:bookmarkEnd w:id="0"/>
+      <w:r>
+        <w:lastRenderedPageBreak/>
+        <w:t>Felhasználói dokumentáció</w:t>
+      </w:r>
+      <w:bookmarkEnd w:id="1"/>
+    </w:p>
+    <w:p>
+      <w:pPr>
+        <w:pStyle w:val="Cmsor2"/>
+      </w:pPr>
+      <w:bookmarkStart w:id="2" w:name="_Toc226466871"/>
+      <w:r>
+        <w:t>Főoldal</w:t>
+      </w:r>
+      <w:bookmarkEnd w:id="2"/>
+    </w:p>
+    <w:p>
+      <w:r>
+        <w:t xml:space="preserve">Oldal URL: </w:t>
+      </w:r>
+      <w:hyperlink r:id="rId6" w:history="1">
+        <w:r>
+          <w:rPr>
+            <w:rStyle w:val="Hiperhivatkozs"/>
+          </w:rPr>
+          <w:t>https://webprog1mged.page.gd</w:t>
+        </w:r>
+      </w:hyperlink>
+    </w:p>
+    <w:p>
+      <w:r>
+        <w:t>Az oldal fő része, ahonnan elérhető az összes későbbiekben bemutatott aloldal.</w:t>
+      </w:r>
+    </w:p>
+    <w:p>
+      <w:r>
+        <w:br w:type="page"/>
+      </w:r>
+    </w:p>
+    <w:p>
+      <w:pPr>
+        <w:pStyle w:val="Cmsor2"/>
+      </w:pPr>
+      <w:bookmarkStart w:id="3" w:name="_Toc226466872"/>
+      <w:r>
+        <w:lastRenderedPageBreak/>
+        <w:t>JavaScript menü</w:t>
+      </w:r>
+      <w:bookmarkEnd w:id="3"/>
+    </w:p>
+    <w:p>
+      <w:r>
+        <w:t xml:space="preserve">Oldal URL: </w:t>
+      </w:r>
+      <w:hyperlink r:id="rId7" w:history="1">
+        <w:r>
+          <w:rPr>
+            <w:rStyle w:val="Hiperhivatkozs"/>
+          </w:rPr>
+          <w:t>https://webprog1mged.page.gd/j</w:t>
+        </w:r>
+        <w:r>
+          <w:rPr>
+            <w:rStyle w:val="Hiperhivatkozs"/>
+          </w:rPr>
+          <w:t>a</w:t>
+        </w:r>
+        <w:r>
+          <w:rPr>
+            <w:rStyle w:val="Hiperhivatkozs"/>
+          </w:rPr>
+          <w:t>vascript_crud/javascript.html</w:t>
+        </w:r>
+      </w:hyperlink>
+    </w:p>
+    <w:p>
+      <w:r>
+        <w:drawing>
+          <wp:inline distT="0" distB="0" distL="0" distR="0" wp14:anchorId="3C5B325F" wp14:editId="07DCF1F5">
+            <wp:extent cx="5760720" cy="1967948"/>
+            <wp:effectExtent l="0" t="0" r="0" b="0"/>
+            <wp:docPr id="1181109710" name="Kép 1"/>
+            <wp:cNvGraphicFramePr>
+              <a:graphicFrameLocks xmlns:a="http://schemas.openxmlformats.org/drawingml/2006/main" noChangeAspect="1"/>
+            </wp:cNvGraphicFramePr>
+            <a:graphic xmlns:a="http://schemas.openxmlformats.org/drawingml/2006/main">
+              <a:graphicData uri="http://schemas.openxmlformats.org/drawingml/2006/picture">
+                <pic:pic xmlns:pic="http://schemas.openxmlformats.org/drawingml/2006/picture">
+                  <pic:nvPicPr>
+                    <pic:cNvPr id="1181109710" name=""/>
+                    <pic:cNvPicPr/>
+                  </pic:nvPicPr>
+                  <pic:blipFill rotWithShape="1">
+                    <a:blip r:embed="rId8"/>
+                    <a:srcRect t="6427"/>
+                    <a:stretch>
+                      <a:fillRect/>
+                    </a:stretch>
+                  </pic:blipFill>
+                  <pic:spPr bwMode="auto">
+                    <a:xfrm>
+                      <a:off x="0" y="0"/>
+                      <a:ext cx="5760720" cy="1967948"/>
+                    </a:xfrm>
+                    <a:prstGeom prst="rect">
+                      <a:avLst/>
+                    </a:prstGeom>
+                    <a:ln>
+                      <a:noFill/>
+                    </a:ln>
+                    <a:extLst>
+                      <a:ext uri="{53640926-AAD7-44D8-BBD7-CCE9431645EC}">
+                        <a14:shadowObscured xmlns:a14="http://schemas.microsoft.com/office/drawing/2010/main"/>
+                      </a:ext>
+                    </a:extLst>
+                  </pic:spPr>
+                </pic:pic>
+              </a:graphicData>
+            </a:graphic>
+          </wp:inline>
+        </w:drawing>
+      </w:r>
+    </w:p>
+    <w:p>
+      <w:r>
+        <w:t>Az oldal táblázatos formában megjeleníti a gépek adatait, amelyeken az alábbi műveletek végezhetőek:</w:t>
+      </w:r>
+    </w:p>
+    <w:p>
+      <w:pPr>
+        <w:pStyle w:val="Listaszerbekezds"/>
+        <w:numPr>
+          <w:ilvl w:val="0"/>
+          <w:numId w:val="1"/>
+        </w:numPr>
+        <w:rPr>
+          <w:b/>
+          <w:bCs/>
+        </w:rPr>
+      </w:pPr>
+      <w:r>
+        <w:rPr>
+          <w:b/>
+          <w:bCs/>
+        </w:rPr>
+        <w:t>Új adat felvétele</w:t>
+      </w:r>
+    </w:p>
+    <w:p>
+      <w:pPr>
+        <w:pStyle w:val="Listaszerbekezds"/>
+        <w:ind w:left="360"/>
+      </w:pPr>
+      <w:r>
+        <w:t xml:space="preserve">A táblázat fejléce és az első adat között található </w:t>
+      </w:r>
+      <w:r>
+        <w:t xml:space="preserve"> </w:t>
+      </w:r>
+      <w:r>
+        <w:t>„+ Új adat felvétele” gombra kattintva érhetjük el ezt a funkciót</w:t>
+      </w:r>
+      <w:r>
+        <w:t xml:space="preserve"> egy felugró ablakban</w:t>
+      </w:r>
+      <w:r>
+        <w:t>.</w:t>
+      </w:r>
+      <w:r>
+        <w:rPr>
+          <w:noProof/>
+        </w:rPr>
+        <w:t xml:space="preserve"> </w:t>
+      </w:r>
+      <w:r>
+        <w:drawing>
+          <wp:inline distT="0" distB="0" distL="0" distR="0" wp14:anchorId="7175BACC" wp14:editId="4C8C1EB1">
+            <wp:extent cx="3620005" cy="257211"/>
+            <wp:effectExtent l="0" t="0" r="0" b="9525"/>
+            <wp:docPr id="726136002" name="Kép 1"/>
+            <wp:cNvGraphicFramePr>
+              <a:graphicFrameLocks xmlns:a="http://schemas.openxmlformats.org/drawingml/2006/main" noChangeAspect="1"/>
+            </wp:cNvGraphicFramePr>
+            <a:graphic xmlns:a="http://schemas.openxmlformats.org/drawingml/2006/main">
+              <a:graphicData uri="http://schemas.openxmlformats.org/drawingml/2006/picture">
+                <pic:pic xmlns:pic="http://schemas.openxmlformats.org/drawingml/2006/picture">
+                  <pic:nvPicPr>
+                    <pic:cNvPr id="726136002" name=""/>
+                    <pic:cNvPicPr/>
+                  </pic:nvPicPr>
+                  <pic:blipFill>
+                    <a:blip r:embed="rId9"/>
+                    <a:stretch>
+                      <a:fillRect/>
+                    </a:stretch>
+                  </pic:blipFill>
+                  <pic:spPr>
+                    <a:xfrm>
+                      <a:off x="0" y="0"/>
+                      <a:ext cx="3620005" cy="257211"/>
+                    </a:xfrm>
+                    <a:prstGeom prst="rect">
+                      <a:avLst/>
+                    </a:prstGeom>
+                  </pic:spPr>
+                </pic:pic>
+              </a:graphicData>
+            </a:graphic>
+          </wp:inline>
+        </w:drawing>
+      </w:r>
+    </w:p>
+    <w:p>
+      <w:pPr>
+        <w:pStyle w:val="Listaszerbekezds"/>
+        <w:ind w:left="360"/>
+      </w:pPr>
+      <w:r>
+        <w:t>Egy új adatnak kötelezően meg kell adni az ID-t, helyet, típust és IP-címet.</w:t>
+      </w:r>
+    </w:p>
+    <w:p>
+      <w:pPr>
+        <w:pStyle w:val="Listaszerbekezds"/>
+        <w:ind w:left="360"/>
+      </w:pPr>
+      <w:r>
+        <w:t xml:space="preserve">Az ID-nek egyedi értéknek és számnak kell lennie, valamint az IP-címnél is figyelni kell a megfelelő formátumra. </w:t>
+      </w:r>
+      <w:r>
+        <w:t>Amennyiben mégsem szeretnénk hozzáadni, kattintsunk a „Mégse” gombra, vagy egyszerűen csak az elsötétített területre.</w:t>
+      </w:r>
+    </w:p>
+    <w:p>
+      <w:pPr>
+        <w:pStyle w:val="Listaszerbekezds"/>
+        <w:ind w:left="360"/>
+      </w:pPr>
+      <w:r>
+        <w:drawing>
+          <wp:inline distT="0" distB="0" distL="0" distR="0" wp14:anchorId="4EE9BE0C" wp14:editId="2DA7DB03">
+            <wp:extent cx="4680000" cy="954881"/>
+            <wp:effectExtent l="0" t="0" r="6350" b="0"/>
+            <wp:docPr id="400051376" name="Kép 1"/>
+            <wp:cNvGraphicFramePr>
+              <a:graphicFrameLocks xmlns:a="http://schemas.openxmlformats.org/drawingml/2006/main" noChangeAspect="1"/>
+            </wp:cNvGraphicFramePr>
+            <a:graphic xmlns:a="http://schemas.openxmlformats.org/drawingml/2006/main">
+              <a:graphicData uri="http://schemas.openxmlformats.org/drawingml/2006/picture">
+                <pic:pic xmlns:pic="http://schemas.openxmlformats.org/drawingml/2006/picture">
+                  <pic:nvPicPr>
+                    <pic:cNvPr id="400051376" name=""/>
+                    <pic:cNvPicPr/>
+                  </pic:nvPicPr>
+                  <pic:blipFill>
+                    <a:blip r:embed="rId10"/>
+                    <a:stretch>
+                      <a:fillRect/>
+                    </a:stretch>
+                  </pic:blipFill>
+                  <pic:spPr>
+                    <a:xfrm>
+                      <a:off x="0" y="0"/>
+                      <a:ext cx="4680000" cy="954881"/>
+                    </a:xfrm>
+                    <a:prstGeom prst="rect">
+                      <a:avLst/>
+                    </a:prstGeom>
+                  </pic:spPr>
+                </pic:pic>
+              </a:graphicData>
+            </a:graphic>
+          </wp:inline>
+        </w:drawing>
+      </w:r>
+    </w:p>
+    <w:p>
+      <w:pPr>
+        <w:pStyle w:val="Listaszerbekezds"/>
+        <w:numPr>
+          <w:ilvl w:val="0"/>
+          <w:numId w:val="1"/>
+        </w:numPr>
+        <w:rPr>
+          <w:b/>
+          <w:bCs/>
+        </w:rPr>
+      </w:pPr>
+      <w:r>
+        <w:rPr>
+          <w:b/>
+          <w:bCs/>
+        </w:rPr>
+        <w:t>Meglévő adatok módosítása</w:t>
+      </w:r>
+    </w:p>
+    <w:p>
+      <w:pPr>
+        <w:pStyle w:val="Listaszerbekezds"/>
+        <w:ind w:left="360"/>
+        <w:rPr>
+          <w:noProof/>
+        </w:rPr>
+      </w:pPr>
+      <w:r>
+        <w:drawing>
+          <wp:anchor distT="0" distB="0" distL="114300" distR="114300" simplePos="0" relativeHeight="251658240" behindDoc="0" locked="0" layoutInCell="1" allowOverlap="1" wp14:anchorId="2906C2D8" wp14:editId="71DCDC88">
+            <wp:simplePos x="0" y="0"/>
+            <wp:positionH relativeFrom="column">
+              <wp:posOffset>5198303</wp:posOffset>
+            </wp:positionH>
+            <wp:positionV relativeFrom="paragraph">
+              <wp:posOffset>11071</wp:posOffset>
+            </wp:positionV>
+            <wp:extent cx="809625" cy="228600"/>
+            <wp:effectExtent l="0" t="0" r="9525" b="0"/>
+            <wp:wrapSquare wrapText="bothSides"/>
+            <wp:docPr id="1001103049" name="Kép 1"/>
+            <wp:cNvGraphicFramePr>
+              <a:graphicFrameLocks xmlns:a="http://schemas.openxmlformats.org/drawingml/2006/main" noChangeAspect="1"/>
+            </wp:cNvGraphicFramePr>
+            <a:graphic xmlns:a="http://schemas.openxmlformats.org/drawingml/2006/main">
+              <a:graphicData uri="http://schemas.openxmlformats.org/drawingml/2006/picture">
+                <pic:pic xmlns:pic="http://schemas.openxmlformats.org/drawingml/2006/picture">
+                  <pic:nvPicPr>
+                    <pic:cNvPr id="1001103049" name=""/>
+                    <pic:cNvPicPr/>
+                  </pic:nvPicPr>
+                  <pic:blipFill>
+                    <a:blip r:embed="rId11">
+                      <a:extLst>
+                        <a:ext uri="{28A0092B-C50C-407E-A947-70E740481C1C}">
+                          <a14:useLocalDpi xmlns:a14="http://schemas.microsoft.com/office/drawing/2010/main" val="0"/>
+                        </a:ext>
+                      </a:extLst>
+                    </a:blip>
+                    <a:stretch>
+                      <a:fillRect/>
+                    </a:stretch>
+                  </pic:blipFill>
+                  <pic:spPr>
+                    <a:xfrm>
+                      <a:off x="0" y="0"/>
+                      <a:ext cx="809625" cy="228600"/>
+                    </a:xfrm>
+                    <a:prstGeom prst="rect">
+                      <a:avLst/>
+                    </a:prstGeom>
+                  </pic:spPr>
+                </pic:pic>
+              </a:graphicData>
+            </a:graphic>
+          </wp:anchor>
+        </w:drawing>
+      </w:r>
+      <w:r>
+        <w:t xml:space="preserve">Minden adatsorban megtalálható a </w:t>
+      </w:r>
+      <w:r>
+        <w:t>„Módosítás”</w:t>
+      </w:r>
+      <w:r>
+        <w:t xml:space="preserve"> gomb, </w:t>
+      </w:r>
+      <w:r>
+        <w:t xml:space="preserve">amely lehetővé teszi az adatok megváltoztatását. </w:t>
+      </w:r>
+      <w:r>
+        <w:rPr>
+          <w:noProof/>
+        </w:rPr>
+        <w:t>Az adatfelvételhez hasonlóan ugyanazok a szabályok vonatkoznak erre a részre is.</w:t>
+      </w:r>
+      <w:r>
+        <w:rPr>
+          <w:noProof/>
+        </w:rPr>
+        <w:t xml:space="preserve"> Bezárni szintén úgy lehet, mint hozzáadásnál.</w:t>
+      </w:r>
+    </w:p>
+    <w:p>
+      <w:pPr>
+        <w:pStyle w:val="Listaszerbekezds"/>
+        <w:ind w:left="360"/>
+      </w:pPr>
+      <w:r>
+        <w:drawing>
+          <wp:inline distT="0" distB="0" distL="0" distR="0" wp14:anchorId="458186C1" wp14:editId="594DE74F">
+            <wp:extent cx="4680000" cy="949722"/>
+            <wp:effectExtent l="0" t="0" r="6350" b="3175"/>
+            <wp:docPr id="613624837" name="Kép 1"/>
+            <wp:cNvGraphicFramePr>
+              <a:graphicFrameLocks xmlns:a="http://schemas.openxmlformats.org/drawingml/2006/main" noChangeAspect="1"/>
+            </wp:cNvGraphicFramePr>
+            <a:graphic xmlns:a="http://schemas.openxmlformats.org/drawingml/2006/main">
+              <a:graphicData uri="http://schemas.openxmlformats.org/drawingml/2006/picture">
+                <pic:pic xmlns:pic="http://schemas.openxmlformats.org/drawingml/2006/picture">
+                  <pic:nvPicPr>
+                    <pic:cNvPr id="613624837" name=""/>
+                    <pic:cNvPicPr/>
+                  </pic:nvPicPr>
+                  <pic:blipFill>
+                    <a:blip r:embed="rId12"/>
+                    <a:stretch>
+                      <a:fillRect/>
+                    </a:stretch>
+                  </pic:blipFill>
+                  <pic:spPr>
+                    <a:xfrm>
+                      <a:off x="0" y="0"/>
+                      <a:ext cx="4680000" cy="949722"/>
+                    </a:xfrm>
+                    <a:prstGeom prst="rect">
+                      <a:avLst/>
+                    </a:prstGeom>
+                  </pic:spPr>
+                </pic:pic>
+              </a:graphicData>
+            </a:graphic>
+          </wp:inline>
+        </w:drawing>
+      </w:r>
+    </w:p>
+    <w:p>
+      <w:pPr>
+        <w:pStyle w:val="Listaszerbekezds"/>
+        <w:numPr>
+          <w:ilvl w:val="0"/>
+          <w:numId w:val="1"/>
+        </w:numPr>
+        <w:rPr>
+          <w:b/>
+          <w:bCs/>
+        </w:rPr>
+      </w:pPr>
+      <w:r>
+        <w:rPr>
+          <w:b/>
+          <w:bCs/>
+        </w:rPr>
+        <w:t>Adatok törlése</w:t>
+      </w:r>
+    </w:p>
+    <w:p>
+      <w:pPr>
+        <w:pStyle w:val="Listaszerbekezds"/>
+        <w:ind w:left="360"/>
+      </w:pPr>
+      <w:r>
+        <w:drawing>
+          <wp:anchor distT="0" distB="0" distL="114300" distR="114300" simplePos="0" relativeHeight="251659264" behindDoc="0" locked="0" layoutInCell="1" allowOverlap="1" wp14:anchorId="6F1B677A" wp14:editId="7834EEAF">
+            <wp:simplePos x="0" y="0"/>
+            <wp:positionH relativeFrom="column">
+              <wp:posOffset>5452690</wp:posOffset>
+            </wp:positionH>
+            <wp:positionV relativeFrom="paragraph">
+              <wp:posOffset>10133</wp:posOffset>
+            </wp:positionV>
+            <wp:extent cx="571500" cy="228600"/>
+            <wp:effectExtent l="0" t="0" r="0" b="0"/>
+            <wp:wrapSquare wrapText="bothSides"/>
+            <wp:docPr id="200022481" name="Kép 1"/>
+            <wp:cNvGraphicFramePr>
+              <a:graphicFrameLocks xmlns:a="http://schemas.openxmlformats.org/drawingml/2006/main" noChangeAspect="1"/>
+            </wp:cNvGraphicFramePr>
+            <a:graphic xmlns:a="http://schemas.openxmlformats.org/drawingml/2006/main">
+              <a:graphicData uri="http://schemas.openxmlformats.org/drawingml/2006/picture">
+                <pic:pic xmlns:pic="http://schemas.openxmlformats.org/drawingml/2006/picture">
+                  <pic:nvPicPr>
+                    <pic:cNvPr id="200022481" name=""/>
+                    <pic:cNvPicPr/>
+                  </pic:nvPicPr>
+                  <pic:blipFill>
+                    <a:blip r:embed="rId13">
+                      <a:extLst>
+                        <a:ext uri="{28A0092B-C50C-407E-A947-70E740481C1C}">
+                          <a14:useLocalDpi xmlns:a14="http://schemas.microsoft.com/office/drawing/2010/main" val="0"/>
+                        </a:ext>
+                      </a:extLst>
+                    </a:blip>
+                    <a:stretch>
+                      <a:fillRect/>
+                    </a:stretch>
+                  </pic:blipFill>
+                  <pic:spPr>
+                    <a:xfrm>
+                      <a:off x="0" y="0"/>
+                      <a:ext cx="571500" cy="228600"/>
+                    </a:xfrm>
+                    <a:prstGeom prst="rect">
+                      <a:avLst/>
+                    </a:prstGeom>
+                  </pic:spPr>
+                </pic:pic>
+              </a:graphicData>
+            </a:graphic>
+          </wp:anchor>
+        </w:drawing>
+      </w:r>
+      <w:r>
+        <w:t>Az adatsorokban megtalálható a „Törlés” gomb is, amelyre kattintva a törlés azonnal megtörténik.</w:t>
+      </w:r>
+      <w:r>
+        <w:rPr>
+          <w:noProof/>
+        </w:rPr>
+        <w:t xml:space="preserve"> </w:t>
+      </w:r>
+      <w:r>
+        <w:br w:type="page"/>
+      </w:r>
+    </w:p>
+    <w:p>
+      <w:pPr>
+        <w:pStyle w:val="Cmsor2"/>
+      </w:pPr>
+      <w:bookmarkStart w:id="4" w:name="_Toc226466873"/>
+      <w:r>
+        <w:lastRenderedPageBreak/>
+        <w:t>React menü</w:t>
+      </w:r>
+      <w:bookmarkEnd w:id="4"/>
+    </w:p>
+    <w:p>
+      <w:r>
+        <w:t xml:space="preserve">Oldal URL: </w:t>
+      </w:r>
+      <w:hyperlink r:id="rId14" w:history="1">
+        <w:r>
+          <w:rPr>
+            <w:rStyle w:val="Hiperhivatkozs"/>
+          </w:rPr>
+          <w:t>https://webprog1mged.page.gd/react</w:t>
+        </w:r>
+        <w:r>
+          <w:rPr>
+            <w:rStyle w:val="Hiperhivatkozs"/>
+          </w:rPr>
+          <w:t>_</w:t>
+        </w:r>
+        <w:r>
+          <w:rPr>
+            <w:rStyle w:val="Hiperhivatkozs"/>
+          </w:rPr>
+          <w:t>crud/react.html</w:t>
+        </w:r>
+      </w:hyperlink>
+    </w:p>
+    <w:p>
+      <w:r>
+        <w:drawing>
+          <wp:inline distT="0" distB="0" distL="0" distR="0" wp14:anchorId="09201F83" wp14:editId="082E87E9">
+            <wp:extent cx="5760720" cy="2122170"/>
+            <wp:effectExtent l="0" t="0" r="0" b="0"/>
+            <wp:docPr id="312433678" name="Kép 1"/>
+            <wp:cNvGraphicFramePr>
+              <a:graphicFrameLocks xmlns:a="http://schemas.openxmlformats.org/drawingml/2006/main" noChangeAspect="1"/>
+            </wp:cNvGraphicFramePr>
+            <a:graphic xmlns:a="http://schemas.openxmlformats.org/drawingml/2006/main">
+              <a:graphicData uri="http://schemas.openxmlformats.org/drawingml/2006/picture">
+                <pic:pic xmlns:pic="http://schemas.openxmlformats.org/drawingml/2006/picture">
+                  <pic:nvPicPr>
+                    <pic:cNvPr id="312433678" name=""/>
+                    <pic:cNvPicPr/>
+                  </pic:nvPicPr>
+                  <pic:blipFill>
+                    <a:blip r:embed="rId15"/>
+                    <a:stretch>
+                      <a:fillRect/>
+                    </a:stretch>
+                  </pic:blipFill>
+                  <pic:spPr>
+                    <a:xfrm>
+                      <a:off x="0" y="0"/>
+                      <a:ext cx="5760720" cy="2122170"/>
+                    </a:xfrm>
+                    <a:prstGeom prst="rect">
+                      <a:avLst/>
+                    </a:prstGeom>
+                  </pic:spPr>
+                </pic:pic>
+              </a:graphicData>
+            </a:graphic>
+          </wp:inline>
+        </w:drawing>
+      </w:r>
+    </w:p>
+    <w:p>
+      <w:r>
+        <w:t>A szoftverek listáját megjelenítő oldal, ahol tudunk hozzáadni, módosítani és törölni is adatokat.</w:t>
+      </w:r>
+    </w:p>
+    <w:p>
+      <w:pPr>
+        <w:spacing w:after="120"/>
+        <w:rPr>
+          <w:b/>
+          <w:bCs/>
+        </w:rPr>
+      </w:pPr>
+      <w:r>
+        <w:rPr>
+          <w:b/>
+          <w:bCs/>
+        </w:rPr>
+        <w:t>Adatok hozzáadása</w:t>
+      </w:r>
+    </w:p>
+    <w:p>
+      <w:r>
+        <w:t>Az adatok felvétele az oldal tetején található három mezőt kitöltve, majd a „Hozzáadás” gombra kattintva történik.</w:t>
+      </w:r>
+    </w:p>
+    <w:p>
+      <w:r>
+        <w:drawing>
+          <wp:inline distT="0" distB="0" distL="0" distR="0" wp14:anchorId="1948325C" wp14:editId="34E12217">
+            <wp:extent cx="5760720" cy="314325"/>
+            <wp:effectExtent l="0" t="0" r="0" b="9525"/>
+            <wp:docPr id="2051044804" name="Kép 1"/>
+            <wp:cNvGraphicFramePr>
+              <a:graphicFrameLocks xmlns:a="http://schemas.openxmlformats.org/drawingml/2006/main" noChangeAspect="1"/>
+            </wp:cNvGraphicFramePr>
+            <a:graphic xmlns:a="http://schemas.openxmlformats.org/drawingml/2006/main">
+              <a:graphicData uri="http://schemas.openxmlformats.org/drawingml/2006/picture">
+                <pic:pic xmlns:pic="http://schemas.openxmlformats.org/drawingml/2006/picture">
+                  <pic:nvPicPr>
+                    <pic:cNvPr id="2051044804" name=""/>
+                    <pic:cNvPicPr/>
+                  </pic:nvPicPr>
+                  <pic:blipFill>
+                    <a:blip r:embed="rId16"/>
+                    <a:stretch>
+                      <a:fillRect/>
+                    </a:stretch>
+                  </pic:blipFill>
+                  <pic:spPr>
+                    <a:xfrm>
+                      <a:off x="0" y="0"/>
+                      <a:ext cx="5760720" cy="314325"/>
+                    </a:xfrm>
+                    <a:prstGeom prst="rect">
+                      <a:avLst/>
+                    </a:prstGeom>
+                  </pic:spPr>
+                </pic:pic>
+              </a:graphicData>
+            </a:graphic>
+          </wp:inline>
+        </w:drawing>
+      </w:r>
+    </w:p>
+    <w:p>
+      <w:pPr>
+        <w:spacing w:after="120"/>
+        <w:rPr>
+          <w:b/>
+          <w:bCs/>
+        </w:rPr>
+      </w:pPr>
+      <w:r>
+        <w:rPr>
+          <w:b/>
+          <w:bCs/>
+        </w:rPr>
+        <w:t>Adatok módosítása</w:t>
+      </w:r>
+    </w:p>
+    <w:p>
+      <w:r>
+        <w:drawing>
+          <wp:anchor distT="0" distB="0" distL="114300" distR="114300" simplePos="0" relativeHeight="251660288" behindDoc="0" locked="0" layoutInCell="1" allowOverlap="1" wp14:anchorId="6AF0B76E" wp14:editId="7C699D22">
+            <wp:simplePos x="0" y="0"/>
+            <wp:positionH relativeFrom="margin">
+              <wp:align>right</wp:align>
+            </wp:positionH>
+            <wp:positionV relativeFrom="paragraph">
+              <wp:posOffset>505571</wp:posOffset>
+            </wp:positionV>
+            <wp:extent cx="2481580" cy="1924050"/>
+            <wp:effectExtent l="0" t="0" r="0" b="0"/>
+            <wp:wrapSquare wrapText="bothSides"/>
+            <wp:docPr id="1692678657" name="Kép 1"/>
+            <wp:cNvGraphicFramePr>
+              <a:graphicFrameLocks xmlns:a="http://schemas.openxmlformats.org/drawingml/2006/main" noChangeAspect="1"/>
+            </wp:cNvGraphicFramePr>
+            <a:graphic xmlns:a="http://schemas.openxmlformats.org/drawingml/2006/main">
+              <a:graphicData uri="http://schemas.openxmlformats.org/drawingml/2006/picture">
+                <pic:pic xmlns:pic="http://schemas.openxmlformats.org/drawingml/2006/picture">
+                  <pic:nvPicPr>
+                    <pic:cNvPr id="1692678657" name=""/>
+                    <pic:cNvPicPr/>
+                  </pic:nvPicPr>
+                  <pic:blipFill>
+                    <a:blip r:embed="rId17">
+                      <a:extLst>
+                        <a:ext uri="{28A0092B-C50C-407E-A947-70E740481C1C}">
+                          <a14:useLocalDpi xmlns:a14="http://schemas.microsoft.com/office/drawing/2010/main" val="0"/>
+                        </a:ext>
+                      </a:extLst>
+                    </a:blip>
+                    <a:stretch>
+                      <a:fillRect/>
+                    </a:stretch>
+                  </pic:blipFill>
+                  <pic:spPr>
+                    <a:xfrm>
+                      <a:off x="0" y="0"/>
+                      <a:ext cx="2481580" cy="1924050"/>
+                    </a:xfrm>
+                    <a:prstGeom prst="rect">
+                      <a:avLst/>
+                    </a:prstGeom>
+                  </pic:spPr>
+                </pic:pic>
+              </a:graphicData>
+            </a:graphic>
+            <wp14:sizeRelH relativeFrom="margin">
+              <wp14:pctWidth>0</wp14:pctWidth>
+            </wp14:sizeRelH>
+            <wp14:sizeRelV relativeFrom="margin">
+              <wp14:pctHeight>0</wp14:pctHeight>
+            </wp14:sizeRelV>
+          </wp:anchor>
+        </w:drawing>
+      </w:r>
+      <w:r>
+        <w:drawing>
+          <wp:anchor distT="0" distB="0" distL="114300" distR="114300" simplePos="0" relativeHeight="251661312" behindDoc="0" locked="0" layoutInCell="1" allowOverlap="1" wp14:anchorId="5C612F4D" wp14:editId="4DDFB7D7">
+            <wp:simplePos x="0" y="0"/>
+            <wp:positionH relativeFrom="column">
+              <wp:posOffset>3551417</wp:posOffset>
+            </wp:positionH>
+            <wp:positionV relativeFrom="paragraph">
+              <wp:posOffset>14854</wp:posOffset>
+            </wp:positionV>
+            <wp:extent cx="1952625" cy="390525"/>
+            <wp:effectExtent l="0" t="0" r="9525" b="9525"/>
+            <wp:wrapSquare wrapText="bothSides"/>
+            <wp:docPr id="175754300" name="Kép 1"/>
+            <wp:cNvGraphicFramePr>
+              <a:graphicFrameLocks xmlns:a="http://schemas.openxmlformats.org/drawingml/2006/main" noChangeAspect="1"/>
+            </wp:cNvGraphicFramePr>
+            <a:graphic xmlns:a="http://schemas.openxmlformats.org/drawingml/2006/main">
+              <a:graphicData uri="http://schemas.openxmlformats.org/drawingml/2006/picture">
+                <pic:pic xmlns:pic="http://schemas.openxmlformats.org/drawingml/2006/picture">
+                  <pic:nvPicPr>
+                    <pic:cNvPr id="175754300" name=""/>
+                    <pic:cNvPicPr/>
+                  </pic:nvPicPr>
+                  <pic:blipFill>
+                    <a:blip r:embed="rId18">
+                      <a:extLst>
+                        <a:ext uri="{28A0092B-C50C-407E-A947-70E740481C1C}">
+                          <a14:useLocalDpi xmlns:a14="http://schemas.microsoft.com/office/drawing/2010/main" val="0"/>
+                        </a:ext>
+                      </a:extLst>
+                    </a:blip>
+                    <a:stretch>
+                      <a:fillRect/>
+                    </a:stretch>
+                  </pic:blipFill>
+                  <pic:spPr>
+                    <a:xfrm>
+                      <a:off x="0" y="0"/>
+                      <a:ext cx="1952625" cy="390525"/>
+                    </a:xfrm>
+                    <a:prstGeom prst="rect">
+                      <a:avLst/>
+                    </a:prstGeom>
+                  </pic:spPr>
+                </pic:pic>
+              </a:graphicData>
+            </a:graphic>
+          </wp:anchor>
+        </w:drawing>
+      </w:r>
+      <w:r>
+        <w:t>Minden adatnak a sorában található egy „Módosítás” gomb, amely lehetőséget nyújt az adott adatsor értékeinek változtatására. Véglegesíteni a megjelenő ablakban az alsó kék gombbal tudjuk, ha pedig mégsem szeretnénk, akkor jobb felül az X-re kattintva tudjuk bezárni.</w:t>
+      </w:r>
+      <w:r>
+        <w:t xml:space="preserve"> </w:t>
+      </w:r>
+    </w:p>
+    <w:p>
+      <w:pPr>
+        <w:spacing w:after="120"/>
+        <w:rPr>
+          <w:b/>
+          <w:bCs/>
+        </w:rPr>
+      </w:pPr>
+      <w:r>
+        <w:rPr>
+          <w:b/>
+          <w:bCs/>
+        </w:rPr>
+        <w:t>Adatok törlése</w:t>
+      </w:r>
+    </w:p>
+    <w:p>
+      <w:r>
+        <w:t>Törölni szintén az egyes adatsorokban található piros „Törlés” gombbal lehetséges, amelyre kattintva azonnal törli az abban a sorban található adatot.</w:t>
+      </w:r>
+      <w:r>
+        <w:rPr>
+          <w:noProof/>
+        </w:rPr>
+        <w:t xml:space="preserve"> </w:t>
+      </w:r>
+      <w:r>
+        <w:t xml:space="preserve"> </w:t>
+      </w:r>
+      <w:r>
+        <w:br w:type="page"/>
+      </w:r>
+    </w:p>
+    <w:p>
+      <w:pPr>
+        <w:pStyle w:val="Cmsor2"/>
+      </w:pPr>
+      <w:bookmarkStart w:id="5" w:name="_Toc226466874"/>
+      <w:r>
+        <w:lastRenderedPageBreak/>
+        <w:t>SPA menü</w:t>
+      </w:r>
+      <w:bookmarkEnd w:id="5"/>
+    </w:p>
+    <w:p>
+      <w:r>
+        <w:t xml:space="preserve">Oldal URL: </w:t>
+      </w:r>
+      <w:hyperlink r:id="rId19" w:history="1">
+        <w:r>
+          <w:rPr>
+            <w:rStyle w:val="Hiperhivatkozs"/>
+          </w:rPr>
+          <w:t>https://webprog1mged.page.gd/spa/spa.html</w:t>
+        </w:r>
+      </w:hyperlink>
+    </w:p>
+    <w:p>
+      <w:r>
+        <w:br w:type="page"/>
+      </w:r>
+    </w:p>
+    <w:p>
+      <w:pPr>
+        <w:pStyle w:val="Cmsor2"/>
+      </w:pPr>
+      <w:bookmarkStart w:id="6" w:name="_Toc226466875"/>
+      <w:r>
+        <w:lastRenderedPageBreak/>
+        <w:t>Fetch API menü</w:t>
+      </w:r>
+      <w:bookmarkEnd w:id="6"/>
+    </w:p>
+    <w:p>
+      <w:r>
+        <w:t xml:space="preserve">Oldal URL: </w:t>
+      </w:r>
+      <w:hyperlink r:id="rId20" w:history="1">
+        <w:r>
+          <w:rPr>
+            <w:rStyle w:val="Hiperhivatkozs"/>
+          </w:rPr>
+          <w:t>https://webprog1mged.page.gd/f</w:t>
+        </w:r>
+        <w:r>
+          <w:rPr>
+            <w:rStyle w:val="Hiperhivatkozs"/>
+          </w:rPr>
+          <w:t>e</w:t>
+        </w:r>
+        <w:r>
+          <w:rPr>
+            <w:rStyle w:val="Hiperhivatkozs"/>
+          </w:rPr>
+          <w:t>tchapi_crud/fetchapi.html</w:t>
+        </w:r>
+      </w:hyperlink>
+    </w:p>
+    <w:p>
+      <w:r>
+        <w:drawing>
+          <wp:inline distT="0" distB="0" distL="0" distR="0" wp14:anchorId="274C2FDE" wp14:editId="6C9F2DAC">
+            <wp:extent cx="5760720" cy="1991995"/>
+            <wp:effectExtent l="0" t="0" r="0" b="8255"/>
+            <wp:docPr id="487344459" name="Kép 1"/>
+            <wp:cNvGraphicFramePr>
+              <a:graphicFrameLocks xmlns:a="http://schemas.openxmlformats.org/drawingml/2006/main" noChangeAspect="1"/>
+            </wp:cNvGraphicFramePr>
+            <a:graphic xmlns:a="http://schemas.openxmlformats.org/drawingml/2006/main">
+              <a:graphicData uri="http://schemas.openxmlformats.org/drawingml/2006/picture">
+                <pic:pic xmlns:pic="http://schemas.openxmlformats.org/drawingml/2006/picture">
+                  <pic:nvPicPr>
+                    <pic:cNvPr id="487344459" name=""/>
+                    <pic:cNvPicPr/>
+                  </pic:nvPicPr>
+                  <pic:blipFill>
+                    <a:blip r:embed="rId21"/>
+                    <a:stretch>
+                      <a:fillRect/>
+                    </a:stretch>
+                  </pic:blipFill>
+                  <pic:spPr>
+                    <a:xfrm>
+                      <a:off x="0" y="0"/>
+                      <a:ext cx="5760720" cy="1991995"/>
+                    </a:xfrm>
+                    <a:prstGeom prst="rect">
+                      <a:avLst/>
+                    </a:prstGeom>
+                  </pic:spPr>
+                </pic:pic>
+              </a:graphicData>
+            </a:graphic>
+          </wp:inline>
+        </w:drawing>
+      </w:r>
+    </w:p>
+    <w:p>
+      <w:r>
+        <w:t>Az eddigi adatokkal dolgozó oldalaktól (JavaScript menütől, React menütől) eltérően az alábbi oldal a szerveren található adatbázis adatait jeleníti meg számunkra, amelyeket tudunk bővíteni, módosítani és törölni. Ezek már az oldal újra betöltésekor nem vesznek el.</w:t>
+      </w:r>
+    </w:p>
+    <w:p>
+      <w:pPr>
+        <w:spacing w:after="120"/>
+        <w:rPr>
+          <w:b/>
+          <w:bCs/>
+        </w:rPr>
+      </w:pPr>
+      <w:r>
+        <w:rPr>
+          <w:b/>
+          <w:bCs/>
+        </w:rPr>
+        <w:t>Új adat</w:t>
+      </w:r>
+      <w:r>
+        <w:rPr>
+          <w:b/>
+          <w:bCs/>
+        </w:rPr>
+        <w:t xml:space="preserve"> felvétele</w:t>
+      </w:r>
+    </w:p>
+    <w:p>
+      <w:r>
+        <w:t>Egy adatot felvenni a táblázat felett található két mezőt kitöltve és a „Hozzáadás” gombra kattintva tudunk.</w:t>
+      </w:r>
+    </w:p>
+    <w:p>
+      <w:pPr>
+        <w:jc w:val="center"/>
+      </w:pPr>
+      <w:r>
+        <w:drawing>
+          <wp:inline distT="0" distB="0" distL="0" distR="0" wp14:anchorId="7AC28A3B" wp14:editId="5B4C44FE">
+            <wp:extent cx="2995196" cy="252000"/>
+            <wp:effectExtent l="0" t="0" r="0" b="0"/>
+            <wp:docPr id="243387070" name="Kép 1"/>
+            <wp:cNvGraphicFramePr>
+              <a:graphicFrameLocks xmlns:a="http://schemas.openxmlformats.org/drawingml/2006/main" noChangeAspect="1"/>
+            </wp:cNvGraphicFramePr>
+            <a:graphic xmlns:a="http://schemas.openxmlformats.org/drawingml/2006/main">
+              <a:graphicData uri="http://schemas.openxmlformats.org/drawingml/2006/picture">
+                <pic:pic xmlns:pic="http://schemas.openxmlformats.org/drawingml/2006/picture">
+                  <pic:nvPicPr>
+                    <pic:cNvPr id="243387070" name=""/>
+                    <pic:cNvPicPr/>
+                  </pic:nvPicPr>
+                  <pic:blipFill>
+                    <a:blip r:embed="rId22"/>
+                    <a:stretch>
+                      <a:fillRect/>
+                    </a:stretch>
+                  </pic:blipFill>
+                  <pic:spPr>
+                    <a:xfrm>
+                      <a:off x="0" y="0"/>
+                      <a:ext cx="2995196" cy="252000"/>
+                    </a:xfrm>
+                    <a:prstGeom prst="rect">
+                      <a:avLst/>
+                    </a:prstGeom>
+                  </pic:spPr>
+                </pic:pic>
+              </a:graphicData>
+            </a:graphic>
+          </wp:inline>
+        </w:drawing>
+      </w:r>
+      <w:r>
+        <w:tab/>
+      </w:r>
+      <w:r>
+        <w:drawing>
+          <wp:inline distT="0" distB="0" distL="0" distR="0" wp14:anchorId="3107F5EB" wp14:editId="7B557432">
+            <wp:extent cx="660649" cy="252000"/>
+            <wp:effectExtent l="0" t="0" r="6350" b="0"/>
+            <wp:docPr id="981110240" name="Kép 1"/>
+            <wp:cNvGraphicFramePr>
+              <a:graphicFrameLocks xmlns:a="http://schemas.openxmlformats.org/drawingml/2006/main" noChangeAspect="1"/>
+            </wp:cNvGraphicFramePr>
+            <a:graphic xmlns:a="http://schemas.openxmlformats.org/drawingml/2006/main">
+              <a:graphicData uri="http://schemas.openxmlformats.org/drawingml/2006/picture">
+                <pic:pic xmlns:pic="http://schemas.openxmlformats.org/drawingml/2006/picture">
+                  <pic:nvPicPr>
+                    <pic:cNvPr id="981110240" name=""/>
+                    <pic:cNvPicPr/>
+                  </pic:nvPicPr>
+                  <pic:blipFill>
+                    <a:blip r:embed="rId23"/>
+                    <a:stretch>
+                      <a:fillRect/>
+                    </a:stretch>
+                  </pic:blipFill>
+                  <pic:spPr>
+                    <a:xfrm>
+                      <a:off x="0" y="0"/>
+                      <a:ext cx="660649" cy="252000"/>
+                    </a:xfrm>
+                    <a:prstGeom prst="rect">
+                      <a:avLst/>
+                    </a:prstGeom>
+                  </pic:spPr>
+                </pic:pic>
+              </a:graphicData>
+            </a:graphic>
+          </wp:inline>
+        </w:drawing>
+      </w:r>
+    </w:p>
+    <w:p>
+      <w:pPr>
+        <w:spacing w:after="120"/>
+        <w:rPr>
+          <w:b/>
+          <w:bCs/>
+        </w:rPr>
+      </w:pPr>
+      <w:r>
+        <w:rPr>
+          <w:b/>
+          <w:bCs/>
+        </w:rPr>
+        <w:t>Adatok módosítása</w:t>
+      </w:r>
+    </w:p>
+    <w:p>
+      <w:pPr>
+        <w:rPr>
+          <w:noProof/>
+        </w:rPr>
+      </w:pPr>
+      <w:r>
+        <w:drawing>
+          <wp:anchor distT="0" distB="0" distL="114300" distR="114300" simplePos="0" relativeHeight="251662336" behindDoc="0" locked="0" layoutInCell="1" allowOverlap="1" wp14:anchorId="7073D3EE" wp14:editId="66209AE1">
+            <wp:simplePos x="0" y="0"/>
+            <wp:positionH relativeFrom="margin">
+              <wp:align>right</wp:align>
+            </wp:positionH>
+            <wp:positionV relativeFrom="paragraph">
+              <wp:posOffset>10160</wp:posOffset>
+            </wp:positionV>
+            <wp:extent cx="755027" cy="288000"/>
+            <wp:effectExtent l="0" t="0" r="6985" b="0"/>
+            <wp:wrapSquare wrapText="bothSides"/>
+            <wp:docPr id="563560441" name="Kép 1"/>
+            <wp:cNvGraphicFramePr>
+              <a:graphicFrameLocks xmlns:a="http://schemas.openxmlformats.org/drawingml/2006/main" noChangeAspect="1"/>
+            </wp:cNvGraphicFramePr>
+            <a:graphic xmlns:a="http://schemas.openxmlformats.org/drawingml/2006/main">
+              <a:graphicData uri="http://schemas.openxmlformats.org/drawingml/2006/picture">
+                <pic:pic xmlns:pic="http://schemas.openxmlformats.org/drawingml/2006/picture">
+                  <pic:nvPicPr>
+                    <pic:cNvPr id="563560441" name=""/>
+                    <pic:cNvPicPr/>
+                  </pic:nvPicPr>
+                  <pic:blipFill>
+                    <a:blip r:embed="rId24">
+                      <a:extLst>
+                        <a:ext uri="{28A0092B-C50C-407E-A947-70E740481C1C}">
+                          <a14:useLocalDpi xmlns:a14="http://schemas.microsoft.com/office/drawing/2010/main" val="0"/>
+                        </a:ext>
+                      </a:extLst>
+                    </a:blip>
+                    <a:stretch>
+                      <a:fillRect/>
+                    </a:stretch>
+                  </pic:blipFill>
+                  <pic:spPr>
+                    <a:xfrm>
+                      <a:off x="0" y="0"/>
+                      <a:ext cx="755027" cy="288000"/>
+                    </a:xfrm>
+                    <a:prstGeom prst="rect">
+                      <a:avLst/>
+                    </a:prstGeom>
+                  </pic:spPr>
+                </pic:pic>
+              </a:graphicData>
+            </a:graphic>
+            <wp14:sizeRelH relativeFrom="margin">
+              <wp14:pctWidth>0</wp14:pctWidth>
+            </wp14:sizeRelH>
+            <wp14:sizeRelV relativeFrom="margin">
+              <wp14:pctHeight>0</wp14:pctHeight>
+            </wp14:sizeRelV>
+          </wp:anchor>
+        </w:drawing>
+      </w:r>
+      <w:r>
+        <w:t>A módosítani kívánt adatsorában rákattintva a „Módosítás” gombra, a sor adatai szerkeszthetővé válnak.</w:t>
+      </w:r>
+      <w:r>
+        <w:rPr>
+          <w:noProof/>
+        </w:rPr>
+        <w:t xml:space="preserve"> Miután átírtuk a szükséges adatokat, a „Megerősítés”-re kattintva a változás megtörténik.</w:t>
+      </w:r>
+    </w:p>
+    <w:p>
+      <w:pPr>
+        <w:jc w:val="center"/>
+      </w:pPr>
+      <w:r>
+        <w:drawing>
+          <wp:inline distT="0" distB="0" distL="0" distR="0" wp14:anchorId="00872B64" wp14:editId="3C3CDBC6">
+            <wp:extent cx="5760720" cy="270510"/>
+            <wp:effectExtent l="0" t="0" r="0" b="0"/>
+            <wp:docPr id="735554776" name="Kép 1"/>
+            <wp:cNvGraphicFramePr>
+              <a:graphicFrameLocks xmlns:a="http://schemas.openxmlformats.org/drawingml/2006/main" noChangeAspect="1"/>
+            </wp:cNvGraphicFramePr>
+            <a:graphic xmlns:a="http://schemas.openxmlformats.org/drawingml/2006/main">
+              <a:graphicData uri="http://schemas.openxmlformats.org/drawingml/2006/picture">
+                <pic:pic xmlns:pic="http://schemas.openxmlformats.org/drawingml/2006/picture">
+                  <pic:nvPicPr>
+                    <pic:cNvPr id="735554776" name=""/>
+                    <pic:cNvPicPr/>
+                  </pic:nvPicPr>
+                  <pic:blipFill>
+                    <a:blip r:embed="rId25"/>
+                    <a:stretch>
+                      <a:fillRect/>
+                    </a:stretch>
+                  </pic:blipFill>
+                  <pic:spPr>
+                    <a:xfrm>
+                      <a:off x="0" y="0"/>
+                      <a:ext cx="5760720" cy="270510"/>
+                    </a:xfrm>
+                    <a:prstGeom prst="rect">
+                      <a:avLst/>
+                    </a:prstGeom>
+                  </pic:spPr>
+                </pic:pic>
+              </a:graphicData>
+            </a:graphic>
+          </wp:inline>
+        </w:drawing>
+      </w:r>
+    </w:p>
+    <w:p>
+      <w:pPr>
+        <w:spacing w:after="120"/>
+      </w:pPr>
+      <w:r>
+        <w:rPr>
+          <w:b/>
+          <w:bCs/>
+        </w:rPr>
+        <w:t>Törlés</w:t>
+      </w:r>
+    </w:p>
+    <w:p>
+      <w:r>
+        <w:drawing>
+          <wp:anchor distT="0" distB="0" distL="114300" distR="114300" simplePos="0" relativeHeight="251663360" behindDoc="0" locked="0" layoutInCell="1" allowOverlap="1" wp14:anchorId="3055B28A" wp14:editId="32F9A8B8">
+            <wp:simplePos x="0" y="0"/>
+            <wp:positionH relativeFrom="margin">
+              <wp:align>right</wp:align>
+            </wp:positionH>
+            <wp:positionV relativeFrom="paragraph">
+              <wp:posOffset>6681</wp:posOffset>
+            </wp:positionV>
+            <wp:extent cx="552649" cy="288000"/>
+            <wp:effectExtent l="0" t="0" r="0" b="0"/>
+            <wp:wrapSquare wrapText="bothSides"/>
+            <wp:docPr id="841374562" name="Kép 1"/>
+            <wp:cNvGraphicFramePr>
+              <a:graphicFrameLocks xmlns:a="http://schemas.openxmlformats.org/drawingml/2006/main" noChangeAspect="1"/>
+            </wp:cNvGraphicFramePr>
+            <a:graphic xmlns:a="http://schemas.openxmlformats.org/drawingml/2006/main">
+              <a:graphicData uri="http://schemas.openxmlformats.org/drawingml/2006/picture">
+                <pic:pic xmlns:pic="http://schemas.openxmlformats.org/drawingml/2006/picture">
+                  <pic:nvPicPr>
+                    <pic:cNvPr id="841374562" name=""/>
+                    <pic:cNvPicPr/>
+                  </pic:nvPicPr>
+                  <pic:blipFill>
+                    <a:blip r:embed="rId26">
+                      <a:extLst>
+                        <a:ext uri="{28A0092B-C50C-407E-A947-70E740481C1C}">
+                          <a14:useLocalDpi xmlns:a14="http://schemas.microsoft.com/office/drawing/2010/main" val="0"/>
+                        </a:ext>
+                      </a:extLst>
+                    </a:blip>
+                    <a:stretch>
+                      <a:fillRect/>
+                    </a:stretch>
+                  </pic:blipFill>
+                  <pic:spPr>
+                    <a:xfrm>
+                      <a:off x="0" y="0"/>
+                      <a:ext cx="552649" cy="288000"/>
+                    </a:xfrm>
+                    <a:prstGeom prst="rect">
+                      <a:avLst/>
+                    </a:prstGeom>
+                  </pic:spPr>
+                </pic:pic>
+              </a:graphicData>
+            </a:graphic>
+            <wp14:sizeRelH relativeFrom="margin">
+              <wp14:pctWidth>0</wp14:pctWidth>
+            </wp14:sizeRelH>
+            <wp14:sizeRelV relativeFrom="margin">
+              <wp14:pctHeight>0</wp14:pctHeight>
+            </wp14:sizeRelV>
+          </wp:anchor>
+        </w:drawing>
+      </w:r>
+      <w:r>
+        <w:t>Minden sorban megtalálható a „Törlés” gomb, amire kattintva azonnal eltávolítja az adatsort.</w:t>
+      </w:r>
+    </w:p>
+    <w:p>
+      <w:r>
+        <w:br w:type="page"/>
+      </w:r>
+    </w:p>
+    <w:p>
+      <w:pPr>
+        <w:pStyle w:val="Cmsor2"/>
+      </w:pPr>
+      <w:bookmarkStart w:id="7" w:name="_Toc226466876"/>
+      <w:r>
+        <w:lastRenderedPageBreak/>
+        <w:t>Axios menü</w:t>
+      </w:r>
+      <w:bookmarkEnd w:id="7"/>
+    </w:p>
+    <w:p>
+      <w:r>
+        <w:t xml:space="preserve">Oldal URL: </w:t>
+      </w:r>
+      <w:hyperlink r:id="rId27" w:history="1">
+        <w:r>
+          <w:rPr>
+            <w:rStyle w:val="Hiperhivatkozs"/>
+          </w:rPr>
+          <w:t>https://webprog1mged.page.gd/axios_crud</w:t>
+        </w:r>
+      </w:hyperlink>
+    </w:p>
+    <w:p>
+      <w:r>
+        <w:drawing>
+          <wp:inline distT="0" distB="0" distL="0" distR="0" wp14:anchorId="390BC4F2" wp14:editId="33FA7083">
+            <wp:extent cx="5760720" cy="2084705"/>
+            <wp:effectExtent l="0" t="0" r="0" b="0"/>
+            <wp:docPr id="967566794" name="Kép 1"/>
+            <wp:cNvGraphicFramePr>
+              <a:graphicFrameLocks xmlns:a="http://schemas.openxmlformats.org/drawingml/2006/main" noChangeAspect="1"/>
+            </wp:cNvGraphicFramePr>
+            <a:graphic xmlns:a="http://schemas.openxmlformats.org/drawingml/2006/main">
+              <a:graphicData uri="http://schemas.openxmlformats.org/drawingml/2006/picture">
+                <pic:pic xmlns:pic="http://schemas.openxmlformats.org/drawingml/2006/picture">
+                  <pic:nvPicPr>
+                    <pic:cNvPr id="967566794" name=""/>
+                    <pic:cNvPicPr/>
+                  </pic:nvPicPr>
+                  <pic:blipFill>
+                    <a:blip r:embed="rId28"/>
+                    <a:stretch>
+                      <a:fillRect/>
+                    </a:stretch>
+                  </pic:blipFill>
+                  <pic:spPr>
+                    <a:xfrm>
+                      <a:off x="0" y="0"/>
+                      <a:ext cx="5760720" cy="2084705"/>
+                    </a:xfrm>
+                    <a:prstGeom prst="rect">
+                      <a:avLst/>
+                    </a:prstGeom>
+                  </pic:spPr>
+                </pic:pic>
+              </a:graphicData>
+            </a:graphic>
+          </wp:inline>
+        </w:drawing>
+      </w:r>
+    </w:p>
+    <w:p>
+      <w:r>
+        <w:t>Az oldal a szerver által biztosított adatokkal dolgozik, a Szoftverek táblázatában végzett tevékenységek mentésre kerülnek, így munkánk nem vész kárba.</w:t>
+      </w:r>
+    </w:p>
+    <w:p>
+      <w:pPr>
+        <w:pStyle w:val="Listaszerbekezds"/>
+        <w:numPr>
+          <w:ilvl w:val="0"/>
+          <w:numId w:val="1"/>
+        </w:numPr>
+      </w:pPr>
+      <w:r>
+        <w:rPr>
+          <w:b/>
+          <w:bCs/>
+        </w:rPr>
+        <w:t>Új adat felvétele</w:t>
+      </w:r>
+    </w:p>
+    <w:p>
+      <w:pPr>
+        <w:pStyle w:val="Listaszerbekezds"/>
+        <w:ind w:left="360"/>
+      </w:pPr>
+      <w:r>
+        <w:t>A táblázat második sorában, az „Új adat felvétele” gombra kattintva elő tudjuk hozni az adatfelvevő ablakot.</w:t>
+      </w:r>
+    </w:p>
+    <w:p>
+      <w:pPr>
+        <w:pStyle w:val="Listaszerbekezds"/>
+        <w:ind w:left="360"/>
+      </w:pPr>
+      <w:r>
+        <w:drawing>
+          <wp:inline distT="0" distB="0" distL="0" distR="0" wp14:anchorId="5C3B8A70" wp14:editId="733AE2A5">
+            <wp:extent cx="3620005" cy="257211"/>
+            <wp:effectExtent l="0" t="0" r="0" b="9525"/>
+            <wp:docPr id="1601838146" name="Kép 1"/>
+            <wp:cNvGraphicFramePr>
+              <a:graphicFrameLocks xmlns:a="http://schemas.openxmlformats.org/drawingml/2006/main" noChangeAspect="1"/>
+            </wp:cNvGraphicFramePr>
+            <a:graphic xmlns:a="http://schemas.openxmlformats.org/drawingml/2006/main">
+              <a:graphicData uri="http://schemas.openxmlformats.org/drawingml/2006/picture">
+                <pic:pic xmlns:pic="http://schemas.openxmlformats.org/drawingml/2006/picture">
+                  <pic:nvPicPr>
+                    <pic:cNvPr id="726136002" name=""/>
+                    <pic:cNvPicPr/>
+                  </pic:nvPicPr>
+                  <pic:blipFill>
+                    <a:blip r:embed="rId9"/>
+                    <a:stretch>
+                      <a:fillRect/>
+                    </a:stretch>
+                  </pic:blipFill>
+                  <pic:spPr>
+                    <a:xfrm>
+                      <a:off x="0" y="0"/>
+                      <a:ext cx="3620005" cy="257211"/>
+                    </a:xfrm>
+                    <a:prstGeom prst="rect">
+                      <a:avLst/>
+                    </a:prstGeom>
+                  </pic:spPr>
+                </pic:pic>
+              </a:graphicData>
+            </a:graphic>
+          </wp:inline>
+        </w:drawing>
+      </w:r>
+    </w:p>
+    <w:p>
+      <w:pPr>
+        <w:pStyle w:val="Listaszerbekezds"/>
+        <w:ind w:left="360"/>
+      </w:pPr>
+      <w:r>
+        <w:t>Megadva a Név és Kategória mező értékeit, majd rányomva a „Hozzáadás” gombra, az adat bekerül a listába. Bezárni a „Mégse”-re vagy egyszerűen az ablak mellé kattintva lehetséges.</w:t>
+      </w:r>
+    </w:p>
+    <w:p>
+      <w:pPr>
+        <w:pStyle w:val="Listaszerbekezds"/>
+        <w:ind w:left="360"/>
+      </w:pPr>
+      <w:r>
+        <w:drawing>
+          <wp:inline distT="0" distB="0" distL="0" distR="0" wp14:anchorId="17464ACD" wp14:editId="1C439555">
+            <wp:extent cx="2932325" cy="1080000"/>
+            <wp:effectExtent l="0" t="0" r="1905" b="6350"/>
+            <wp:docPr id="1807933682" name="Kép 1"/>
+            <wp:cNvGraphicFramePr>
+              <a:graphicFrameLocks xmlns:a="http://schemas.openxmlformats.org/drawingml/2006/main" noChangeAspect="1"/>
+            </wp:cNvGraphicFramePr>
+            <a:graphic xmlns:a="http://schemas.openxmlformats.org/drawingml/2006/main">
+              <a:graphicData uri="http://schemas.openxmlformats.org/drawingml/2006/picture">
+                <pic:pic xmlns:pic="http://schemas.openxmlformats.org/drawingml/2006/picture">
+                  <pic:nvPicPr>
+                    <pic:cNvPr id="1807933682" name=""/>
+                    <pic:cNvPicPr/>
+                  </pic:nvPicPr>
+                  <pic:blipFill>
+                    <a:blip r:embed="rId29"/>
+                    <a:stretch>
+                      <a:fillRect/>
+                    </a:stretch>
+                  </pic:blipFill>
+                  <pic:spPr>
+                    <a:xfrm>
+                      <a:off x="0" y="0"/>
+                      <a:ext cx="2932325" cy="1080000"/>
+                    </a:xfrm>
+                    <a:prstGeom prst="rect">
+                      <a:avLst/>
+                    </a:prstGeom>
+                  </pic:spPr>
+                </pic:pic>
+              </a:graphicData>
+            </a:graphic>
+          </wp:inline>
+        </w:drawing>
+      </w:r>
+    </w:p>
+    <w:p>
+      <w:pPr>
+        <w:pStyle w:val="Listaszerbekezds"/>
+        <w:numPr>
+          <w:ilvl w:val="0"/>
+          <w:numId w:val="1"/>
+        </w:numPr>
+      </w:pPr>
+      <w:r>
+        <w:rPr>
+          <w:b/>
+          <w:bCs/>
+        </w:rPr>
+        <w:t>Módosítás</w:t>
+      </w:r>
+    </w:p>
+    <w:p>
+      <w:pPr>
+        <w:pStyle w:val="Listaszerbekezds"/>
+        <w:ind w:left="360"/>
+      </w:pPr>
+      <w:r>
+        <w:t>Már meglévő adatok módosítását a sorokban megjelenő „Módosítás” gombra kattintva tudjuk megkezdeni, ahol a hozzáadáshoz hasonló ablakot kapunk.</w:t>
+      </w:r>
+    </w:p>
+    <w:p>
+      <w:pPr>
+        <w:pStyle w:val="Listaszerbekezds"/>
+        <w:ind w:left="360"/>
+      </w:pPr>
+      <w:r>
+        <w:drawing>
+          <wp:anchor distT="0" distB="0" distL="114300" distR="114300" simplePos="0" relativeHeight="251664384" behindDoc="0" locked="0" layoutInCell="1" allowOverlap="1" wp14:anchorId="6C9E9235" wp14:editId="5FF8BC9A">
+            <wp:simplePos x="0" y="0"/>
+            <wp:positionH relativeFrom="column">
+              <wp:posOffset>3384743</wp:posOffset>
+            </wp:positionH>
+            <wp:positionV relativeFrom="paragraph">
+              <wp:posOffset>682625</wp:posOffset>
+            </wp:positionV>
+            <wp:extent cx="2181529" cy="400106"/>
+            <wp:effectExtent l="0" t="0" r="0" b="0"/>
+            <wp:wrapSquare wrapText="bothSides"/>
+            <wp:docPr id="166507695" name="Kép 1"/>
+            <wp:cNvGraphicFramePr>
+              <a:graphicFrameLocks xmlns:a="http://schemas.openxmlformats.org/drawingml/2006/main" noChangeAspect="1"/>
+            </wp:cNvGraphicFramePr>
+            <a:graphic xmlns:a="http://schemas.openxmlformats.org/drawingml/2006/main">
+              <a:graphicData uri="http://schemas.openxmlformats.org/drawingml/2006/picture">
+                <pic:pic xmlns:pic="http://schemas.openxmlformats.org/drawingml/2006/picture">
+                  <pic:nvPicPr>
+                    <pic:cNvPr id="166507695" name=""/>
+                    <pic:cNvPicPr/>
+                  </pic:nvPicPr>
+                  <pic:blipFill>
+                    <a:blip r:embed="rId30">
+                      <a:extLst>
+                        <a:ext uri="{28A0092B-C50C-407E-A947-70E740481C1C}">
+                          <a14:useLocalDpi xmlns:a14="http://schemas.microsoft.com/office/drawing/2010/main" val="0"/>
+                        </a:ext>
+                      </a:extLst>
+                    </a:blip>
+                    <a:stretch>
+                      <a:fillRect/>
+                    </a:stretch>
+                  </pic:blipFill>
+                  <pic:spPr>
+                    <a:xfrm>
+                      <a:off x="0" y="0"/>
+                      <a:ext cx="2181529" cy="400106"/>
+                    </a:xfrm>
+                    <a:prstGeom prst="rect">
+                      <a:avLst/>
+                    </a:prstGeom>
+                  </pic:spPr>
+                </pic:pic>
+              </a:graphicData>
+            </a:graphic>
+          </wp:anchor>
+        </w:drawing>
+      </w:r>
+      <w:r>
+        <w:drawing>
+          <wp:inline distT="0" distB="0" distL="0" distR="0" wp14:anchorId="26446257" wp14:editId="50818D8E">
+            <wp:extent cx="2935863" cy="1080000"/>
+            <wp:effectExtent l="0" t="0" r="0" b="6350"/>
+            <wp:docPr id="807532076" name="Kép 1"/>
+            <wp:cNvGraphicFramePr>
+              <a:graphicFrameLocks xmlns:a="http://schemas.openxmlformats.org/drawingml/2006/main" noChangeAspect="1"/>
+            </wp:cNvGraphicFramePr>
+            <a:graphic xmlns:a="http://schemas.openxmlformats.org/drawingml/2006/main">
+              <a:graphicData uri="http://schemas.openxmlformats.org/drawingml/2006/picture">
+                <pic:pic xmlns:pic="http://schemas.openxmlformats.org/drawingml/2006/picture">
+                  <pic:nvPicPr>
+                    <pic:cNvPr id="807532076" name=""/>
+                    <pic:cNvPicPr/>
+                  </pic:nvPicPr>
+                  <pic:blipFill>
+                    <a:blip r:embed="rId31"/>
+                    <a:stretch>
+                      <a:fillRect/>
+                    </a:stretch>
+                  </pic:blipFill>
+                  <pic:spPr>
+                    <a:xfrm>
+                      <a:off x="0" y="0"/>
+                      <a:ext cx="2935863" cy="1080000"/>
+                    </a:xfrm>
+                    <a:prstGeom prst="rect">
+                      <a:avLst/>
+                    </a:prstGeom>
+                  </pic:spPr>
+                </pic:pic>
+              </a:graphicData>
+            </a:graphic>
+          </wp:inline>
+        </w:drawing>
+      </w:r>
+    </w:p>
+    <w:p>
+      <w:pPr>
+        <w:pStyle w:val="Listaszerbekezds"/>
+        <w:numPr>
+          <w:ilvl w:val="0"/>
+          <w:numId w:val="1"/>
+        </w:numPr>
+      </w:pPr>
+      <w:r>
+        <w:rPr>
+          <w:b/>
+          <w:bCs/>
+        </w:rPr>
+        <w:t>Törlés</w:t>
+      </w:r>
+    </w:p>
+    <w:p>
+      <w:pPr>
+        <w:pStyle w:val="Listaszerbekezds"/>
+        <w:ind w:left="360"/>
+      </w:pPr>
+      <w:r>
+        <w:t xml:space="preserve">Törölni egy adatsort a „Módosítás” melletti „Törlés” gombra kattintva </w:t>
+      </w:r>
+      <w:r>
+        <w:t>lehetséges</w:t>
+      </w:r>
+      <w:r>
+        <w:t>. Az eddigi oldalakhoz hasonlóan, itt sincs megerősítés, azonnal törli az adatot.</w:t>
+      </w:r>
+    </w:p>
+    <w:p>
+      <w:r>
+        <w:br w:type="page"/>
+      </w:r>
+    </w:p>
+    <w:p>
+      <w:pPr>
+        <w:pStyle w:val="Cmsor2"/>
+      </w:pPr>
+      <w:bookmarkStart w:id="8" w:name="_Toc226466877"/>
+      <w:r>
+        <w:lastRenderedPageBreak/>
+        <w:t>OOJS menü</w:t>
+      </w:r>
+      <w:bookmarkEnd w:id="8"/>
+    </w:p>
+    <w:p>
+      <w:r>
+        <w:t xml:space="preserve">Oldal URL: </w:t>
+      </w:r>
+      <w:hyperlink r:id="rId32" w:history="1">
+        <w:r>
+          <w:rPr>
+            <w:rStyle w:val="Hiperhivatkozs"/>
+          </w:rPr>
+          <w:t>https://webprog1mged.page.gd/oojs/oojs.html</w:t>
+        </w:r>
+      </w:hyperlink>
+    </w:p>
+    <w:p>
+      <w:r>
+        <w:t xml:space="preserve">Az oldalon a </w:t>
+      </w:r>
+      <w:r>
+        <w:t>Flappy Bird</w:t>
+      </w:r>
+      <w:r>
+        <w:t xml:space="preserve"> játék egy megvalósítását találjuk. A játék célja az eredetihez hasonlóan az, hogy a madárral átrepüljünk az oszlopok között és a lehető legtöbb pontot összeszedjük. A jelenlegi pontszámunkat a bal felső sarokban láthatjuk.</w:t>
+      </w:r>
+    </w:p>
+    <w:p>
+      <w:r>
+        <w:t>Irányítás: A madarunk alapvetően lefele esik, a szóköz billentyű vagy az egér bal klikkjének lenyomásával tudunk felfelé haladni.</w:t>
+      </w:r>
+    </w:p>
+    <w:p>
+      <w:pPr>
+        <w:jc w:val="center"/>
+      </w:pPr>
+      <w:r>
+        <w:rPr>
+          <w:noProof/>
+        </w:rPr>
+        <w:drawing>
+          <wp:inline distT="0" distB="0" distL="0" distR="0" wp14:anchorId="08654DAA" wp14:editId="0E8617B3">
+            <wp:extent cx="5040000" cy="2609444"/>
+            <wp:effectExtent l="0" t="0" r="8255" b="635"/>
+            <wp:docPr id="1787593894" name="Kép 2"/>
+            <wp:cNvGraphicFramePr>
+              <a:graphicFrameLocks xmlns:a="http://schemas.openxmlformats.org/drawingml/2006/main" noChangeAspect="1"/>
+            </wp:cNvGraphicFramePr>
+            <a:graphic xmlns:a="http://schemas.openxmlformats.org/drawingml/2006/main">
+              <a:graphicData uri="http://schemas.openxmlformats.org/drawingml/2006/picture">
+                <pic:pic xmlns:pic="http://schemas.openxmlformats.org/drawingml/2006/picture">
+                  <pic:nvPicPr>
+                    <pic:cNvPr id="0" name="Picture 3"/>
+                    <pic:cNvPicPr>
+                      <a:picLocks noChangeAspect="1" noChangeArrowheads="1"/>
+                    </pic:cNvPicPr>
+                  </pic:nvPicPr>
+                  <pic:blipFill>
+                    <a:blip r:embed="rId33" cstate="print">
+                      <a:extLst>
+                        <a:ext uri="{28A0092B-C50C-407E-A947-70E740481C1C}">
+                          <a14:useLocalDpi xmlns:a14="http://schemas.microsoft.com/office/drawing/2010/main" val="0"/>
+                        </a:ext>
+                      </a:extLst>
+                    </a:blip>
+                    <a:srcRect/>
+                    <a:stretch>
+                      <a:fillRect/>
+                    </a:stretch>
+                  </pic:blipFill>
+                  <pic:spPr bwMode="auto">
+                    <a:xfrm>
+                      <a:off x="0" y="0"/>
+                      <a:ext cx="5040000" cy="2609444"/>
+                    </a:xfrm>
+                    <a:prstGeom prst="rect">
+                      <a:avLst/>
+                    </a:prstGeom>
+                    <a:noFill/>
+                    <a:ln>
+                      <a:noFill/>
+                    </a:ln>
+                  </pic:spPr>
+                </pic:pic>
+              </a:graphicData>
+            </a:graphic>
+          </wp:inline>
+        </w:drawing>
+      </w:r>
+    </w:p>
+    <w:p>
+      <w:r>
+        <w:t>A játéknak akkor van vége, ha a játékosnak nem sikerül áthaladni a résen és neki ütközik az oszlopnak. Akkor is ez a helyzet, ha a madár leesik a földre, vagy eléri a pálya tetejét.</w:t>
+      </w:r>
+    </w:p>
+    <w:p>
+      <w:r>
+        <w:t>Végső eredményünket a kijelző közepén láthatjuk. Újra indítani a játékot a mozgáshoz hasonlóan, ahogy a „Játék vége!” képernyő is mutatja, a szóköz billentyűvel vagy az egér bal klikkjével lehetséges.</w:t>
+      </w:r>
+    </w:p>
+    <w:p>
+      <w:pPr>
+        <w:jc w:val="center"/>
+      </w:pPr>
+      <w:r>
+        <w:drawing>
+          <wp:inline distT="0" distB="0" distL="0" distR="0" wp14:anchorId="5501C217" wp14:editId="3B7F8DB5">
+            <wp:extent cx="5040000" cy="2631111"/>
+            <wp:effectExtent l="0" t="0" r="8255" b="0"/>
+            <wp:docPr id="29265952" name="Kép 1"/>
+            <wp:cNvGraphicFramePr>
+              <a:graphicFrameLocks xmlns:a="http://schemas.openxmlformats.org/drawingml/2006/main" noChangeAspect="1"/>
+            </wp:cNvGraphicFramePr>
+            <a:graphic xmlns:a="http://schemas.openxmlformats.org/drawingml/2006/main">
+              <a:graphicData uri="http://schemas.openxmlformats.org/drawingml/2006/picture">
+                <pic:pic xmlns:pic="http://schemas.openxmlformats.org/drawingml/2006/picture">
+                  <pic:nvPicPr>
+                    <pic:cNvPr id="29265952" name=""/>
+                    <pic:cNvPicPr/>
+                  </pic:nvPicPr>
+                  <pic:blipFill>
+                    <a:blip r:embed="rId34"/>
+                    <a:stretch>
+                      <a:fillRect/>
+                    </a:stretch>
+                  </pic:blipFill>
+                  <pic:spPr>
+                    <a:xfrm>
+                      <a:off x="0" y="0"/>
+                      <a:ext cx="5040000" cy="2631111"/>
+                    </a:xfrm>
+                    <a:prstGeom prst="rect">
+                      <a:avLst/>
+                    </a:prstGeom>
+                  </pic:spPr>
+                </pic:pic>
+              </a:graphicData>
+            </a:graphic>
+          </wp:inline>
+        </w:drawing>
+      </w:r>
+      <w:r>
+        <w:br w:type="page"/>
+      </w:r>
+    </w:p>
+    <w:p>
+      <w:pPr>
+        <w:pStyle w:val="Cmsor1"/>
+      </w:pPr>
+      <w:bookmarkStart w:id="9" w:name="_Fejlesztői_dokumentáció"/>
+      <w:bookmarkStart w:id="10" w:name="_Toc226466878"/>
+      <w:bookmarkEnd w:id="9"/>
+      <w:r>
+        <w:lastRenderedPageBreak/>
+        <w:t>Fejlesztői dokumentáció</w:t>
+      </w:r>
+      <w:bookmarkEnd w:id="10"/>
     </w:p>
     <w:p>
       <w:r>
@@ -46,42 +3010,29 @@
       </w:r>
     </w:p>
     <w:p>
-      <w:hyperlink r:id="rId4" w:history="1">
+      <w:hyperlink r:id="rId35" w:history="1">
         <w:r>
           <w:rPr>
             <w:rStyle w:val="Hiperhivatkozs"/>
           </w:rPr>
-          <w:t>https://github.com/red</w:t>
-        </w:r>
-        <w:r>
-          <w:rPr>
-            <w:rStyle w:val="Hiperhivatkozs"/>
-          </w:rPr>
-          <w:t>b</w:t>
-        </w:r>
-        <w:r>
-          <w:rPr>
-            <w:rStyle w:val="Hiperhivatkozs"/>
-          </w:rPr>
-          <w:t>irdjs/web1_elm_beadando</w:t>
+          <w:t>https://github.com/redbirdjs/web1_elm_beadando</w:t>
         </w:r>
       </w:hyperlink>
     </w:p>
     <w:p>
       <w:r>
-        <w:t>Tárhely</w:t>
-      </w:r>
-      <w:r>
-        <w:t xml:space="preserve"> / FTP</w:t>
-      </w:r>
-    </w:p>
-    <w:p>
-      <w:pPr>
-        <w:pStyle w:val="Cmsor1"/>
-      </w:pPr>
+        <w:t>Tárhely / FTP</w:t>
+      </w:r>
+    </w:p>
+    <w:p>
+      <w:pPr>
+        <w:pStyle w:val="Cmsor2"/>
+      </w:pPr>
+      <w:bookmarkStart w:id="11" w:name="_Toc226466879"/>
       <w:r>
         <w:t>Főoldal</w:t>
       </w:r>
+      <w:bookmarkEnd w:id="11"/>
     </w:p>
     <w:p>
       <w:r>
@@ -97,34 +3048,14 @@
       </w:r>
     </w:p>
     <w:p>
-      <w:hyperlink r:id="rId5" w:history="1">
-        <w:r>
-          <w:rPr>
-            <w:rStyle w:val="Hiperhivatkozs"/>
-          </w:rPr>
-          <w:t>https://webprog1mg</w:t>
-        </w:r>
-        <w:r>
-          <w:rPr>
-            <w:rStyle w:val="Hiperhivatkozs"/>
-          </w:rPr>
-          <w:t>e</w:t>
-        </w:r>
-        <w:r>
-          <w:rPr>
-            <w:rStyle w:val="Hiperhivatkozs"/>
-          </w:rPr>
-          <w:t>d.page.gd</w:t>
-        </w:r>
-      </w:hyperlink>
-    </w:p>
-    <w:p>
-      <w:pPr>
-        <w:pStyle w:val="Cmsor1"/>
-      </w:pPr>
+      <w:pPr>
+        <w:pStyle w:val="Cmsor2"/>
+      </w:pPr>
+      <w:bookmarkStart w:id="12" w:name="_Toc226466880"/>
       <w:r>
         <w:t>JavaScript menü</w:t>
       </w:r>
+      <w:bookmarkEnd w:id="12"/>
     </w:p>
     <w:p>
       <w:r>
@@ -132,22 +3063,14 @@
       </w:r>
     </w:p>
     <w:p>
-      <w:hyperlink r:id="rId6" w:history="1">
-        <w:r>
-          <w:rPr>
-            <w:rStyle w:val="Hiperhivatkozs"/>
-          </w:rPr>
-          <w:t>https://webprog1mged.page.gd/javascript_crud/javascript.html</w:t>
-        </w:r>
-      </w:hyperlink>
-    </w:p>
-    <w:p>
-      <w:pPr>
-        <w:pStyle w:val="Cmsor1"/>
-      </w:pPr>
+      <w:pPr>
+        <w:pStyle w:val="Cmsor2"/>
+      </w:pPr>
+      <w:bookmarkStart w:id="13" w:name="_Toc226466881"/>
       <w:r>
         <w:t>React menü</w:t>
       </w:r>
+      <w:bookmarkEnd w:id="13"/>
     </w:p>
     <w:p>
       <w:r>
@@ -155,22 +3078,14 @@
       </w:r>
     </w:p>
     <w:p>
-      <w:hyperlink r:id="rId7" w:history="1">
-        <w:r>
-          <w:rPr>
-            <w:rStyle w:val="Hiperhivatkozs"/>
-          </w:rPr>
-          <w:t>https://webprog1mged.page.gd/react_crud/react.html</w:t>
-        </w:r>
-      </w:hyperlink>
-    </w:p>
-    <w:p>
-      <w:pPr>
-        <w:pStyle w:val="Cmsor1"/>
-      </w:pPr>
+      <w:pPr>
+        <w:pStyle w:val="Cmsor2"/>
+      </w:pPr>
+      <w:bookmarkStart w:id="14" w:name="_Toc226466882"/>
       <w:r>
         <w:t>SPA menü</w:t>
       </w:r>
+      <w:bookmarkEnd w:id="14"/>
     </w:p>
     <w:p>
       <w:r>
@@ -178,22 +3093,14 @@
       </w:r>
     </w:p>
     <w:p>
-      <w:hyperlink r:id="rId8" w:history="1">
-        <w:r>
-          <w:rPr>
-            <w:rStyle w:val="Hiperhivatkozs"/>
-          </w:rPr>
-          <w:t>https://webprog1mged.page.gd/spa/spa.html</w:t>
-        </w:r>
-      </w:hyperlink>
-    </w:p>
-    <w:p>
-      <w:pPr>
-        <w:pStyle w:val="Cmsor1"/>
-      </w:pPr>
+      <w:pPr>
+        <w:pStyle w:val="Cmsor2"/>
+      </w:pPr>
+      <w:bookmarkStart w:id="15" w:name="_Toc226466883"/>
       <w:r>
         <w:t>Fetch API menü</w:t>
       </w:r>
+      <w:bookmarkEnd w:id="15"/>
     </w:p>
     <w:p>
       <w:r>
@@ -201,26 +3108,23 @@
       </w:r>
       <w:r>
         <w:br/>
-        <w:t>backend: php/backend.php</w:t>
-      </w:r>
-    </w:p>
-    <w:p>
-      <w:hyperlink r:id="rId9" w:history="1">
-        <w:r>
-          <w:rPr>
-            <w:rStyle w:val="Hiperhivatkozs"/>
-          </w:rPr>
-          <w:t>https://webprog1mged.page.gd/fetchapi_crud/fetchapi.html</w:t>
-        </w:r>
-      </w:hyperlink>
-    </w:p>
-    <w:p>
-      <w:pPr>
-        <w:pStyle w:val="Cmsor1"/>
-      </w:pPr>
+        <w:t>backend: php/</w:t>
+      </w:r>
+      <w:proofErr w:type="spellStart"/>
+      <w:r>
+        <w:t>backend.php</w:t>
+      </w:r>
+      <w:proofErr w:type="spellEnd"/>
+    </w:p>
+    <w:p>
+      <w:pPr>
+        <w:pStyle w:val="Cmsor2"/>
+      </w:pPr>
+      <w:bookmarkStart w:id="16" w:name="_Toc226466884"/>
       <w:r>
         <w:t>Axios menü</w:t>
       </w:r>
+      <w:bookmarkEnd w:id="16"/>
     </w:p>
     <w:p>
       <w:r>
@@ -230,42 +3134,30 @@
         <w:br/>
       </w:r>
       <w:r>
-        <w:t>backend: php/backend.php</w:t>
-      </w:r>
-    </w:p>
-    <w:p>
-      <w:hyperlink r:id="rId10" w:history="1">
-        <w:r>
-          <w:rPr>
-            <w:rStyle w:val="Hiperhivatkozs"/>
-          </w:rPr>
-          <w:t>https://webprog1mged.page.gd/axios_crud</w:t>
-        </w:r>
-      </w:hyperlink>
-    </w:p>
-    <w:p>
-      <w:pPr>
-        <w:pStyle w:val="Cmsor1"/>
-      </w:pPr>
+        <w:t>backend: php/</w:t>
+      </w:r>
+      <w:proofErr w:type="spellStart"/>
+      <w:r>
+        <w:t>backend.php</w:t>
+      </w:r>
+      <w:proofErr w:type="spellEnd"/>
+    </w:p>
+    <w:p>
+      <w:pPr>
+        <w:pStyle w:val="Cmsor2"/>
+      </w:pPr>
+      <w:bookmarkStart w:id="17" w:name="_Toc226466885"/>
       <w:r>
         <w:t>OOJS menü</w:t>
       </w:r>
+      <w:bookmarkEnd w:id="17"/>
     </w:p>
     <w:p>
       <w:r>
         <w:t>7_oojs</w:t>
       </w:r>
     </w:p>
-    <w:p>
-      <w:hyperlink r:id="rId11" w:history="1">
-        <w:r>
-          <w:rPr>
-            <w:rStyle w:val="Hiperhivatkozs"/>
-          </w:rPr>
-          <w:t>https://webprog1mged.page.gd/oojs/oojs.html</w:t>
-        </w:r>
-      </w:hyperlink>
-    </w:p>
+    <w:p/>
     <w:sectPr>
       <w:pgSz w:w="11906" w:h="16838"/>
       <w:pgMar w:top="1417" w:right="1417" w:bottom="1417" w:left="1417" w:header="708" w:footer="708" w:gutter="0"/>
@@ -274,6 +3166,126 @@
     </w:sectPr>
   </w:body>
 </w:document>
+</file>
+
+<file path=word/numbering.xml><?xml version="1.0" encoding="utf-8"?>
+<w:numbering xmlns:wpc="http://schemas.microsoft.com/office/word/2010/wordprocessingCanvas" xmlns:cx="http://schemas.microsoft.com/office/drawing/2014/chartex" xmlns:cx1="http://schemas.microsoft.com/office/drawing/2015/9/8/chartex" xmlns:cx2="http://schemas.microsoft.com/office/drawing/2015/10/21/chartex" xmlns:cx3="http://schemas.microsoft.com/office/drawing/2016/5/9/chartex" xmlns:cx4="http://schemas.microsoft.com/office/drawing/2016/5/10/chartex" xmlns:cx5="http://schemas.microsoft.com/office/drawing/2016/5/11/chartex" xmlns:cx6="http://schemas.microsoft.com/office/drawing/2016/5/12/chartex" xmlns:cx7="http://schemas.microsoft.com/office/drawing/2016/5/13/chartex" xmlns:cx8="http://schemas.microsoft.com/office/drawing/2016/5/14/chartex" xmlns:mc="http://schemas.openxmlformats.org/markup-compatibility/2006" xmlns:aink="http://schemas.microsoft.com/office/drawing/2016/ink" xmlns:am3d="http://schemas.microsoft.com/office/drawing/2017/model3d" xmlns:o="urn:schemas-microsoft-com:office:office" xmlns:oel="http://schemas.microsoft.com/office/2019/extlst" xmlns:r="http://schemas.openxmlformats.org/officeDocument/2006/relationships" xmlns:m="http://schemas.openxmlformats.org/officeDocument/2006/math" xmlns:v="urn:schemas-microsoft-com:vml" xmlns:wp14="http://schemas.microsoft.com/office/word/2010/wordprocessingDrawing" xmlns:wp="http://schemas.openxmlformats.org/drawingml/2006/wordprocessingDrawing" xmlns:w10="urn:schemas-microsoft-com:office:word" xmlns:w="http://schemas.openxmlformats.org/wordprocessingml/2006/main" xmlns:w14="http://schemas.microsoft.com/office/word/2010/wordml" xmlns:w15="http://schemas.microsoft.com/office/word/2012/wordml" xmlns:w16cex="http://schemas.microsoft.com/office/word/2018/wordml/cex" xmlns:w16cid="http://schemas.microsoft.com/office/word/2016/wordml/cid" xmlns:w16="http://schemas.microsoft.com/office/word/2018/wordml" xmlns:w16du="http://schemas.microsoft.com/office/word/2023/wordml/word16du" xmlns:w16sdtdh="http://schemas.microsoft.com/office/word/2020/wordml/sdtdatahash" xmlns:w16sdtfl="http://schemas.microsoft.com/office/word/2024/wordml/sdtformatlock" xmlns:w16se="http://schemas.microsoft.com/office/word/2015/wordml/symex" xmlns:wpg="http://schemas.microsoft.com/office/word/2010/wordprocessingGroup" xmlns:wpi="http://schemas.microsoft.com/office/word/2010/wordprocessingInk" xmlns:wne="http://schemas.microsoft.com/office/word/2006/wordml" xmlns:wps="http://schemas.microsoft.com/office/word/2010/wordprocessingShape" mc:Ignorable="w14 w15 w16se w16cid w16 w16cex w16sdtdh w16sdtfl w16du wp14">
+  <w:abstractNum w:abstractNumId="0" w15:restartNumberingAfterBreak="0">
+    <w:nsid w:val="60100BD5"/>
+    <w:multiLevelType w:val="hybridMultilevel"/>
+    <w:tmpl w:val="6DCCAEE4"/>
+    <w:lvl w:ilvl="0" w:tplc="896ED282">
+      <w:numFmt w:val="bullet"/>
+      <w:lvlText w:val="-"/>
+      <w:lvlJc w:val="left"/>
+      <w:pPr>
+        <w:ind w:left="360" w:hanging="360"/>
+      </w:pPr>
+      <w:rPr>
+        <w:rFonts w:ascii="Aptos" w:eastAsiaTheme="minorHAnsi" w:hAnsi="Aptos" w:cstheme="minorBidi" w:hint="default"/>
+      </w:rPr>
+    </w:lvl>
+    <w:lvl w:ilvl="1" w:tplc="040E0003" w:tentative="1">
+      <w:start w:val="1"/>
+      <w:numFmt w:val="bullet"/>
+      <w:lvlText w:val="o"/>
+      <w:lvlJc w:val="left"/>
+      <w:pPr>
+        <w:ind w:left="1080" w:hanging="360"/>
+      </w:pPr>
+      <w:rPr>
+        <w:rFonts w:ascii="Courier New" w:hAnsi="Courier New" w:cs="Courier New" w:hint="default"/>
+      </w:rPr>
+    </w:lvl>
+    <w:lvl w:ilvl="2" w:tplc="040E0005" w:tentative="1">
+      <w:start w:val="1"/>
+      <w:numFmt w:val="bullet"/>
+      <w:lvlText w:val=""/>
+      <w:lvlJc w:val="left"/>
+      <w:pPr>
+        <w:ind w:left="1800" w:hanging="360"/>
+      </w:pPr>
+      <w:rPr>
+        <w:rFonts w:ascii="Wingdings" w:hAnsi="Wingdings" w:hint="default"/>
+      </w:rPr>
+    </w:lvl>
+    <w:lvl w:ilvl="3" w:tplc="040E0001" w:tentative="1">
+      <w:start w:val="1"/>
+      <w:numFmt w:val="bullet"/>
+      <w:lvlText w:val=""/>
+      <w:lvlJc w:val="left"/>
+      <w:pPr>
+        <w:ind w:left="2520" w:hanging="360"/>
+      </w:pPr>
+      <w:rPr>
+        <w:rFonts w:ascii="Symbol" w:hAnsi="Symbol" w:hint="default"/>
+      </w:rPr>
+    </w:lvl>
+    <w:lvl w:ilvl="4" w:tplc="040E0003" w:tentative="1">
+      <w:start w:val="1"/>
+      <w:numFmt w:val="bullet"/>
+      <w:lvlText w:val="o"/>
+      <w:lvlJc w:val="left"/>
+      <w:pPr>
+        <w:ind w:left="3240" w:hanging="360"/>
+      </w:pPr>
+      <w:rPr>
+        <w:rFonts w:ascii="Courier New" w:hAnsi="Courier New" w:cs="Courier New" w:hint="default"/>
+      </w:rPr>
+    </w:lvl>
+    <w:lvl w:ilvl="5" w:tplc="040E0005" w:tentative="1">
+      <w:start w:val="1"/>
+      <w:numFmt w:val="bullet"/>
+      <w:lvlText w:val=""/>
+      <w:lvlJc w:val="left"/>
+      <w:pPr>
+        <w:ind w:left="3960" w:hanging="360"/>
+      </w:pPr>
+      <w:rPr>
+        <w:rFonts w:ascii="Wingdings" w:hAnsi="Wingdings" w:hint="default"/>
+      </w:rPr>
+    </w:lvl>
+    <w:lvl w:ilvl="6" w:tplc="040E0001" w:tentative="1">
+      <w:start w:val="1"/>
+      <w:numFmt w:val="bullet"/>
+      <w:lvlText w:val=""/>
+      <w:lvlJc w:val="left"/>
+      <w:pPr>
+        <w:ind w:left="4680" w:hanging="360"/>
+      </w:pPr>
+      <w:rPr>
+        <w:rFonts w:ascii="Symbol" w:hAnsi="Symbol" w:hint="default"/>
+      </w:rPr>
+    </w:lvl>
+    <w:lvl w:ilvl="7" w:tplc="040E0003" w:tentative="1">
+      <w:start w:val="1"/>
+      <w:numFmt w:val="bullet"/>
+      <w:lvlText w:val="o"/>
+      <w:lvlJc w:val="left"/>
+      <w:pPr>
+        <w:ind w:left="5400" w:hanging="360"/>
+      </w:pPr>
+      <w:rPr>
+        <w:rFonts w:ascii="Courier New" w:hAnsi="Courier New" w:cs="Courier New" w:hint="default"/>
+      </w:rPr>
+    </w:lvl>
+    <w:lvl w:ilvl="8" w:tplc="040E0005" w:tentative="1">
+      <w:start w:val="1"/>
+      <w:numFmt w:val="bullet"/>
+      <w:lvlText w:val=""/>
+      <w:lvlJc w:val="left"/>
+      <w:pPr>
+        <w:ind w:left="6120" w:hanging="360"/>
+      </w:pPr>
+      <w:rPr>
+        <w:rFonts w:ascii="Wingdings" w:hAnsi="Wingdings" w:hint="default"/>
+      </w:rPr>
+    </w:lvl>
+  </w:abstractNum>
+  <w:num w:numId="1" w16cid:durableId="336856378">
+    <w:abstractNumId w:val="0"/>
+  </w:num>
+</w:numbering>
 </file>
 
 <file path=word/styles.xml><?xml version="1.0" encoding="utf-8"?>
@@ -684,18 +3696,21 @@
     <w:link w:val="Cmsor1Char"/>
     <w:uiPriority w:val="9"/>
     <w:qFormat/>
-    <w:rsid w:val="00E55343"/>
+    <w:rsid w:val="00883C49"/>
     <w:pPr>
       <w:keepNext/>
       <w:keepLines/>
-      <w:spacing w:before="360" w:after="80"/>
+      <w:pBdr>
+        <w:bottom w:val="single" w:sz="4" w:space="1" w:color="auto"/>
+      </w:pBdr>
+      <w:spacing w:before="360" w:after="240"/>
       <w:outlineLvl w:val="0"/>
     </w:pPr>
     <w:rPr>
       <w:rFonts w:asciiTheme="majorHAnsi" w:eastAsiaTheme="majorEastAsia" w:hAnsiTheme="majorHAnsi" w:cstheme="majorBidi"/>
       <w:b/>
       <w:color w:val="000000" w:themeColor="text1"/>
-      <w:sz w:val="32"/>
+      <w:sz w:val="36"/>
       <w:szCs w:val="40"/>
     </w:rPr>
   </w:style>
@@ -705,19 +3720,19 @@
     <w:next w:val="Norml"/>
     <w:link w:val="Cmsor2Char"/>
     <w:uiPriority w:val="9"/>
-    <w:semiHidden/>
     <w:unhideWhenUsed/>
     <w:qFormat/>
-    <w:rsid w:val="00B11C2E"/>
+    <w:rsid w:val="00883C49"/>
     <w:pPr>
       <w:keepNext/>
       <w:keepLines/>
-      <w:spacing w:before="160" w:after="80"/>
+      <w:spacing w:before="240" w:after="80"/>
       <w:outlineLvl w:val="1"/>
     </w:pPr>
     <w:rPr>
       <w:rFonts w:asciiTheme="majorHAnsi" w:eastAsiaTheme="majorEastAsia" w:hAnsiTheme="majorHAnsi" w:cstheme="majorBidi"/>
-      <w:color w:val="0F4761" w:themeColor="accent1" w:themeShade="BF"/>
+      <w:b/>
+      <w:color w:val="000000" w:themeColor="text1"/>
       <w:sz w:val="32"/>
       <w:szCs w:val="32"/>
     </w:rPr>
@@ -880,7 +3895,6 @@
   <w:style w:type="character" w:default="1" w:styleId="Bekezdsalapbettpusa">
     <w:name w:val="Default Paragraph Font"/>
     <w:uiPriority w:val="1"/>
-    <w:semiHidden/>
     <w:unhideWhenUsed/>
   </w:style>
   <w:style w:type="table" w:default="1" w:styleId="Normltblzat">
@@ -909,12 +3923,12 @@
     <w:basedOn w:val="Bekezdsalapbettpusa"/>
     <w:link w:val="Cmsor1"/>
     <w:uiPriority w:val="9"/>
-    <w:rsid w:val="00E55343"/>
+    <w:rsid w:val="00883C49"/>
     <w:rPr>
       <w:rFonts w:asciiTheme="majorHAnsi" w:eastAsiaTheme="majorEastAsia" w:hAnsiTheme="majorHAnsi" w:cstheme="majorBidi"/>
       <w:b/>
       <w:color w:val="000000" w:themeColor="text1"/>
-      <w:sz w:val="32"/>
+      <w:sz w:val="36"/>
       <w:szCs w:val="40"/>
     </w:rPr>
   </w:style>
@@ -923,11 +3937,11 @@
     <w:basedOn w:val="Bekezdsalapbettpusa"/>
     <w:link w:val="Cmsor2"/>
     <w:uiPriority w:val="9"/>
-    <w:semiHidden/>
-    <w:rsid w:val="00B11C2E"/>
+    <w:rsid w:val="00883C49"/>
     <w:rPr>
       <w:rFonts w:asciiTheme="majorHAnsi" w:eastAsiaTheme="majorEastAsia" w:hAnsiTheme="majorHAnsi" w:cstheme="majorBidi"/>
-      <w:color w:val="0F4761" w:themeColor="accent1" w:themeShade="BF"/>
+      <w:b/>
+      <w:color w:val="000000" w:themeColor="text1"/>
       <w:sz w:val="32"/>
       <w:szCs w:val="32"/>
     </w:rPr>
@@ -1229,6 +4243,31 @@
       <w:color w:val="96607D" w:themeColor="followedHyperlink"/>
       <w:u w:val="single"/>
     </w:rPr>
+  </w:style>
+  <w:style w:type="paragraph" w:styleId="TJ1">
+    <w:name w:val="toc 1"/>
+    <w:basedOn w:val="Norml"/>
+    <w:next w:val="Norml"/>
+    <w:autoRedefine/>
+    <w:uiPriority w:val="39"/>
+    <w:unhideWhenUsed/>
+    <w:rsid w:val="00883C49"/>
+    <w:pPr>
+      <w:spacing w:after="100"/>
+    </w:pPr>
+  </w:style>
+  <w:style w:type="paragraph" w:styleId="TJ2">
+    <w:name w:val="toc 2"/>
+    <w:basedOn w:val="Norml"/>
+    <w:next w:val="Norml"/>
+    <w:autoRedefine/>
+    <w:uiPriority w:val="39"/>
+    <w:unhideWhenUsed/>
+    <w:rsid w:val="00883C49"/>
+    <w:pPr>
+      <w:spacing w:after="100"/>
+      <w:ind w:left="240"/>
+    </w:pPr>
   </w:style>
 </w:styles>
 </file>
@@ -1546,4 +4585,16 @@
     </a:ext>
   </a:extLst>
 </a:theme>
+</file>
+
+<file path=customXml/item1.xml><?xml version="1.0" encoding="utf-8"?>
+<b:Sources xmlns:b="http://schemas.openxmlformats.org/officeDocument/2006/bibliography" xmlns="http://schemas.openxmlformats.org/officeDocument/2006/bibliography" SelectedStyle="\APASixthEditionOfficeOnline.xsl" StyleName="APA" Version="6"/>
+</file>
+
+<file path=customXml/itemProps1.xml><?xml version="1.0" encoding="utf-8"?>
+<ds:datastoreItem xmlns:ds="http://schemas.openxmlformats.org/officeDocument/2006/customXml" ds:itemID="{4315EFD1-8499-42B0-9E15-6F01C61495B2}">
+  <ds:schemaRefs>
+    <ds:schemaRef ds:uri="http://schemas.openxmlformats.org/officeDocument/2006/bibliography"/>
+  </ds:schemaRefs>
+</ds:datastoreItem>
 </file>
--- a/Dokumentáció.docx
+++ b/Dokumentáció.docx
@@ -33,6 +33,29 @@
       </w:r>
     </w:p>
     <w:p>
+      <w:r>
+        <w:rPr>
+          <w:b/>
+          <w:bCs/>
+        </w:rPr>
+        <w:t>Csapattagok:</w:t>
+      </w:r>
+      <w:r>
+        <w:br/>
+        <w:t>Egersdorfer Dominik (DNXDOA)</w:t>
+      </w:r>
+      <w:r>
+        <w:br/>
+        <w:t>Mátrai Gergő (</w:t>
+      </w:r>
+      <w:r>
+        <w:t>A837EN</w:t>
+      </w:r>
+      <w:r>
+        <w:t>)</w:t>
+      </w:r>
+    </w:p>
+    <w:p>
       <w:pPr>
         <w:jc w:val="both"/>
       </w:pPr>
@@ -44,42 +67,18 @@
           <w:rPr>
             <w:rStyle w:val="Hiperhivatkozs"/>
           </w:rPr>
-          <w:t>felhasználói dok</w:t>
-        </w:r>
+          <w:t>felhasználói dokumentáció</w:t>
+        </w:r>
+      </w:hyperlink>
+      <w:r>
+        <w:t xml:space="preserve"> található, amely bemutatja az alkalmazás működését. A második fele a </w:t>
+      </w:r>
+      <w:hyperlink w:anchor="_Fejlesztői_dokumentáció" w:history="1">
         <w:r>
           <w:rPr>
             <w:rStyle w:val="Hiperhivatkozs"/>
           </w:rPr>
-          <w:t>u</w:t>
-        </w:r>
-        <w:r>
-          <w:rPr>
-            <w:rStyle w:val="Hiperhivatkozs"/>
-          </w:rPr>
-          <w:t>mentáció</w:t>
-        </w:r>
-      </w:hyperlink>
-      <w:r>
-        <w:t xml:space="preserve"> található, amely bemutatja az alkalmazás működését. A második fele a </w:t>
-      </w:r>
-      <w:hyperlink w:anchor="_Fejlesztői_dokumentáció" w:history="1">
-        <w:r>
-          <w:rPr>
-            <w:rStyle w:val="Hiperhivatkozs"/>
-          </w:rPr>
-          <w:t xml:space="preserve">fejlesztői </w:t>
-        </w:r>
-        <w:r>
-          <w:rPr>
-            <w:rStyle w:val="Hiperhivatkozs"/>
-          </w:rPr>
-          <w:t>d</w:t>
-        </w:r>
-        <w:r>
-          <w:rPr>
-            <w:rStyle w:val="Hiperhivatkozs"/>
-          </w:rPr>
-          <w:t>okumentáció</w:t>
+          <w:t>fejlesztői dokumentáció</w:t>
         </w:r>
       </w:hyperlink>
       <w:r>
@@ -126,7 +125,7 @@
       <w:r>
         <w:fldChar w:fldCharType="separate"/>
       </w:r>
-      <w:hyperlink w:anchor="_Toc226466870" w:history="1">
+      <w:hyperlink w:anchor="_Toc226631543" w:history="1">
         <w:r>
           <w:rPr>
             <w:rStyle w:val="Hiperhivatkozs"/>
@@ -153,7 +152,7 @@
             <w:noProof/>
             <w:webHidden/>
           </w:rPr>
-          <w:instrText xml:space="preserve"> PAGEREF _Toc226466870 \h </w:instrText>
+          <w:instrText xml:space="preserve"> PAGEREF _Toc226631543 \h </w:instrText>
         </w:r>
         <w:r>
           <w:rPr>
@@ -196,7 +195,7 @@
           <w:lang w:eastAsia="hu-HU"/>
         </w:rPr>
       </w:pPr>
-      <w:hyperlink w:anchor="_Toc226466871" w:history="1">
+      <w:hyperlink w:anchor="_Toc226631544" w:history="1">
         <w:r>
           <w:rPr>
             <w:rStyle w:val="Hiperhivatkozs"/>
@@ -223,7 +222,7 @@
             <w:noProof/>
             <w:webHidden/>
           </w:rPr>
-          <w:instrText xml:space="preserve"> PAGEREF _Toc226466871 \h </w:instrText>
+          <w:instrText xml:space="preserve"> PAGEREF _Toc226631544 \h </w:instrText>
         </w:r>
         <w:r>
           <w:rPr>
@@ -266,7 +265,7 @@
           <w:lang w:eastAsia="hu-HU"/>
         </w:rPr>
       </w:pPr>
-      <w:hyperlink w:anchor="_Toc226466872" w:history="1">
+      <w:hyperlink w:anchor="_Toc226631545" w:history="1">
         <w:r>
           <w:rPr>
             <w:rStyle w:val="Hiperhivatkozs"/>
@@ -293,7 +292,7 @@
             <w:noProof/>
             <w:webHidden/>
           </w:rPr>
-          <w:instrText xml:space="preserve"> PAGEREF _Toc226466872 \h </w:instrText>
+          <w:instrText xml:space="preserve"> PAGEREF _Toc226631545 \h </w:instrText>
         </w:r>
         <w:r>
           <w:rPr>
@@ -336,7 +335,7 @@
           <w:lang w:eastAsia="hu-HU"/>
         </w:rPr>
       </w:pPr>
-      <w:hyperlink w:anchor="_Toc226466873" w:history="1">
+      <w:hyperlink w:anchor="_Toc226631546" w:history="1">
         <w:r>
           <w:rPr>
             <w:rStyle w:val="Hiperhivatkozs"/>
@@ -363,7 +362,7 @@
             <w:noProof/>
             <w:webHidden/>
           </w:rPr>
-          <w:instrText xml:space="preserve"> PAGEREF _Toc226466873 \h </w:instrText>
+          <w:instrText xml:space="preserve"> PAGEREF _Toc226631546 \h </w:instrText>
         </w:r>
         <w:r>
           <w:rPr>
@@ -406,7 +405,7 @@
           <w:lang w:eastAsia="hu-HU"/>
         </w:rPr>
       </w:pPr>
-      <w:hyperlink w:anchor="_Toc226466874" w:history="1">
+      <w:hyperlink w:anchor="_Toc226631547" w:history="1">
         <w:r>
           <w:rPr>
             <w:rStyle w:val="Hiperhivatkozs"/>
@@ -433,7 +432,7 @@
             <w:noProof/>
             <w:webHidden/>
           </w:rPr>
-          <w:instrText xml:space="preserve"> PAGEREF _Toc226466874 \h </w:instrText>
+          <w:instrText xml:space="preserve"> PAGEREF _Toc226631547 \h </w:instrText>
         </w:r>
         <w:r>
           <w:rPr>
@@ -454,6 +453,142 @@
             <w:webHidden/>
           </w:rPr>
           <w:t>5</w:t>
+        </w:r>
+        <w:r>
+          <w:rPr>
+            <w:noProof/>
+            <w:webHidden/>
+          </w:rPr>
+          <w:fldChar w:fldCharType="end"/>
+        </w:r>
+      </w:hyperlink>
+    </w:p>
+    <w:p>
+      <w:pPr>
+        <w:pStyle w:val="TJ3"/>
+        <w:tabs>
+          <w:tab w:val="right" w:leader="dot" w:pos="9062"/>
+        </w:tabs>
+        <w:rPr>
+          <w:noProof/>
+        </w:rPr>
+      </w:pPr>
+      <w:hyperlink w:anchor="_Toc226631548" w:history="1">
+        <w:r>
+          <w:rPr>
+            <w:rStyle w:val="Hiperhivatkozs"/>
+            <w:noProof/>
+          </w:rPr>
+          <w:t>Fuel Calculator</w:t>
+        </w:r>
+        <w:r>
+          <w:rPr>
+            <w:noProof/>
+            <w:webHidden/>
+          </w:rPr>
+          <w:tab/>
+        </w:r>
+        <w:r>
+          <w:rPr>
+            <w:noProof/>
+            <w:webHidden/>
+          </w:rPr>
+          <w:fldChar w:fldCharType="begin"/>
+        </w:r>
+        <w:r>
+          <w:rPr>
+            <w:noProof/>
+            <w:webHidden/>
+          </w:rPr>
+          <w:instrText xml:space="preserve"> PAGEREF _Toc226631548 \h </w:instrText>
+        </w:r>
+        <w:r>
+          <w:rPr>
+            <w:noProof/>
+            <w:webHidden/>
+          </w:rPr>
+        </w:r>
+        <w:r>
+          <w:rPr>
+            <w:noProof/>
+            <w:webHidden/>
+          </w:rPr>
+          <w:fldChar w:fldCharType="separate"/>
+        </w:r>
+        <w:r>
+          <w:rPr>
+            <w:noProof/>
+            <w:webHidden/>
+          </w:rPr>
+          <w:t>5</w:t>
+        </w:r>
+        <w:r>
+          <w:rPr>
+            <w:noProof/>
+            <w:webHidden/>
+          </w:rPr>
+          <w:fldChar w:fldCharType="end"/>
+        </w:r>
+      </w:hyperlink>
+    </w:p>
+    <w:p>
+      <w:pPr>
+        <w:pStyle w:val="TJ3"/>
+        <w:tabs>
+          <w:tab w:val="right" w:leader="dot" w:pos="9062"/>
+        </w:tabs>
+        <w:rPr>
+          <w:noProof/>
+        </w:rPr>
+      </w:pPr>
+      <w:hyperlink w:anchor="_Toc226631549" w:history="1">
+        <w:r>
+          <w:rPr>
+            <w:rStyle w:val="Hiperhivatkozs"/>
+            <w:noProof/>
+          </w:rPr>
+          <w:t>Track Guessr</w:t>
+        </w:r>
+        <w:r>
+          <w:rPr>
+            <w:noProof/>
+            <w:webHidden/>
+          </w:rPr>
+          <w:tab/>
+        </w:r>
+        <w:r>
+          <w:rPr>
+            <w:noProof/>
+            <w:webHidden/>
+          </w:rPr>
+          <w:fldChar w:fldCharType="begin"/>
+        </w:r>
+        <w:r>
+          <w:rPr>
+            <w:noProof/>
+            <w:webHidden/>
+          </w:rPr>
+          <w:instrText xml:space="preserve"> PAGEREF _Toc226631549 \h </w:instrText>
+        </w:r>
+        <w:r>
+          <w:rPr>
+            <w:noProof/>
+            <w:webHidden/>
+          </w:rPr>
+        </w:r>
+        <w:r>
+          <w:rPr>
+            <w:noProof/>
+            <w:webHidden/>
+          </w:rPr>
+          <w:fldChar w:fldCharType="separate"/>
+        </w:r>
+        <w:r>
+          <w:rPr>
+            <w:noProof/>
+            <w:webHidden/>
+          </w:rPr>
+          <w:t>7</w:t>
         </w:r>
         <w:r>
           <w:rPr>
@@ -476,7 +611,7 @@
           <w:lang w:eastAsia="hu-HU"/>
         </w:rPr>
       </w:pPr>
-      <w:hyperlink w:anchor="_Toc226466875" w:history="1">
+      <w:hyperlink w:anchor="_Toc226631550" w:history="1">
         <w:r>
           <w:rPr>
             <w:rStyle w:val="Hiperhivatkozs"/>
@@ -503,7 +638,7 @@
             <w:noProof/>
             <w:webHidden/>
           </w:rPr>
-          <w:instrText xml:space="preserve"> PAGEREF _Toc226466875 \h </w:instrText>
+          <w:instrText xml:space="preserve"> PAGEREF _Toc226631550 \h </w:instrText>
         </w:r>
         <w:r>
           <w:rPr>
@@ -523,7 +658,7 @@
             <w:noProof/>
             <w:webHidden/>
           </w:rPr>
-          <w:t>6</w:t>
+          <w:t>9</w:t>
         </w:r>
         <w:r>
           <w:rPr>
@@ -546,7 +681,7 @@
           <w:lang w:eastAsia="hu-HU"/>
         </w:rPr>
       </w:pPr>
-      <w:hyperlink w:anchor="_Toc226466876" w:history="1">
+      <w:hyperlink w:anchor="_Toc226631551" w:history="1">
         <w:r>
           <w:rPr>
             <w:rStyle w:val="Hiperhivatkozs"/>
@@ -573,7 +708,7 @@
             <w:noProof/>
             <w:webHidden/>
           </w:rPr>
-          <w:instrText xml:space="preserve"> PAGEREF _Toc226466876 \h </w:instrText>
+          <w:instrText xml:space="preserve"> PAGEREF _Toc226631551 \h </w:instrText>
         </w:r>
         <w:r>
           <w:rPr>
@@ -593,7 +728,7 @@
             <w:noProof/>
             <w:webHidden/>
           </w:rPr>
-          <w:t>7</w:t>
+          <w:t>10</w:t>
         </w:r>
         <w:r>
           <w:rPr>
@@ -616,7 +751,7 @@
           <w:lang w:eastAsia="hu-HU"/>
         </w:rPr>
       </w:pPr>
-      <w:hyperlink w:anchor="_Toc226466877" w:history="1">
+      <w:hyperlink w:anchor="_Toc226631552" w:history="1">
         <w:r>
           <w:rPr>
             <w:rStyle w:val="Hiperhivatkozs"/>
@@ -643,7 +778,7 @@
             <w:noProof/>
             <w:webHidden/>
           </w:rPr>
-          <w:instrText xml:space="preserve"> PAGEREF _Toc226466877 \h </w:instrText>
+          <w:instrText xml:space="preserve"> PAGEREF _Toc226631552 \h </w:instrText>
         </w:r>
         <w:r>
           <w:rPr>
@@ -663,7 +798,7 @@
             <w:noProof/>
             <w:webHidden/>
           </w:rPr>
-          <w:t>8</w:t>
+          <w:t>11</w:t>
         </w:r>
         <w:r>
           <w:rPr>
@@ -686,7 +821,7 @@
           <w:lang w:eastAsia="hu-HU"/>
         </w:rPr>
       </w:pPr>
-      <w:hyperlink w:anchor="_Toc226466878" w:history="1">
+      <w:hyperlink w:anchor="_Toc226631553" w:history="1">
         <w:r>
           <w:rPr>
             <w:rStyle w:val="Hiperhivatkozs"/>
@@ -713,7 +848,7 @@
             <w:noProof/>
             <w:webHidden/>
           </w:rPr>
-          <w:instrText xml:space="preserve"> PAGEREF _Toc226466878 \h </w:instrText>
+          <w:instrText xml:space="preserve"> PAGEREF _Toc226631553 \h </w:instrText>
         </w:r>
         <w:r>
           <w:rPr>
@@ -733,7 +868,7 @@
             <w:noProof/>
             <w:webHidden/>
           </w:rPr>
-          <w:t>9</w:t>
+          <w:t>12</w:t>
         </w:r>
         <w:r>
           <w:rPr>
@@ -756,13 +891,13 @@
           <w:lang w:eastAsia="hu-HU"/>
         </w:rPr>
       </w:pPr>
-      <w:hyperlink w:anchor="_Toc226466879" w:history="1">
+      <w:hyperlink w:anchor="_Toc226631554" w:history="1">
         <w:r>
           <w:rPr>
             <w:rStyle w:val="Hiperhivatkozs"/>
             <w:noProof/>
           </w:rPr>
-          <w:t>Főoldal</w:t>
+          <w:t>GitHub</w:t>
         </w:r>
         <w:r>
           <w:rPr>
@@ -783,7 +918,7 @@
             <w:noProof/>
             <w:webHidden/>
           </w:rPr>
-          <w:instrText xml:space="preserve"> PAGEREF _Toc226466879 \h </w:instrText>
+          <w:instrText xml:space="preserve"> PAGEREF _Toc226631554 \h </w:instrText>
         </w:r>
         <w:r>
           <w:rPr>
@@ -803,7 +938,7 @@
             <w:noProof/>
             <w:webHidden/>
           </w:rPr>
-          <w:t>9</w:t>
+          <w:t>12</w:t>
         </w:r>
         <w:r>
           <w:rPr>
@@ -826,13 +961,13 @@
           <w:lang w:eastAsia="hu-HU"/>
         </w:rPr>
       </w:pPr>
-      <w:hyperlink w:anchor="_Toc226466880" w:history="1">
+      <w:hyperlink w:anchor="_Toc226631555" w:history="1">
         <w:r>
           <w:rPr>
             <w:rStyle w:val="Hiperhivatkozs"/>
             <w:noProof/>
           </w:rPr>
-          <w:t>JavaScript menü</w:t>
+          <w:t>Internetes tárhely, adatbázis</w:t>
         </w:r>
         <w:r>
           <w:rPr>
@@ -853,7 +988,7 @@
             <w:noProof/>
             <w:webHidden/>
           </w:rPr>
-          <w:instrText xml:space="preserve"> PAGEREF _Toc226466880 \h </w:instrText>
+          <w:instrText xml:space="preserve"> PAGEREF _Toc226631555 \h </w:instrText>
         </w:r>
         <w:r>
           <w:rPr>
@@ -873,7 +1008,7 @@
             <w:noProof/>
             <w:webHidden/>
           </w:rPr>
-          <w:t>9</w:t>
+          <w:t>12</w:t>
         </w:r>
         <w:r>
           <w:rPr>
@@ -896,13 +1031,13 @@
           <w:lang w:eastAsia="hu-HU"/>
         </w:rPr>
       </w:pPr>
-      <w:hyperlink w:anchor="_Toc226466881" w:history="1">
+      <w:hyperlink w:anchor="_Toc226631556" w:history="1">
         <w:r>
           <w:rPr>
             <w:rStyle w:val="Hiperhivatkozs"/>
             <w:noProof/>
           </w:rPr>
-          <w:t>React menü</w:t>
+          <w:t>Adatbázis</w:t>
         </w:r>
         <w:r>
           <w:rPr>
@@ -923,7 +1058,7 @@
             <w:noProof/>
             <w:webHidden/>
           </w:rPr>
-          <w:instrText xml:space="preserve"> PAGEREF _Toc226466881 \h </w:instrText>
+          <w:instrText xml:space="preserve"> PAGEREF _Toc226631556 \h </w:instrText>
         </w:r>
         <w:r>
           <w:rPr>
@@ -943,7 +1078,7 @@
             <w:noProof/>
             <w:webHidden/>
           </w:rPr>
-          <w:t>9</w:t>
+          <w:t>13</w:t>
         </w:r>
         <w:r>
           <w:rPr>
@@ -966,13 +1101,13 @@
           <w:lang w:eastAsia="hu-HU"/>
         </w:rPr>
       </w:pPr>
-      <w:hyperlink w:anchor="_Toc226466882" w:history="1">
+      <w:hyperlink w:anchor="_Toc226631557" w:history="1">
         <w:r>
           <w:rPr>
             <w:rStyle w:val="Hiperhivatkozs"/>
             <w:noProof/>
           </w:rPr>
-          <w:t>SPA menü</w:t>
+          <w:t>Főoldal</w:t>
         </w:r>
         <w:r>
           <w:rPr>
@@ -993,7 +1128,7 @@
             <w:noProof/>
             <w:webHidden/>
           </w:rPr>
-          <w:instrText xml:space="preserve"> PAGEREF _Toc226466882 \h </w:instrText>
+          <w:instrText xml:space="preserve"> PAGEREF _Toc226631557 \h </w:instrText>
         </w:r>
         <w:r>
           <w:rPr>
@@ -1013,7 +1148,7 @@
             <w:noProof/>
             <w:webHidden/>
           </w:rPr>
-          <w:t>9</w:t>
+          <w:t>14</w:t>
         </w:r>
         <w:r>
           <w:rPr>
@@ -1036,13 +1171,13 @@
           <w:lang w:eastAsia="hu-HU"/>
         </w:rPr>
       </w:pPr>
-      <w:hyperlink w:anchor="_Toc226466883" w:history="1">
+      <w:hyperlink w:anchor="_Toc226631558" w:history="1">
         <w:r>
           <w:rPr>
             <w:rStyle w:val="Hiperhivatkozs"/>
             <w:noProof/>
           </w:rPr>
-          <w:t>Fetch API menü</w:t>
+          <w:t>JavaScript menü</w:t>
         </w:r>
         <w:r>
           <w:rPr>
@@ -1063,7 +1198,7 @@
             <w:noProof/>
             <w:webHidden/>
           </w:rPr>
-          <w:instrText xml:space="preserve"> PAGEREF _Toc226466883 \h </w:instrText>
+          <w:instrText xml:space="preserve"> PAGEREF _Toc226631558 \h </w:instrText>
         </w:r>
         <w:r>
           <w:rPr>
@@ -1083,7 +1218,7 @@
             <w:noProof/>
             <w:webHidden/>
           </w:rPr>
-          <w:t>9</w:t>
+          <w:t>14</w:t>
         </w:r>
         <w:r>
           <w:rPr>
@@ -1106,13 +1241,13 @@
           <w:lang w:eastAsia="hu-HU"/>
         </w:rPr>
       </w:pPr>
-      <w:hyperlink w:anchor="_Toc226466884" w:history="1">
+      <w:hyperlink w:anchor="_Toc226631559" w:history="1">
         <w:r>
           <w:rPr>
             <w:rStyle w:val="Hiperhivatkozs"/>
             <w:noProof/>
           </w:rPr>
-          <w:t>Axios menü</w:t>
+          <w:t>React menü</w:t>
         </w:r>
         <w:r>
           <w:rPr>
@@ -1133,7 +1268,7 @@
             <w:noProof/>
             <w:webHidden/>
           </w:rPr>
-          <w:instrText xml:space="preserve"> PAGEREF _Toc226466884 \h </w:instrText>
+          <w:instrText xml:space="preserve"> PAGEREF _Toc226631559 \h </w:instrText>
         </w:r>
         <w:r>
           <w:rPr>
@@ -1153,7 +1288,7 @@
             <w:noProof/>
             <w:webHidden/>
           </w:rPr>
-          <w:t>9</w:t>
+          <w:t>15</w:t>
         </w:r>
         <w:r>
           <w:rPr>
@@ -1176,12 +1311,222 @@
           <w:lang w:eastAsia="hu-HU"/>
         </w:rPr>
       </w:pPr>
-      <w:hyperlink w:anchor="_Toc226466885" w:history="1">
+      <w:hyperlink w:anchor="_Toc226631560" w:history="1">
         <w:r>
           <w:rPr>
             <w:rStyle w:val="Hiperhivatkozs"/>
             <w:noProof/>
           </w:rPr>
+          <w:t>SPA menü</w:t>
+        </w:r>
+        <w:r>
+          <w:rPr>
+            <w:noProof/>
+            <w:webHidden/>
+          </w:rPr>
+          <w:tab/>
+        </w:r>
+        <w:r>
+          <w:rPr>
+            <w:noProof/>
+            <w:webHidden/>
+          </w:rPr>
+          <w:fldChar w:fldCharType="begin"/>
+        </w:r>
+        <w:r>
+          <w:rPr>
+            <w:noProof/>
+            <w:webHidden/>
+          </w:rPr>
+          <w:instrText xml:space="preserve"> PAGEREF _Toc226631560 \h </w:instrText>
+        </w:r>
+        <w:r>
+          <w:rPr>
+            <w:noProof/>
+            <w:webHidden/>
+          </w:rPr>
+        </w:r>
+        <w:r>
+          <w:rPr>
+            <w:noProof/>
+            <w:webHidden/>
+          </w:rPr>
+          <w:fldChar w:fldCharType="separate"/>
+        </w:r>
+        <w:r>
+          <w:rPr>
+            <w:noProof/>
+            <w:webHidden/>
+          </w:rPr>
+          <w:t>15</w:t>
+        </w:r>
+        <w:r>
+          <w:rPr>
+            <w:noProof/>
+            <w:webHidden/>
+          </w:rPr>
+          <w:fldChar w:fldCharType="end"/>
+        </w:r>
+      </w:hyperlink>
+    </w:p>
+    <w:p>
+      <w:pPr>
+        <w:pStyle w:val="TJ2"/>
+        <w:tabs>
+          <w:tab w:val="right" w:leader="dot" w:pos="9062"/>
+        </w:tabs>
+        <w:rPr>
+          <w:rFonts w:eastAsiaTheme="minorEastAsia"/>
+          <w:noProof/>
+          <w:lang w:eastAsia="hu-HU"/>
+        </w:rPr>
+      </w:pPr>
+      <w:hyperlink w:anchor="_Toc226631561" w:history="1">
+        <w:r>
+          <w:rPr>
+            <w:rStyle w:val="Hiperhivatkozs"/>
+            <w:noProof/>
+          </w:rPr>
+          <w:t>Fetch API menü</w:t>
+        </w:r>
+        <w:r>
+          <w:rPr>
+            <w:noProof/>
+            <w:webHidden/>
+          </w:rPr>
+          <w:tab/>
+        </w:r>
+        <w:r>
+          <w:rPr>
+            <w:noProof/>
+            <w:webHidden/>
+          </w:rPr>
+          <w:fldChar w:fldCharType="begin"/>
+        </w:r>
+        <w:r>
+          <w:rPr>
+            <w:noProof/>
+            <w:webHidden/>
+          </w:rPr>
+          <w:instrText xml:space="preserve"> PAGEREF _Toc226631561 \h </w:instrText>
+        </w:r>
+        <w:r>
+          <w:rPr>
+            <w:noProof/>
+            <w:webHidden/>
+          </w:rPr>
+        </w:r>
+        <w:r>
+          <w:rPr>
+            <w:noProof/>
+            <w:webHidden/>
+          </w:rPr>
+          <w:fldChar w:fldCharType="separate"/>
+        </w:r>
+        <w:r>
+          <w:rPr>
+            <w:noProof/>
+            <w:webHidden/>
+          </w:rPr>
+          <w:t>16</w:t>
+        </w:r>
+        <w:r>
+          <w:rPr>
+            <w:noProof/>
+            <w:webHidden/>
+          </w:rPr>
+          <w:fldChar w:fldCharType="end"/>
+        </w:r>
+      </w:hyperlink>
+    </w:p>
+    <w:p>
+      <w:pPr>
+        <w:pStyle w:val="TJ2"/>
+        <w:tabs>
+          <w:tab w:val="right" w:leader="dot" w:pos="9062"/>
+        </w:tabs>
+        <w:rPr>
+          <w:rFonts w:eastAsiaTheme="minorEastAsia"/>
+          <w:noProof/>
+          <w:lang w:eastAsia="hu-HU"/>
+        </w:rPr>
+      </w:pPr>
+      <w:hyperlink w:anchor="_Toc226631562" w:history="1">
+        <w:r>
+          <w:rPr>
+            <w:rStyle w:val="Hiperhivatkozs"/>
+            <w:noProof/>
+          </w:rPr>
+          <w:t>Axios menü</w:t>
+        </w:r>
+        <w:r>
+          <w:rPr>
+            <w:noProof/>
+            <w:webHidden/>
+          </w:rPr>
+          <w:tab/>
+        </w:r>
+        <w:r>
+          <w:rPr>
+            <w:noProof/>
+            <w:webHidden/>
+          </w:rPr>
+          <w:fldChar w:fldCharType="begin"/>
+        </w:r>
+        <w:r>
+          <w:rPr>
+            <w:noProof/>
+            <w:webHidden/>
+          </w:rPr>
+          <w:instrText xml:space="preserve"> PAGEREF _Toc226631562 \h </w:instrText>
+        </w:r>
+        <w:r>
+          <w:rPr>
+            <w:noProof/>
+            <w:webHidden/>
+          </w:rPr>
+        </w:r>
+        <w:r>
+          <w:rPr>
+            <w:noProof/>
+            <w:webHidden/>
+          </w:rPr>
+          <w:fldChar w:fldCharType="separate"/>
+        </w:r>
+        <w:r>
+          <w:rPr>
+            <w:noProof/>
+            <w:webHidden/>
+          </w:rPr>
+          <w:t>16</w:t>
+        </w:r>
+        <w:r>
+          <w:rPr>
+            <w:noProof/>
+            <w:webHidden/>
+          </w:rPr>
+          <w:fldChar w:fldCharType="end"/>
+        </w:r>
+      </w:hyperlink>
+    </w:p>
+    <w:p>
+      <w:pPr>
+        <w:pStyle w:val="TJ2"/>
+        <w:tabs>
+          <w:tab w:val="right" w:leader="dot" w:pos="9062"/>
+        </w:tabs>
+        <w:rPr>
+          <w:rFonts w:eastAsiaTheme="minorEastAsia"/>
+          <w:noProof/>
+          <w:lang w:eastAsia="hu-HU"/>
+        </w:rPr>
+      </w:pPr>
+      <w:hyperlink w:anchor="_Toc226631563" w:history="1">
+        <w:r>
+          <w:rPr>
+            <w:rStyle w:val="Hiperhivatkozs"/>
+            <w:noProof/>
+          </w:rPr>
           <w:t>OOJS menü</w:t>
         </w:r>
         <w:r>
@@ -1203,7 +1548,7 @@
             <w:noProof/>
             <w:webHidden/>
           </w:rPr>
-          <w:instrText xml:space="preserve"> PAGEREF _Toc226466885 \h </w:instrText>
+          <w:instrText xml:space="preserve"> PAGEREF _Toc226631563 \h </w:instrText>
         </w:r>
         <w:r>
           <w:rPr>
@@ -1223,7 +1568,7 @@
             <w:noProof/>
             <w:webHidden/>
           </w:rPr>
-          <w:t>9</w:t>
+          <w:t>16</w:t>
         </w:r>
         <w:r>
           <w:rPr>
@@ -1247,7 +1592,7 @@
         <w:pStyle w:val="Cmsor1"/>
       </w:pPr>
       <w:bookmarkStart w:id="0" w:name="_Felhasználói_dokumentáció"/>
-      <w:bookmarkStart w:id="1" w:name="_Toc226466870"/>
+      <w:bookmarkStart w:id="1" w:name="_Toc226631543"/>
       <w:bookmarkEnd w:id="0"/>
       <w:r>
         <w:lastRenderedPageBreak/>
@@ -1259,7 +1604,7 @@
       <w:pPr>
         <w:pStyle w:val="Cmsor2"/>
       </w:pPr>
-      <w:bookmarkStart w:id="2" w:name="_Toc226466871"/>
+      <w:bookmarkStart w:id="2" w:name="_Toc226631544"/>
       <w:r>
         <w:t>Főoldal</w:t>
       </w:r>
@@ -1282,8 +1627,67 @@
       <w:r>
         <w:t>Az oldal fő része, ahonnan elérhető az összes későbbiekben bemutatott aloldal.</w:t>
       </w:r>
-    </w:p>
-    <w:p>
+      <w:r>
+        <w:t xml:space="preserve"> Az „Ugrás a feladatokhoz” gombra kattintva legörget nekünk a feladatok listájához. Minden oldalról található egy előnézeti kép, ráhúzva az egeret felnagyítja nekünk. A „Feladat megtekintése” gomb átirányít a hozzá tartozó oldalhoz.</w:t>
+      </w:r>
+    </w:p>
+    <w:p>
+      <w:pPr>
+        <w:jc w:val="center"/>
+      </w:pPr>
+      <w:r>
+        <w:rPr>
+          <w:noProof/>
+        </w:rPr>
+        <w:drawing>
+          <wp:inline distT="0" distB="0" distL="0" distR="0" wp14:anchorId="658C79E8" wp14:editId="63EFE717">
+            <wp:extent cx="5285135" cy="6480000"/>
+            <wp:effectExtent l="0" t="0" r="0" b="0"/>
+            <wp:docPr id="791201894" name="Kép 8"/>
+            <wp:cNvGraphicFramePr>
+              <a:graphicFrameLocks xmlns:a="http://schemas.openxmlformats.org/drawingml/2006/main" noChangeAspect="1"/>
+            </wp:cNvGraphicFramePr>
+            <a:graphic xmlns:a="http://schemas.openxmlformats.org/drawingml/2006/main">
+              <a:graphicData uri="http://schemas.openxmlformats.org/drawingml/2006/picture">
+                <pic:pic xmlns:pic="http://schemas.openxmlformats.org/drawingml/2006/picture">
+                  <pic:nvPicPr>
+                    <pic:cNvPr id="0" name="Picture 15"/>
+                    <pic:cNvPicPr>
+                      <a:picLocks noChangeAspect="1" noChangeArrowheads="1"/>
+                    </pic:cNvPicPr>
+                  </pic:nvPicPr>
+                  <pic:blipFill>
+                    <a:blip r:embed="rId7" cstate="print">
+                      <a:extLst>
+                        <a:ext uri="{28A0092B-C50C-407E-A947-70E740481C1C}">
+                          <a14:useLocalDpi xmlns:a14="http://schemas.microsoft.com/office/drawing/2010/main" val="0"/>
+                        </a:ext>
+                      </a:extLst>
+                    </a:blip>
+                    <a:srcRect/>
+                    <a:stretch>
+                      <a:fillRect/>
+                    </a:stretch>
+                  </pic:blipFill>
+                  <pic:spPr bwMode="auto">
+                    <a:xfrm>
+                      <a:off x="0" y="0"/>
+                      <a:ext cx="5285135" cy="6480000"/>
+                    </a:xfrm>
+                    <a:prstGeom prst="rect">
+                      <a:avLst/>
+                    </a:prstGeom>
+                    <a:noFill/>
+                    <a:ln>
+                      <a:noFill/>
+                    </a:ln>
+                  </pic:spPr>
+                </pic:pic>
+              </a:graphicData>
+            </a:graphic>
+          </wp:inline>
+        </w:drawing>
+      </w:r>
       <w:r>
         <w:br w:type="page"/>
       </w:r>
@@ -1292,7 +1696,7 @@
       <w:pPr>
         <w:pStyle w:val="Cmsor2"/>
       </w:pPr>
-      <w:bookmarkStart w:id="3" w:name="_Toc226466872"/>
+      <w:bookmarkStart w:id="3" w:name="_Toc226631545"/>
       <w:r>
         <w:lastRenderedPageBreak/>
         <w:t>JavaScript menü</w:t>
@@ -1303,29 +1707,20 @@
       <w:r>
         <w:t xml:space="preserve">Oldal URL: </w:t>
       </w:r>
-      <w:hyperlink r:id="rId7" w:history="1">
+      <w:hyperlink r:id="rId8" w:history="1">
         <w:r>
           <w:rPr>
             <w:rStyle w:val="Hiperhivatkozs"/>
           </w:rPr>
-          <w:t>https://webprog1mged.page.gd/j</w:t>
-        </w:r>
-        <w:r>
-          <w:rPr>
-            <w:rStyle w:val="Hiperhivatkozs"/>
-          </w:rPr>
-          <w:t>a</w:t>
-        </w:r>
-        <w:r>
-          <w:rPr>
-            <w:rStyle w:val="Hiperhivatkozs"/>
-          </w:rPr>
-          <w:t>vascript_crud/javascript.html</w:t>
+          <w:t>https://webprog1mged.page.gd/javascript_crud/javascript.html</w:t>
         </w:r>
       </w:hyperlink>
     </w:p>
     <w:p>
       <w:r>
+        <w:rPr>
+          <w:noProof/>
+        </w:rPr>
         <w:drawing>
           <wp:inline distT="0" distB="0" distL="0" distR="0" wp14:anchorId="3C5B325F" wp14:editId="07DCF1F5">
             <wp:extent cx="5760720" cy="1967948"/>
@@ -1342,7 +1737,7 @@
                     <pic:cNvPicPr/>
                   </pic:nvPicPr>
                   <pic:blipFill rotWithShape="1">
-                    <a:blip r:embed="rId8"/>
+                    <a:blip r:embed="rId9"/>
                     <a:srcRect t="6427"/>
                     <a:stretch>
                       <a:fillRect/>
@@ -1424,6 +1819,9 @@
         <w:t xml:space="preserve"> </w:t>
       </w:r>
       <w:r>
+        <w:rPr>
+          <w:noProof/>
+        </w:rPr>
         <w:drawing>
           <wp:inline distT="0" distB="0" distL="0" distR="0" wp14:anchorId="7175BACC" wp14:editId="4C8C1EB1">
             <wp:extent cx="3620005" cy="257211"/>
@@ -1440,7 +1838,7 @@
                     <pic:cNvPicPr/>
                   </pic:nvPicPr>
                   <pic:blipFill>
-                    <a:blip r:embed="rId9"/>
+                    <a:blip r:embed="rId10"/>
                     <a:stretch>
                       <a:fillRect/>
                     </a:stretch>
@@ -1488,6 +1886,9 @@
         <w:ind w:left="360"/>
       </w:pPr>
       <w:r>
+        <w:rPr>
+          <w:noProof/>
+        </w:rPr>
         <w:drawing>
           <wp:inline distT="0" distB="0" distL="0" distR="0" wp14:anchorId="4EE9BE0C" wp14:editId="2DA7DB03">
             <wp:extent cx="4680000" cy="954881"/>
@@ -1504,7 +1905,7 @@
                     <pic:cNvPicPr/>
                   </pic:nvPicPr>
                   <pic:blipFill>
-                    <a:blip r:embed="rId10"/>
+                    <a:blip r:embed="rId11"/>
                     <a:stretch>
                       <a:fillRect/>
                     </a:stretch>
@@ -1554,6 +1955,9 @@
         </w:rPr>
       </w:pPr>
       <w:r>
+        <w:rPr>
+          <w:noProof/>
+        </w:rPr>
         <w:drawing>
           <wp:anchor distT="0" distB="0" distL="114300" distR="114300" simplePos="0" relativeHeight="251658240" behindDoc="0" locked="0" layoutInCell="1" allowOverlap="1" wp14:anchorId="2906C2D8" wp14:editId="71DCDC88">
             <wp:simplePos x="0" y="0"/>
@@ -1578,7 +1982,7 @@
                     <pic:cNvPicPr/>
                   </pic:nvPicPr>
                   <pic:blipFill>
-                    <a:blip r:embed="rId11">
+                    <a:blip r:embed="rId12">
                       <a:extLst>
                         <a:ext uri="{28A0092B-C50C-407E-A947-70E740481C1C}">
                           <a14:useLocalDpi xmlns:a14="http://schemas.microsoft.com/office/drawing/2010/main" val="0"/>
@@ -1635,6 +2039,9 @@
         <w:ind w:left="360"/>
       </w:pPr>
       <w:r>
+        <w:rPr>
+          <w:noProof/>
+        </w:rPr>
         <w:drawing>
           <wp:inline distT="0" distB="0" distL="0" distR="0" wp14:anchorId="458186C1" wp14:editId="594DE74F">
             <wp:extent cx="4680000" cy="949722"/>
@@ -1651,7 +2058,7 @@
                     <pic:cNvPicPr/>
                   </pic:nvPicPr>
                   <pic:blipFill>
-                    <a:blip r:embed="rId12"/>
+                    <a:blip r:embed="rId13"/>
                     <a:stretch>
                       <a:fillRect/>
                     </a:stretch>
@@ -1698,6 +2105,9 @@
         <w:ind w:left="360"/>
       </w:pPr>
       <w:r>
+        <w:rPr>
+          <w:noProof/>
+        </w:rPr>
         <w:drawing>
           <wp:anchor distT="0" distB="0" distL="114300" distR="114300" simplePos="0" relativeHeight="251659264" behindDoc="0" locked="0" layoutInCell="1" allowOverlap="1" wp14:anchorId="6F1B677A" wp14:editId="7834EEAF">
             <wp:simplePos x="0" y="0"/>
@@ -1722,7 +2132,7 @@
                     <pic:cNvPicPr/>
                   </pic:nvPicPr>
                   <pic:blipFill>
-                    <a:blip r:embed="rId13">
+                    <a:blip r:embed="rId14">
                       <a:extLst>
                         <a:ext uri="{28A0092B-C50C-407E-A947-70E740481C1C}">
                           <a14:useLocalDpi xmlns:a14="http://schemas.microsoft.com/office/drawing/2010/main" val="0"/>
@@ -1765,7 +2175,7 @@
       <w:pPr>
         <w:pStyle w:val="Cmsor2"/>
       </w:pPr>
-      <w:bookmarkStart w:id="4" w:name="_Toc226466873"/>
+      <w:bookmarkStart w:id="4" w:name="_Toc226631546"/>
       <w:r>
         <w:lastRenderedPageBreak/>
         <w:t>React menü</w:t>
@@ -1776,29 +2186,20 @@
       <w:r>
         <w:t xml:space="preserve">Oldal URL: </w:t>
       </w:r>
-      <w:hyperlink r:id="rId14" w:history="1">
+      <w:hyperlink r:id="rId15" w:history="1">
         <w:r>
           <w:rPr>
             <w:rStyle w:val="Hiperhivatkozs"/>
           </w:rPr>
-          <w:t>https://webprog1mged.page.gd/react</w:t>
-        </w:r>
-        <w:r>
-          <w:rPr>
-            <w:rStyle w:val="Hiperhivatkozs"/>
-          </w:rPr>
-          <w:t>_</w:t>
-        </w:r>
-        <w:r>
-          <w:rPr>
-            <w:rStyle w:val="Hiperhivatkozs"/>
-          </w:rPr>
-          <w:t>crud/react.html</w:t>
+          <w:t>https://webprog1mged.page.gd/react_crud/react.html</w:t>
         </w:r>
       </w:hyperlink>
     </w:p>
     <w:p>
       <w:r>
+        <w:rPr>
+          <w:noProof/>
+        </w:rPr>
         <w:drawing>
           <wp:inline distT="0" distB="0" distL="0" distR="0" wp14:anchorId="09201F83" wp14:editId="082E87E9">
             <wp:extent cx="5760720" cy="2122170"/>
@@ -1815,7 +2216,7 @@
                     <pic:cNvPicPr/>
                   </pic:nvPicPr>
                   <pic:blipFill>
-                    <a:blip r:embed="rId15"/>
+                    <a:blip r:embed="rId16"/>
                     <a:stretch>
                       <a:fillRect/>
                     </a:stretch>
@@ -1864,6 +2265,9 @@
     </w:p>
     <w:p>
       <w:r>
+        <w:rPr>
+          <w:noProof/>
+        </w:rPr>
         <w:drawing>
           <wp:inline distT="0" distB="0" distL="0" distR="0" wp14:anchorId="1948325C" wp14:editId="34E12217">
             <wp:extent cx="5760720" cy="314325"/>
@@ -1880,7 +2284,7 @@
                     <pic:cNvPicPr/>
                   </pic:nvPicPr>
                   <pic:blipFill>
-                    <a:blip r:embed="rId16"/>
+                    <a:blip r:embed="rId17"/>
                     <a:stretch>
                       <a:fillRect/>
                     </a:stretch>
@@ -1919,6 +2323,9 @@
     </w:p>
     <w:p>
       <w:r>
+        <w:rPr>
+          <w:noProof/>
+        </w:rPr>
         <w:drawing>
           <wp:anchor distT="0" distB="0" distL="114300" distR="114300" simplePos="0" relativeHeight="251660288" behindDoc="0" locked="0" layoutInCell="1" allowOverlap="1" wp14:anchorId="6AF0B76E" wp14:editId="7C699D22">
             <wp:simplePos x="0" y="0"/>
@@ -1943,7 +2350,7 @@
                     <pic:cNvPicPr/>
                   </pic:nvPicPr>
                   <pic:blipFill>
-                    <a:blip r:embed="rId17">
+                    <a:blip r:embed="rId18">
                       <a:extLst>
                         <a:ext uri="{28A0092B-C50C-407E-A947-70E740481C1C}">
                           <a14:useLocalDpi xmlns:a14="http://schemas.microsoft.com/office/drawing/2010/main" val="0"/>
@@ -1976,6 +2383,9 @@
         </w:drawing>
       </w:r>
       <w:r>
+        <w:rPr>
+          <w:noProof/>
+        </w:rPr>
         <w:drawing>
           <wp:anchor distT="0" distB="0" distL="114300" distR="114300" simplePos="0" relativeHeight="251661312" behindDoc="0" locked="0" layoutInCell="1" allowOverlap="1" wp14:anchorId="5C612F4D" wp14:editId="4DDFB7D7">
             <wp:simplePos x="0" y="0"/>
@@ -2000,7 +2410,7 @@
                     <pic:cNvPicPr/>
                   </pic:nvPicPr>
                   <pic:blipFill>
-                    <a:blip r:embed="rId18">
+                    <a:blip r:embed="rId19">
                       <a:extLst>
                         <a:ext uri="{28A0092B-C50C-407E-A947-70E740481C1C}">
                           <a14:useLocalDpi xmlns:a14="http://schemas.microsoft.com/office/drawing/2010/main" val="0"/>
@@ -2070,7 +2480,7 @@
       <w:pPr>
         <w:pStyle w:val="Cmsor2"/>
       </w:pPr>
-      <w:bookmarkStart w:id="5" w:name="_Toc226466874"/>
+      <w:bookmarkStart w:id="5" w:name="_Toc226631547"/>
       <w:r>
         <w:lastRenderedPageBreak/>
         <w:t>SPA menü</w:t>
@@ -2081,7 +2491,7 @@
       <w:r>
         <w:t xml:space="preserve">Oldal URL: </w:t>
       </w:r>
-      <w:hyperlink r:id="rId19" w:history="1">
+      <w:hyperlink r:id="rId20" w:history="1">
         <w:r>
           <w:rPr>
             <w:rStyle w:val="Hiperhivatkozs"/>
@@ -2091,48 +2501,790 @@
       </w:hyperlink>
     </w:p>
     <w:p>
+      <w:pPr>
+        <w:pStyle w:val="Cmsor3"/>
+      </w:pPr>
+      <w:bookmarkStart w:id="6" w:name="_Toc226631548"/>
+      <w:r>
+        <w:t>Fuel Calculator</w:t>
+      </w:r>
+      <w:bookmarkEnd w:id="6"/>
+    </w:p>
+    <w:p>
+      <w:r>
+        <w:t>Ezen az oldal szimulátoros versenyekhez lehet kiszámítani, hogy mennyi üzemanyag szükséges az adott versenyre, valamint megadva a „Maximum Fuel” opcionális mezőben egy értéket akkor</w:t>
+      </w:r>
+      <w:r>
+        <w:t>,</w:t>
+      </w:r>
+      <w:r>
+        <w:t xml:space="preserve"> ha nem lehet egy tankból végig menni, ajánl egy pit stratégiát.</w:t>
+      </w:r>
+    </w:p>
+    <w:p>
+      <w:r>
+        <w:rPr>
+          <w:noProof/>
+        </w:rPr>
+        <w:drawing>
+          <wp:inline distT="0" distB="0" distL="0" distR="0" wp14:anchorId="7CA8BCE5" wp14:editId="77969C19">
+            <wp:extent cx="5760720" cy="2982595"/>
+            <wp:effectExtent l="0" t="0" r="0" b="8255"/>
+            <wp:docPr id="1425800933" name="Kép 6"/>
+            <wp:cNvGraphicFramePr>
+              <a:graphicFrameLocks xmlns:a="http://schemas.openxmlformats.org/drawingml/2006/main" noChangeAspect="1"/>
+            </wp:cNvGraphicFramePr>
+            <a:graphic xmlns:a="http://schemas.openxmlformats.org/drawingml/2006/main">
+              <a:graphicData uri="http://schemas.openxmlformats.org/drawingml/2006/picture">
+                <pic:pic xmlns:pic="http://schemas.openxmlformats.org/drawingml/2006/picture">
+                  <pic:nvPicPr>
+                    <pic:cNvPr id="0" name="Picture 11"/>
+                    <pic:cNvPicPr>
+                      <a:picLocks noChangeAspect="1" noChangeArrowheads="1"/>
+                    </pic:cNvPicPr>
+                  </pic:nvPicPr>
+                  <pic:blipFill>
+                    <a:blip r:embed="rId21" cstate="print">
+                      <a:extLst>
+                        <a:ext uri="{28A0092B-C50C-407E-A947-70E740481C1C}">
+                          <a14:useLocalDpi xmlns:a14="http://schemas.microsoft.com/office/drawing/2010/main" val="0"/>
+                        </a:ext>
+                      </a:extLst>
+                    </a:blip>
+                    <a:srcRect/>
+                    <a:stretch>
+                      <a:fillRect/>
+                    </a:stretch>
+                  </pic:blipFill>
+                  <pic:spPr bwMode="auto">
+                    <a:xfrm>
+                      <a:off x="0" y="0"/>
+                      <a:ext cx="5760720" cy="2982595"/>
+                    </a:xfrm>
+                    <a:prstGeom prst="rect">
+                      <a:avLst/>
+                    </a:prstGeom>
+                    <a:noFill/>
+                    <a:ln>
+                      <a:noFill/>
+                    </a:ln>
+                  </pic:spPr>
+                </pic:pic>
+              </a:graphicData>
+            </a:graphic>
+          </wp:inline>
+        </w:drawing>
+      </w:r>
+    </w:p>
+    <w:p>
+      <w:r>
+        <w:rPr>
+          <w:b/>
+          <w:bCs/>
+        </w:rPr>
+        <w:t>Race Setup:</w:t>
+      </w:r>
+      <w:r>
+        <w:t xml:space="preserve"> </w:t>
+      </w:r>
+      <w:r>
+        <w:t>Megadhatjuk a verseny idejét percekben vagy a körök számát, attól függően milyen versenyben vagyunk. Amennyiben a „Time” van kiválasztva, vannak előre megadott értékek, amik gyakran előfordulnak versenyekben. Ezekre kattintva beilleszti a hozzá tartozó perceket a mezőbe.</w:t>
+      </w:r>
+    </w:p>
+    <w:p>
+      <w:r>
+        <w:rPr>
+          <w:noProof/>
+        </w:rPr>
+        <w:drawing>
+          <wp:inline distT="0" distB="0" distL="0" distR="0" wp14:anchorId="5D25C673" wp14:editId="66E53242">
+            <wp:extent cx="3006970" cy="995939"/>
+            <wp:effectExtent l="0" t="0" r="3175" b="0"/>
+            <wp:docPr id="1425046645" name="Kép 1"/>
+            <wp:cNvGraphicFramePr>
+              <a:graphicFrameLocks xmlns:a="http://schemas.openxmlformats.org/drawingml/2006/main" noChangeAspect="1"/>
+            </wp:cNvGraphicFramePr>
+            <a:graphic xmlns:a="http://schemas.openxmlformats.org/drawingml/2006/main">
+              <a:graphicData uri="http://schemas.openxmlformats.org/drawingml/2006/picture">
+                <pic:pic xmlns:pic="http://schemas.openxmlformats.org/drawingml/2006/picture">
+                  <pic:nvPicPr>
+                    <pic:cNvPr id="1425046645" name=""/>
+                    <pic:cNvPicPr/>
+                  </pic:nvPicPr>
+                  <pic:blipFill>
+                    <a:blip r:embed="rId22"/>
+                    <a:stretch>
+                      <a:fillRect/>
+                    </a:stretch>
+                  </pic:blipFill>
+                  <pic:spPr>
+                    <a:xfrm>
+                      <a:off x="0" y="0"/>
+                      <a:ext cx="3031245" cy="1003979"/>
+                    </a:xfrm>
+                    <a:prstGeom prst="rect">
+                      <a:avLst/>
+                    </a:prstGeom>
+                  </pic:spPr>
+                </pic:pic>
+              </a:graphicData>
+            </a:graphic>
+          </wp:inline>
+        </w:drawing>
+      </w:r>
+    </w:p>
+    <w:p>
+      <w:r>
+        <w:rPr>
+          <w:b/>
+          <w:bCs/>
+        </w:rPr>
+        <w:t>Lap Time:</w:t>
+      </w:r>
+      <w:r>
+        <w:t xml:space="preserve"> Ahhoz, hogy ki lehessen számolni mennyi üzemanyagot kell vinni, szükséges tudni, hogy milyen köridőket tudunk menni. Érdemes nem a rekordunkat beírni ide, mert verseny közben valószínűleg nem fogunk olyan köröket menni.</w:t>
+      </w:r>
+    </w:p>
+    <w:p>
+      <w:r>
+        <w:rPr>
+          <w:noProof/>
+        </w:rPr>
+        <w:drawing>
+          <wp:inline distT="0" distB="0" distL="0" distR="0" wp14:anchorId="541D9715" wp14:editId="7A0901CB">
+            <wp:extent cx="2901462" cy="714676"/>
+            <wp:effectExtent l="0" t="0" r="0" b="9525"/>
+            <wp:docPr id="1508575055" name="Kép 1"/>
+            <wp:cNvGraphicFramePr>
+              <a:graphicFrameLocks xmlns:a="http://schemas.openxmlformats.org/drawingml/2006/main" noChangeAspect="1"/>
+            </wp:cNvGraphicFramePr>
+            <a:graphic xmlns:a="http://schemas.openxmlformats.org/drawingml/2006/main">
+              <a:graphicData uri="http://schemas.openxmlformats.org/drawingml/2006/picture">
+                <pic:pic xmlns:pic="http://schemas.openxmlformats.org/drawingml/2006/picture">
+                  <pic:nvPicPr>
+                    <pic:cNvPr id="1508575055" name=""/>
+                    <pic:cNvPicPr/>
+                  </pic:nvPicPr>
+                  <pic:blipFill>
+                    <a:blip r:embed="rId23"/>
+                    <a:stretch>
+                      <a:fillRect/>
+                    </a:stretch>
+                  </pic:blipFill>
+                  <pic:spPr>
+                    <a:xfrm>
+                      <a:off x="0" y="0"/>
+                      <a:ext cx="2949969" cy="726624"/>
+                    </a:xfrm>
+                    <a:prstGeom prst="rect">
+                      <a:avLst/>
+                    </a:prstGeom>
+                  </pic:spPr>
+                </pic:pic>
+              </a:graphicData>
+            </a:graphic>
+          </wp:inline>
+        </w:drawing>
+      </w:r>
+    </w:p>
+    <w:p>
+      <w:r>
+        <w:rPr>
+          <w:b/>
+          <w:bCs/>
+        </w:rPr>
+        <w:lastRenderedPageBreak/>
+        <w:t>Fuel Consumption:</w:t>
+      </w:r>
+      <w:r>
+        <w:t xml:space="preserve"> Itt meg kell adni, hogy mennyi az átlagos üzemanyag fogyasztásunk. Ezt jó esetben tudjuk mivel, ha a játék felülete nem is, az autóban általában kiírja. Emellett megadható egy maximum üzemanyag szint, ami viszont opcionális, ezt akkor érdemes, ha hosszabb versenyek (~1 óra vagy több) fogyasztását számoljuk és kell nekünk egy pit stratégia.</w:t>
+      </w:r>
+    </w:p>
+    <w:p>
+      <w:r>
+        <w:rPr>
+          <w:noProof/>
+        </w:rPr>
+        <w:drawing>
+          <wp:inline distT="0" distB="0" distL="0" distR="0" wp14:anchorId="14650173" wp14:editId="6A05B250">
+            <wp:extent cx="3103685" cy="1324585"/>
+            <wp:effectExtent l="0" t="0" r="1905" b="9525"/>
+            <wp:docPr id="857342072" name="Kép 1"/>
+            <wp:cNvGraphicFramePr>
+              <a:graphicFrameLocks xmlns:a="http://schemas.openxmlformats.org/drawingml/2006/main" noChangeAspect="1"/>
+            </wp:cNvGraphicFramePr>
+            <a:graphic xmlns:a="http://schemas.openxmlformats.org/drawingml/2006/main">
+              <a:graphicData uri="http://schemas.openxmlformats.org/drawingml/2006/picture">
+                <pic:pic xmlns:pic="http://schemas.openxmlformats.org/drawingml/2006/picture">
+                  <pic:nvPicPr>
+                    <pic:cNvPr id="857342072" name=""/>
+                    <pic:cNvPicPr/>
+                  </pic:nvPicPr>
+                  <pic:blipFill>
+                    <a:blip r:embed="rId24"/>
+                    <a:stretch>
+                      <a:fillRect/>
+                    </a:stretch>
+                  </pic:blipFill>
+                  <pic:spPr>
+                    <a:xfrm>
+                      <a:off x="0" y="0"/>
+                      <a:ext cx="3128405" cy="1335135"/>
+                    </a:xfrm>
+                    <a:prstGeom prst="rect">
+                      <a:avLst/>
+                    </a:prstGeom>
+                  </pic:spPr>
+                </pic:pic>
+              </a:graphicData>
+            </a:graphic>
+          </wp:inline>
+        </w:drawing>
+      </w:r>
+    </w:p>
+    <w:p>
+      <w:r>
+        <w:rPr>
+          <w:b/>
+          <w:bCs/>
+        </w:rPr>
+        <w:t>Eredmények</w:t>
+      </w:r>
+    </w:p>
+    <w:p>
+      <w:r>
+        <w:t>Az eredmények automatikusan számolódnak, amint egy mező változik.</w:t>
+      </w:r>
+    </w:p>
+    <w:p>
+      <w:r>
+        <w:t>Üzemanyaggal kapcsolatos eredmények:</w:t>
+      </w:r>
+    </w:p>
+    <w:p>
+      <w:pPr>
+        <w:pStyle w:val="Listaszerbekezds"/>
+        <w:numPr>
+          <w:ilvl w:val="0"/>
+          <w:numId w:val="1"/>
+        </w:numPr>
+      </w:pPr>
+      <w:r>
+        <w:t>Recommended Fuel: Az az üzemanyag mennyiség, amennyit ajánlott elvinni a versenyre. Ez több, mint amennyire minimum szükség van, de nem árt, mivel változhat a fogyasztásunk verseny közben.</w:t>
+      </w:r>
+    </w:p>
+    <w:p>
+      <w:pPr>
+        <w:pStyle w:val="Listaszerbekezds"/>
+        <w:numPr>
+          <w:ilvl w:val="0"/>
+          <w:numId w:val="1"/>
+        </w:numPr>
+      </w:pPr>
+      <w:r>
+        <w:t>Minimum Fuel: Az a mennyiség, amennyire biztosan szükségünk van ezekkel az adatokkal. Nem teljesen ajánlott, mivel nőhet a fogyasztás.</w:t>
+      </w:r>
+    </w:p>
+    <w:p>
+      <w:pPr>
+        <w:pStyle w:val="Listaszerbekezds"/>
+        <w:numPr>
+          <w:ilvl w:val="0"/>
+          <w:numId w:val="1"/>
+        </w:numPr>
+      </w:pPr>
+      <w:r>
+        <w:t xml:space="preserve">Total Laps / Total Time: Attól függően időt vagy kört adunk meg, kiszámítja a másikat. Tehát, ha megadjuk, hogy 60 perces a verseny, akkor 34 kört tudunk menni, visszafele meg 34 körös versenynél 1 óra 1 percet megyünk. </w:t>
+      </w:r>
+    </w:p>
+    <w:p>
+      <w:r>
+        <w:t>Pit kapcsolatos eredmények:</w:t>
+      </w:r>
+    </w:p>
+    <w:p>
+      <w:pPr>
+        <w:pStyle w:val="Listaszerbekezds"/>
+        <w:numPr>
+          <w:ilvl w:val="0"/>
+          <w:numId w:val="1"/>
+        </w:numPr>
+      </w:pPr>
+      <w:r>
+        <w:t>Recommended Starting Fuel: Az az üzemanyag mennyiség, amennyivel ajánlott megkezdeni a versenyt.</w:t>
+      </w:r>
+    </w:p>
+    <w:p>
+      <w:pPr>
+        <w:pStyle w:val="Listaszerbekezds"/>
+        <w:numPr>
+          <w:ilvl w:val="0"/>
+          <w:numId w:val="1"/>
+        </w:numPr>
+      </w:pPr>
+      <w:r>
+        <w:t>Utána minden sor írja, hogy hányadik körben, mennyi üzemanyagot érdemes tankolni.</w:t>
+      </w:r>
+    </w:p>
+    <w:p>
+      <w:r>
+        <w:rPr>
+          <w:noProof/>
+        </w:rPr>
+        <w:drawing>
+          <wp:inline distT="0" distB="0" distL="0" distR="0" wp14:anchorId="74C02902" wp14:editId="1ED14FEF">
+            <wp:extent cx="1991250" cy="2160000"/>
+            <wp:effectExtent l="0" t="0" r="9525" b="0"/>
+            <wp:docPr id="1129792614" name="Kép 1"/>
+            <wp:cNvGraphicFramePr>
+              <a:graphicFrameLocks xmlns:a="http://schemas.openxmlformats.org/drawingml/2006/main" noChangeAspect="1"/>
+            </wp:cNvGraphicFramePr>
+            <a:graphic xmlns:a="http://schemas.openxmlformats.org/drawingml/2006/main">
+              <a:graphicData uri="http://schemas.openxmlformats.org/drawingml/2006/picture">
+                <pic:pic xmlns:pic="http://schemas.openxmlformats.org/drawingml/2006/picture">
+                  <pic:nvPicPr>
+                    <pic:cNvPr id="1129792614" name=""/>
+                    <pic:cNvPicPr/>
+                  </pic:nvPicPr>
+                  <pic:blipFill>
+                    <a:blip r:embed="rId25"/>
+                    <a:stretch>
+                      <a:fillRect/>
+                    </a:stretch>
+                  </pic:blipFill>
+                  <pic:spPr>
+                    <a:xfrm>
+                      <a:off x="0" y="0"/>
+                      <a:ext cx="1991250" cy="2160000"/>
+                    </a:xfrm>
+                    <a:prstGeom prst="rect">
+                      <a:avLst/>
+                    </a:prstGeom>
+                  </pic:spPr>
+                </pic:pic>
+              </a:graphicData>
+            </a:graphic>
+          </wp:inline>
+        </w:drawing>
+      </w:r>
+      <w:r>
+        <w:rPr>
+          <w:noProof/>
+        </w:rPr>
+        <w:t xml:space="preserve"> </w:t>
+      </w:r>
+      <w:r>
+        <w:rPr>
+          <w:noProof/>
+        </w:rPr>
+        <w:drawing>
+          <wp:inline distT="0" distB="0" distL="0" distR="0" wp14:anchorId="3DE3292D" wp14:editId="6DC8CDD1">
+            <wp:extent cx="1959070" cy="2160000"/>
+            <wp:effectExtent l="0" t="0" r="3175" b="0"/>
+            <wp:docPr id="775866314" name="Kép 1"/>
+            <wp:cNvGraphicFramePr>
+              <a:graphicFrameLocks xmlns:a="http://schemas.openxmlformats.org/drawingml/2006/main" noChangeAspect="1"/>
+            </wp:cNvGraphicFramePr>
+            <a:graphic xmlns:a="http://schemas.openxmlformats.org/drawingml/2006/main">
+              <a:graphicData uri="http://schemas.openxmlformats.org/drawingml/2006/picture">
+                <pic:pic xmlns:pic="http://schemas.openxmlformats.org/drawingml/2006/picture">
+                  <pic:nvPicPr>
+                    <pic:cNvPr id="775866314" name=""/>
+                    <pic:cNvPicPr/>
+                  </pic:nvPicPr>
+                  <pic:blipFill>
+                    <a:blip r:embed="rId26"/>
+                    <a:stretch>
+                      <a:fillRect/>
+                    </a:stretch>
+                  </pic:blipFill>
+                  <pic:spPr>
+                    <a:xfrm>
+                      <a:off x="0" y="0"/>
+                      <a:ext cx="1959070" cy="2160000"/>
+                    </a:xfrm>
+                    <a:prstGeom prst="rect">
+                      <a:avLst/>
+                    </a:prstGeom>
+                  </pic:spPr>
+                </pic:pic>
+              </a:graphicData>
+            </a:graphic>
+          </wp:inline>
+        </w:drawing>
+      </w:r>
+    </w:p>
+    <w:p>
+      <w:pPr>
+        <w:pStyle w:val="Cmsor3"/>
+      </w:pPr>
+      <w:bookmarkStart w:id="7" w:name="_Toc226631549"/>
+      <w:r>
+        <w:lastRenderedPageBreak/>
+        <w:t>Track Guessr</w:t>
+      </w:r>
+      <w:bookmarkEnd w:id="7"/>
+    </w:p>
+    <w:p>
+      <w:r>
+        <w:t>Az oldal ezen része egy versenypálya kitaláló játék, ahol a pálya felsőnézeti útvonalából kell kitalálni, hogy mi a neve</w:t>
+      </w:r>
+      <w:r>
+        <w:t>, ha sikerül kapunk 10 pontot, ha nem levon 5-öt. Cél az, hogy a legtöbb pályát kitaláljuk és a lehető legtöbb pontot szerezzük a megadott idő alatt.</w:t>
+      </w:r>
+    </w:p>
+    <w:p>
+      <w:r>
+        <w:t>A pályák képei megtalálhatóak az iRacing Fandom oldalán:</w:t>
+      </w:r>
+    </w:p>
+    <w:p>
+      <w:hyperlink r:id="rId27" w:history="1">
+        <w:r>
+          <w:rPr>
+            <w:rStyle w:val="Hiperhivatkozs"/>
+          </w:rPr>
+          <w:t>https://iracing.fandom.com/wiki/Tracks</w:t>
+        </w:r>
+      </w:hyperlink>
+    </w:p>
+    <w:p>
+      <w:pPr>
+        <w:jc w:val="center"/>
+      </w:pPr>
+      <w:r>
+        <w:rPr>
+          <w:noProof/>
+        </w:rPr>
+        <w:drawing>
+          <wp:inline distT="0" distB="0" distL="0" distR="0" wp14:anchorId="2F04B370" wp14:editId="712C4025">
+            <wp:extent cx="5562564" cy="2880000"/>
+            <wp:effectExtent l="0" t="0" r="635" b="0"/>
+            <wp:docPr id="1355818838" name="Kép 7"/>
+            <wp:cNvGraphicFramePr>
+              <a:graphicFrameLocks xmlns:a="http://schemas.openxmlformats.org/drawingml/2006/main" noChangeAspect="1"/>
+            </wp:cNvGraphicFramePr>
+            <a:graphic xmlns:a="http://schemas.openxmlformats.org/drawingml/2006/main">
+              <a:graphicData uri="http://schemas.openxmlformats.org/drawingml/2006/picture">
+                <pic:pic xmlns:pic="http://schemas.openxmlformats.org/drawingml/2006/picture">
+                  <pic:nvPicPr>
+                    <pic:cNvPr id="0" name="Picture 13"/>
+                    <pic:cNvPicPr>
+                      <a:picLocks noChangeAspect="1" noChangeArrowheads="1"/>
+                    </pic:cNvPicPr>
+                  </pic:nvPicPr>
+                  <pic:blipFill>
+                    <a:blip r:embed="rId28" cstate="print">
+                      <a:extLst>
+                        <a:ext uri="{28A0092B-C50C-407E-A947-70E740481C1C}">
+                          <a14:useLocalDpi xmlns:a14="http://schemas.microsoft.com/office/drawing/2010/main" val="0"/>
+                        </a:ext>
+                      </a:extLst>
+                    </a:blip>
+                    <a:srcRect/>
+                    <a:stretch>
+                      <a:fillRect/>
+                    </a:stretch>
+                  </pic:blipFill>
+                  <pic:spPr bwMode="auto">
+                    <a:xfrm>
+                      <a:off x="0" y="0"/>
+                      <a:ext cx="5562564" cy="2880000"/>
+                    </a:xfrm>
+                    <a:prstGeom prst="rect">
+                      <a:avLst/>
+                    </a:prstGeom>
+                    <a:noFill/>
+                    <a:ln>
+                      <a:noFill/>
+                    </a:ln>
+                  </pic:spPr>
+                </pic:pic>
+              </a:graphicData>
+            </a:graphic>
+          </wp:inline>
+        </w:drawing>
+      </w:r>
+    </w:p>
+    <w:p>
+      <w:r>
+        <w:t>A játék elején három nehézségi fokozat vár:</w:t>
+      </w:r>
+    </w:p>
+    <w:p>
+      <w:pPr>
+        <w:pStyle w:val="Listaszerbekezds"/>
+        <w:numPr>
+          <w:ilvl w:val="0"/>
+          <w:numId w:val="1"/>
+        </w:numPr>
+      </w:pPr>
+      <w:r>
+        <w:t>Easy: 60 másodperc van pontokat gyűjteni</w:t>
+      </w:r>
+    </w:p>
+    <w:p>
+      <w:pPr>
+        <w:pStyle w:val="Listaszerbekezds"/>
+        <w:numPr>
+          <w:ilvl w:val="0"/>
+          <w:numId w:val="1"/>
+        </w:numPr>
+      </w:pPr>
+      <w:r>
+        <w:t>Normal: 30 másodperc van pontokat gyűjteni</w:t>
+      </w:r>
+    </w:p>
+    <w:p>
+      <w:pPr>
+        <w:pStyle w:val="Listaszerbekezds"/>
+        <w:numPr>
+          <w:ilvl w:val="0"/>
+          <w:numId w:val="1"/>
+        </w:numPr>
+      </w:pPr>
+      <w:r>
+        <w:t>Hard: 15 másodperc van pontokat gyűjteni</w:t>
+      </w:r>
+    </w:p>
+    <w:p>
+      <w:r>
+        <w:rPr>
+          <w:noProof/>
+        </w:rPr>
+        <w:drawing>
+          <wp:inline distT="0" distB="0" distL="0" distR="0" wp14:anchorId="0F93FFBF" wp14:editId="6BDF5279">
+            <wp:extent cx="2441762" cy="1800000"/>
+            <wp:effectExtent l="0" t="0" r="0" b="0"/>
+            <wp:docPr id="1932162172" name="Kép 1"/>
+            <wp:cNvGraphicFramePr>
+              <a:graphicFrameLocks xmlns:a="http://schemas.openxmlformats.org/drawingml/2006/main" noChangeAspect="1"/>
+            </wp:cNvGraphicFramePr>
+            <a:graphic xmlns:a="http://schemas.openxmlformats.org/drawingml/2006/main">
+              <a:graphicData uri="http://schemas.openxmlformats.org/drawingml/2006/picture">
+                <pic:pic xmlns:pic="http://schemas.openxmlformats.org/drawingml/2006/picture">
+                  <pic:nvPicPr>
+                    <pic:cNvPr id="1932162172" name=""/>
+                    <pic:cNvPicPr/>
+                  </pic:nvPicPr>
+                  <pic:blipFill>
+                    <a:blip r:embed="rId29">
+                      <a:extLst>
+                        <a:ext uri="{28A0092B-C50C-407E-A947-70E740481C1C}">
+                          <a14:useLocalDpi xmlns:a14="http://schemas.microsoft.com/office/drawing/2010/main" val="0"/>
+                        </a:ext>
+                      </a:extLst>
+                    </a:blip>
+                    <a:stretch>
+                      <a:fillRect/>
+                    </a:stretch>
+                  </pic:blipFill>
+                  <pic:spPr>
+                    <a:xfrm>
+                      <a:off x="0" y="0"/>
+                      <a:ext cx="2441762" cy="1800000"/>
+                    </a:xfrm>
+                    <a:prstGeom prst="rect">
+                      <a:avLst/>
+                    </a:prstGeom>
+                  </pic:spPr>
+                </pic:pic>
+              </a:graphicData>
+            </a:graphic>
+          </wp:inline>
+        </w:drawing>
+      </w:r>
+    </w:p>
+    <w:p>
       <w:r>
         <w:br w:type="page"/>
       </w:r>
     </w:p>
     <w:p>
+      <w:r>
+        <w:lastRenderedPageBreak/>
+        <w:t>Játék közben a következőket láthatjuk:</w:t>
+      </w:r>
+    </w:p>
+    <w:p>
+      <w:pPr>
+        <w:pStyle w:val="Listaszerbekezds"/>
+        <w:numPr>
+          <w:ilvl w:val="0"/>
+          <w:numId w:val="1"/>
+        </w:numPr>
+      </w:pPr>
+      <w:proofErr w:type="spellStart"/>
+      <w:r>
+        <w:t>Points</w:t>
+      </w:r>
+      <w:proofErr w:type="spellEnd"/>
+      <w:r>
+        <w:t>: Bal felül írja, hogy jelenleg mennyi ponttal rendelkezünk. Ez minden válasz után frissül.</w:t>
+      </w:r>
+    </w:p>
+    <w:p>
+      <w:pPr>
+        <w:pStyle w:val="Listaszerbekezds"/>
+        <w:numPr>
+          <w:ilvl w:val="0"/>
+          <w:numId w:val="1"/>
+        </w:numPr>
+      </w:pPr>
+      <w:proofErr w:type="spellStart"/>
+      <w:r>
+        <w:t>Timer</w:t>
+      </w:r>
+      <w:proofErr w:type="spellEnd"/>
+      <w:r>
+        <w:t>: Jobb felül látható, hogy hány másodpercünk maradt hátra. Amint ez eléri a 0-t, az idő lejár és vége a játéknak.</w:t>
+      </w:r>
+    </w:p>
+    <w:p>
+      <w:pPr>
+        <w:pStyle w:val="Listaszerbekezds"/>
+        <w:numPr>
+          <w:ilvl w:val="0"/>
+          <w:numId w:val="1"/>
+        </w:numPr>
+      </w:pPr>
+      <w:r>
+        <w:t>Pálya képe: Középen találjuk a képet, erről kell megmondani, hogy melyik pályát látjuk.</w:t>
+      </w:r>
+    </w:p>
+    <w:p>
+      <w:pPr>
+        <w:pStyle w:val="Listaszerbekezds"/>
+        <w:numPr>
+          <w:ilvl w:val="0"/>
+          <w:numId w:val="1"/>
+        </w:numPr>
+      </w:pPr>
+      <w:r>
+        <w:t>Válaszok: A kép alatt pedig vannak a lehetséges válaszok, ezek közül randomizáltan el van helyezve a megfelelő válasz. A jó válaszra kattintva megkapjuk a pontunkat. Mindegy melyik gombra kattintunk rá, több lehetőségünk nincs kitalálni, ha egyszer kiválasztottuk, az érte járó pozitív vagy negatív jutalmat megkapjuk.</w:t>
+      </w:r>
+    </w:p>
+    <w:p>
+      <w:r>
+        <w:rPr>
+          <w:noProof/>
+        </w:rPr>
+        <w:drawing>
+          <wp:inline distT="0" distB="0" distL="0" distR="0" wp14:anchorId="0770EE30" wp14:editId="241000A4">
+            <wp:extent cx="3789485" cy="3441531"/>
+            <wp:effectExtent l="0" t="0" r="1905" b="6985"/>
+            <wp:docPr id="101232047" name="Kép 1"/>
+            <wp:cNvGraphicFramePr>
+              <a:graphicFrameLocks xmlns:a="http://schemas.openxmlformats.org/drawingml/2006/main" noChangeAspect="1"/>
+            </wp:cNvGraphicFramePr>
+            <a:graphic xmlns:a="http://schemas.openxmlformats.org/drawingml/2006/main">
+              <a:graphicData uri="http://schemas.openxmlformats.org/drawingml/2006/picture">
+                <pic:pic xmlns:pic="http://schemas.openxmlformats.org/drawingml/2006/picture">
+                  <pic:nvPicPr>
+                    <pic:cNvPr id="101232047" name=""/>
+                    <pic:cNvPicPr/>
+                  </pic:nvPicPr>
+                  <pic:blipFill>
+                    <a:blip r:embed="rId30"/>
+                    <a:stretch>
+                      <a:fillRect/>
+                    </a:stretch>
+                  </pic:blipFill>
+                  <pic:spPr>
+                    <a:xfrm>
+                      <a:off x="0" y="0"/>
+                      <a:ext cx="3820743" cy="3469919"/>
+                    </a:xfrm>
+                    <a:prstGeom prst="rect">
+                      <a:avLst/>
+                    </a:prstGeom>
+                  </pic:spPr>
+                </pic:pic>
+              </a:graphicData>
+            </a:graphic>
+          </wp:inline>
+        </w:drawing>
+      </w:r>
+    </w:p>
+    <w:p>
+      <w:r>
+        <w:t>A játék végén – miután lejárt az idő – láthatjuk a játékunk eredményét, hogy hány pontot szereztünk. Itt egyből új nehézségi fokot is választhatunk és újra is kezdhetjük a játékot.</w:t>
+      </w:r>
+    </w:p>
+    <w:p>
+      <w:r>
+        <w:rPr>
+          <w:noProof/>
+        </w:rPr>
+        <w:drawing>
+          <wp:inline distT="0" distB="0" distL="0" distR="0" wp14:anchorId="2D51A9BF" wp14:editId="130833F3">
+            <wp:extent cx="2294793" cy="1971323"/>
+            <wp:effectExtent l="0" t="0" r="0" b="0"/>
+            <wp:docPr id="1898035937" name="Kép 1"/>
+            <wp:cNvGraphicFramePr>
+              <a:graphicFrameLocks xmlns:a="http://schemas.openxmlformats.org/drawingml/2006/main" noChangeAspect="1"/>
+            </wp:cNvGraphicFramePr>
+            <a:graphic xmlns:a="http://schemas.openxmlformats.org/drawingml/2006/main">
+              <a:graphicData uri="http://schemas.openxmlformats.org/drawingml/2006/picture">
+                <pic:pic xmlns:pic="http://schemas.openxmlformats.org/drawingml/2006/picture">
+                  <pic:nvPicPr>
+                    <pic:cNvPr id="1898035937" name=""/>
+                    <pic:cNvPicPr/>
+                  </pic:nvPicPr>
+                  <pic:blipFill>
+                    <a:blip r:embed="rId31"/>
+                    <a:stretch>
+                      <a:fillRect/>
+                    </a:stretch>
+                  </pic:blipFill>
+                  <pic:spPr>
+                    <a:xfrm>
+                      <a:off x="0" y="0"/>
+                      <a:ext cx="2302365" cy="1977827"/>
+                    </a:xfrm>
+                    <a:prstGeom prst="rect">
+                      <a:avLst/>
+                    </a:prstGeom>
+                  </pic:spPr>
+                </pic:pic>
+              </a:graphicData>
+            </a:graphic>
+          </wp:inline>
+        </w:drawing>
+      </w:r>
+      <w:r>
+        <w:br w:type="page"/>
+      </w:r>
+    </w:p>
+    <w:p>
       <w:pPr>
         <w:pStyle w:val="Cmsor2"/>
       </w:pPr>
-      <w:bookmarkStart w:id="6" w:name="_Toc226466875"/>
+      <w:bookmarkStart w:id="8" w:name="_Toc226631550"/>
       <w:r>
         <w:lastRenderedPageBreak/>
         <w:t>Fetch API menü</w:t>
       </w:r>
-      <w:bookmarkEnd w:id="6"/>
+      <w:bookmarkEnd w:id="8"/>
     </w:p>
     <w:p>
       <w:r>
         <w:t xml:space="preserve">Oldal URL: </w:t>
       </w:r>
-      <w:hyperlink r:id="rId20" w:history="1">
+      <w:hyperlink r:id="rId32" w:history="1">
         <w:r>
           <w:rPr>
             <w:rStyle w:val="Hiperhivatkozs"/>
           </w:rPr>
-          <w:t>https://webprog1mged.page.gd/f</w:t>
-        </w:r>
-        <w:r>
-          <w:rPr>
-            <w:rStyle w:val="Hiperhivatkozs"/>
-          </w:rPr>
-          <w:t>e</w:t>
-        </w:r>
-        <w:r>
-          <w:rPr>
-            <w:rStyle w:val="Hiperhivatkozs"/>
-          </w:rPr>
-          <w:t>tchapi_crud/fetchapi.html</w:t>
+          <w:t>https://webprog1mged.page.gd/fetchapi_crud/fetchapi.html</w:t>
         </w:r>
       </w:hyperlink>
     </w:p>
     <w:p>
       <w:r>
+        <w:rPr>
+          <w:noProof/>
+        </w:rPr>
         <w:drawing>
           <wp:inline distT="0" distB="0" distL="0" distR="0" wp14:anchorId="274C2FDE" wp14:editId="6C9F2DAC">
             <wp:extent cx="5760720" cy="1991995"/>
@@ -2149,7 +3301,7 @@
                     <pic:cNvPicPr/>
                   </pic:nvPicPr>
                   <pic:blipFill>
-                    <a:blip r:embed="rId21"/>
+                    <a:blip r:embed="rId33"/>
                     <a:stretch>
                       <a:fillRect/>
                     </a:stretch>
@@ -2208,6 +3360,9 @@
         <w:jc w:val="center"/>
       </w:pPr>
       <w:r>
+        <w:rPr>
+          <w:noProof/>
+        </w:rPr>
         <w:drawing>
           <wp:inline distT="0" distB="0" distL="0" distR="0" wp14:anchorId="7AC28A3B" wp14:editId="5B4C44FE">
             <wp:extent cx="2995196" cy="252000"/>
@@ -2224,7 +3379,7 @@
                     <pic:cNvPicPr/>
                   </pic:nvPicPr>
                   <pic:blipFill>
-                    <a:blip r:embed="rId22"/>
+                    <a:blip r:embed="rId34"/>
                     <a:stretch>
                       <a:fillRect/>
                     </a:stretch>
@@ -2248,6 +3403,9 @@
         <w:tab/>
       </w:r>
       <w:r>
+        <w:rPr>
+          <w:noProof/>
+        </w:rPr>
         <w:drawing>
           <wp:inline distT="0" distB="0" distL="0" distR="0" wp14:anchorId="3107F5EB" wp14:editId="7B557432">
             <wp:extent cx="660649" cy="252000"/>
@@ -2264,7 +3422,7 @@
                     <pic:cNvPicPr/>
                   </pic:nvPicPr>
                   <pic:blipFill>
-                    <a:blip r:embed="rId23"/>
+                    <a:blip r:embed="rId35"/>
                     <a:stretch>
                       <a:fillRect/>
                     </a:stretch>
@@ -2308,6 +3466,9 @@
         </w:rPr>
       </w:pPr>
       <w:r>
+        <w:rPr>
+          <w:noProof/>
+        </w:rPr>
         <w:drawing>
           <wp:anchor distT="0" distB="0" distL="114300" distR="114300" simplePos="0" relativeHeight="251662336" behindDoc="0" locked="0" layoutInCell="1" allowOverlap="1" wp14:anchorId="7073D3EE" wp14:editId="66209AE1">
             <wp:simplePos x="0" y="0"/>
@@ -2332,7 +3493,7 @@
                     <pic:cNvPicPr/>
                   </pic:nvPicPr>
                   <pic:blipFill>
-                    <a:blip r:embed="rId24">
+                    <a:blip r:embed="rId36">
                       <a:extLst>
                         <a:ext uri="{28A0092B-C50C-407E-A947-70E740481C1C}">
                           <a14:useLocalDpi xmlns:a14="http://schemas.microsoft.com/office/drawing/2010/main" val="0"/>
@@ -2379,6 +3540,9 @@
         <w:jc w:val="center"/>
       </w:pPr>
       <w:r>
+        <w:rPr>
+          <w:noProof/>
+        </w:rPr>
         <w:drawing>
           <wp:inline distT="0" distB="0" distL="0" distR="0" wp14:anchorId="00872B64" wp14:editId="3C3CDBC6">
             <wp:extent cx="5760720" cy="270510"/>
@@ -2395,7 +3559,7 @@
                     <pic:cNvPicPr/>
                   </pic:nvPicPr>
                   <pic:blipFill>
-                    <a:blip r:embed="rId25"/>
+                    <a:blip r:embed="rId37"/>
                     <a:stretch>
                       <a:fillRect/>
                     </a:stretch>
@@ -2430,6 +3594,9 @@
     </w:p>
     <w:p>
       <w:r>
+        <w:rPr>
+          <w:noProof/>
+        </w:rPr>
         <w:drawing>
           <wp:anchor distT="0" distB="0" distL="114300" distR="114300" simplePos="0" relativeHeight="251663360" behindDoc="0" locked="0" layoutInCell="1" allowOverlap="1" wp14:anchorId="3055B28A" wp14:editId="32F9A8B8">
             <wp:simplePos x="0" y="0"/>
@@ -2454,7 +3621,7 @@
                     <pic:cNvPicPr/>
                   </pic:nvPicPr>
                   <pic:blipFill>
-                    <a:blip r:embed="rId26">
+                    <a:blip r:embed="rId38">
                       <a:extLst>
                         <a:ext uri="{28A0092B-C50C-407E-A947-70E740481C1C}">
                           <a14:useLocalDpi xmlns:a14="http://schemas.microsoft.com/office/drawing/2010/main" val="0"/>
@@ -2499,18 +3666,18 @@
       <w:pPr>
         <w:pStyle w:val="Cmsor2"/>
       </w:pPr>
-      <w:bookmarkStart w:id="7" w:name="_Toc226466876"/>
+      <w:bookmarkStart w:id="9" w:name="_Toc226631551"/>
       <w:r>
         <w:lastRenderedPageBreak/>
         <w:t>Axios menü</w:t>
       </w:r>
-      <w:bookmarkEnd w:id="7"/>
+      <w:bookmarkEnd w:id="9"/>
     </w:p>
     <w:p>
       <w:r>
         <w:t xml:space="preserve">Oldal URL: </w:t>
       </w:r>
-      <w:hyperlink r:id="rId27" w:history="1">
+      <w:hyperlink r:id="rId39" w:history="1">
         <w:r>
           <w:rPr>
             <w:rStyle w:val="Hiperhivatkozs"/>
@@ -2521,6 +3688,9 @@
     </w:p>
     <w:p>
       <w:r>
+        <w:rPr>
+          <w:noProof/>
+        </w:rPr>
         <w:drawing>
           <wp:inline distT="0" distB="0" distL="0" distR="0" wp14:anchorId="390BC4F2" wp14:editId="33FA7083">
             <wp:extent cx="5760720" cy="2084705"/>
@@ -2537,7 +3707,7 @@
                     <pic:cNvPicPr/>
                   </pic:nvPicPr>
                   <pic:blipFill>
-                    <a:blip r:embed="rId28"/>
+                    <a:blip r:embed="rId40"/>
                     <a:stretch>
                       <a:fillRect/>
                     </a:stretch>
@@ -2594,6 +3764,9 @@
         <w:ind w:left="360"/>
       </w:pPr>
       <w:r>
+        <w:rPr>
+          <w:noProof/>
+        </w:rPr>
         <w:drawing>
           <wp:inline distT="0" distB="0" distL="0" distR="0" wp14:anchorId="5C3B8A70" wp14:editId="733AE2A5">
             <wp:extent cx="3620005" cy="257211"/>
@@ -2610,7 +3783,7 @@
                     <pic:cNvPicPr/>
                   </pic:nvPicPr>
                   <pic:blipFill>
-                    <a:blip r:embed="rId9"/>
+                    <a:blip r:embed="rId10"/>
                     <a:stretch>
                       <a:fillRect/>
                     </a:stretch>
@@ -2646,6 +3819,9 @@
         <w:ind w:left="360"/>
       </w:pPr>
       <w:r>
+        <w:rPr>
+          <w:noProof/>
+        </w:rPr>
         <w:drawing>
           <wp:inline distT="0" distB="0" distL="0" distR="0" wp14:anchorId="17464ACD" wp14:editId="1C439555">
             <wp:extent cx="2932325" cy="1080000"/>
@@ -2662,7 +3838,7 @@
                     <pic:cNvPicPr/>
                   </pic:nvPicPr>
                   <pic:blipFill>
-                    <a:blip r:embed="rId29"/>
+                    <a:blip r:embed="rId41"/>
                     <a:stretch>
                       <a:fillRect/>
                     </a:stretch>
@@ -2714,6 +3890,9 @@
         <w:ind w:left="360"/>
       </w:pPr>
       <w:r>
+        <w:rPr>
+          <w:noProof/>
+        </w:rPr>
         <w:drawing>
           <wp:anchor distT="0" distB="0" distL="114300" distR="114300" simplePos="0" relativeHeight="251664384" behindDoc="0" locked="0" layoutInCell="1" allowOverlap="1" wp14:anchorId="6C9E9235" wp14:editId="5FF8BC9A">
             <wp:simplePos x="0" y="0"/>
@@ -2738,7 +3917,7 @@
                     <pic:cNvPicPr/>
                   </pic:nvPicPr>
                   <pic:blipFill>
-                    <a:blip r:embed="rId30">
+                    <a:blip r:embed="rId42">
                       <a:extLst>
                         <a:ext uri="{28A0092B-C50C-407E-A947-70E740481C1C}">
                           <a14:useLocalDpi xmlns:a14="http://schemas.microsoft.com/office/drawing/2010/main" val="0"/>
@@ -2765,6 +3944,9 @@
         </w:drawing>
       </w:r>
       <w:r>
+        <w:rPr>
+          <w:noProof/>
+        </w:rPr>
         <w:drawing>
           <wp:inline distT="0" distB="0" distL="0" distR="0" wp14:anchorId="26446257" wp14:editId="50818D8E">
             <wp:extent cx="2935863" cy="1080000"/>
@@ -2781,7 +3963,7 @@
                     <pic:cNvPicPr/>
                   </pic:nvPicPr>
                   <pic:blipFill>
-                    <a:blip r:embed="rId31"/>
+                    <a:blip r:embed="rId43"/>
                     <a:stretch>
                       <a:fillRect/>
                     </a:stretch>
@@ -2842,18 +4024,18 @@
       <w:pPr>
         <w:pStyle w:val="Cmsor2"/>
       </w:pPr>
-      <w:bookmarkStart w:id="8" w:name="_Toc226466877"/>
+      <w:bookmarkStart w:id="10" w:name="_Toc226631552"/>
       <w:r>
         <w:lastRenderedPageBreak/>
         <w:t>OOJS menü</w:t>
       </w:r>
-      <w:bookmarkEnd w:id="8"/>
+      <w:bookmarkEnd w:id="10"/>
     </w:p>
     <w:p>
       <w:r>
         <w:t xml:space="preserve">Oldal URL: </w:t>
       </w:r>
-      <w:hyperlink r:id="rId32" w:history="1">
+      <w:hyperlink r:id="rId44" w:history="1">
         <w:r>
           <w:rPr>
             <w:rStyle w:val="Hiperhivatkozs"/>
@@ -2904,7 +4086,7 @@
                     </pic:cNvPicPr>
                   </pic:nvPicPr>
                   <pic:blipFill>
-                    <a:blip r:embed="rId33" cstate="print">
+                    <a:blip r:embed="rId45" cstate="print">
                       <a:extLst>
                         <a:ext uri="{28A0092B-C50C-407E-A947-70E740481C1C}">
                           <a14:useLocalDpi xmlns:a14="http://schemas.microsoft.com/office/drawing/2010/main" val="0"/>
@@ -2951,6 +4133,9 @@
         <w:jc w:val="center"/>
       </w:pPr>
       <w:r>
+        <w:rPr>
+          <w:noProof/>
+        </w:rPr>
         <w:drawing>
           <wp:inline distT="0" distB="0" distL="0" distR="0" wp14:anchorId="5501C217" wp14:editId="3B7F8DB5">
             <wp:extent cx="5040000" cy="2631111"/>
@@ -2967,7 +4152,7 @@
                     <pic:cNvPicPr/>
                   </pic:nvPicPr>
                   <pic:blipFill>
-                    <a:blip r:embed="rId34"/>
+                    <a:blip r:embed="rId46"/>
                     <a:stretch>
                       <a:fillRect/>
                     </a:stretch>
@@ -2995,22 +4180,27 @@
       <w:pPr>
         <w:pStyle w:val="Cmsor1"/>
       </w:pPr>
-      <w:bookmarkStart w:id="9" w:name="_Fejlesztői_dokumentáció"/>
-      <w:bookmarkStart w:id="10" w:name="_Toc226466878"/>
-      <w:bookmarkEnd w:id="9"/>
+      <w:bookmarkStart w:id="11" w:name="_Fejlesztői_dokumentáció"/>
+      <w:bookmarkStart w:id="12" w:name="_Toc226631553"/>
+      <w:bookmarkEnd w:id="11"/>
       <w:r>
         <w:lastRenderedPageBreak/>
         <w:t>Fejlesztői dokumentáció</w:t>
       </w:r>
-      <w:bookmarkEnd w:id="10"/>
-    </w:p>
-    <w:p>
+      <w:bookmarkEnd w:id="12"/>
+    </w:p>
+    <w:p>
+      <w:pPr>
+        <w:pStyle w:val="Cmsor2"/>
+      </w:pPr>
+      <w:bookmarkStart w:id="13" w:name="_Toc226631554"/>
       <w:r>
         <w:t>GitHub</w:t>
       </w:r>
-    </w:p>
-    <w:p>
-      <w:hyperlink r:id="rId35" w:history="1">
+      <w:bookmarkEnd w:id="13"/>
+    </w:p>
+    <w:p>
+      <w:hyperlink r:id="rId47" w:history="1">
         <w:r>
           <w:rPr>
             <w:rStyle w:val="Hiperhivatkozs"/>
@@ -3021,18 +4211,807 @@
     </w:p>
     <w:p>
       <w:r>
-        <w:t>Tárhely / FTP</w:t>
+        <w:t xml:space="preserve">Az egyes feladatokhoz tartozó </w:t>
+      </w:r>
+      <w:proofErr w:type="spellStart"/>
+      <w:r>
+        <w:t>commitok</w:t>
+      </w:r>
+      <w:proofErr w:type="spellEnd"/>
+      <w:r>
+        <w:t xml:space="preserve"> az egyszerű elkülönítéshez az </w:t>
+      </w:r>
+      <w:r>
+        <w:t>alábbi formában jelennek meg</w:t>
+      </w:r>
+      <w:r>
+        <w:t>:</w:t>
+      </w:r>
+      <w:r>
+        <w:tab/>
+      </w:r>
+      <w:r>
+        <w:rPr>
+          <w:i/>
+          <w:iCs/>
+        </w:rPr>
+        <w:t xml:space="preserve">feladat&lt;szám&gt;: </w:t>
+      </w:r>
+      <w:proofErr w:type="spellStart"/>
+      <w:r>
+        <w:rPr>
+          <w:i/>
+          <w:iCs/>
+        </w:rPr>
+        <w:t>commit</w:t>
+      </w:r>
+      <w:proofErr w:type="spellEnd"/>
+      <w:r>
+        <w:rPr>
+          <w:i/>
+          <w:iCs/>
+        </w:rPr>
+        <w:t xml:space="preserve"> üzenet</w:t>
+      </w:r>
+      <w:r>
+        <w:tab/>
+        <w:t>(pl. feladat1: kép hozzáadva)</w:t>
       </w:r>
     </w:p>
     <w:p>
       <w:pPr>
         <w:pStyle w:val="Cmsor2"/>
       </w:pPr>
-      <w:bookmarkStart w:id="11" w:name="_Toc226466879"/>
+      <w:bookmarkStart w:id="14" w:name="_Toc226631555"/>
+      <w:r>
+        <w:t>Internetes tárhely, adatbázis</w:t>
+      </w:r>
+      <w:bookmarkEnd w:id="14"/>
+    </w:p>
+    <w:p>
+      <w:pPr>
+        <w:spacing w:after="120"/>
+      </w:pPr>
+      <w:r>
+        <w:t xml:space="preserve">Az internetes tárhely és adatbázis eléréséhez az alábbi linken kell bejelentkeznünk, az alatta lévő táblázatban megadott email – </w:t>
+      </w:r>
+      <w:proofErr w:type="spellStart"/>
+      <w:r>
+        <w:t>password</w:t>
+      </w:r>
+      <w:proofErr w:type="spellEnd"/>
+      <w:r>
+        <w:t xml:space="preserve"> párossal:</w:t>
+      </w:r>
+    </w:p>
+    <w:p>
+      <w:pPr>
+        <w:spacing w:after="120"/>
+      </w:pPr>
+      <w:hyperlink r:id="rId48" w:tgtFrame="_blank" w:tooltip="https://dash.infinityfree.com/login" w:history="1">
+        <w:r>
+          <w:rPr>
+            <w:rStyle w:val="Hiperhivatkozs"/>
+          </w:rPr>
+          <w:t>https://dash.infinityfree.com/login</w:t>
+        </w:r>
+      </w:hyperlink>
+    </w:p>
+    <w:tbl>
+      <w:tblPr>
+        <w:tblStyle w:val="Rcsostblzat"/>
+        <w:tblW w:w="0" w:type="auto"/>
+        <w:tblLook w:val="04A0" w:firstRow="1" w:lastRow="0" w:firstColumn="1" w:lastColumn="0" w:noHBand="0" w:noVBand="1"/>
+      </w:tblPr>
+      <w:tblGrid>
+        <w:gridCol w:w="4531"/>
+        <w:gridCol w:w="4531"/>
+      </w:tblGrid>
+      <w:tr>
+        <w:tc>
+          <w:tcPr>
+            <w:tcW w:w="4531" w:type="dxa"/>
+          </w:tcPr>
+          <w:p>
+            <w:r>
+              <w:t>email</w:t>
+            </w:r>
+          </w:p>
+        </w:tc>
+        <w:tc>
+          <w:tcPr>
+            <w:tcW w:w="4531" w:type="dxa"/>
+          </w:tcPr>
+          <w:p>
+            <w:pPr>
+              <w:tabs>
+                <w:tab w:val="left" w:pos="1226"/>
+              </w:tabs>
+            </w:pPr>
+          </w:p>
+        </w:tc>
+      </w:tr>
+      <w:tr>
+        <w:tc>
+          <w:tcPr>
+            <w:tcW w:w="4531" w:type="dxa"/>
+          </w:tcPr>
+          <w:p>
+            <w:proofErr w:type="spellStart"/>
+            <w:r>
+              <w:t>password</w:t>
+            </w:r>
+            <w:proofErr w:type="spellEnd"/>
+          </w:p>
+        </w:tc>
+        <w:tc>
+          <w:tcPr>
+            <w:tcW w:w="4531" w:type="dxa"/>
+          </w:tcPr>
+          <w:p/>
+        </w:tc>
+      </w:tr>
+    </w:tbl>
+    <w:p>
+      <w:pPr>
+        <w:spacing w:before="120" w:after="120"/>
+      </w:pPr>
+      <w:r>
+        <w:t>FTP</w:t>
+      </w:r>
+      <w:r>
+        <w:t xml:space="preserve"> belépési adatok:</w:t>
+      </w:r>
+    </w:p>
+    <w:tbl>
+      <w:tblPr>
+        <w:tblStyle w:val="Rcsostblzat"/>
+        <w:tblW w:w="0" w:type="auto"/>
+        <w:tblLook w:val="04A0" w:firstRow="1" w:lastRow="0" w:firstColumn="1" w:lastColumn="0" w:noHBand="0" w:noVBand="1"/>
+      </w:tblPr>
+      <w:tblGrid>
+        <w:gridCol w:w="4531"/>
+        <w:gridCol w:w="4531"/>
+      </w:tblGrid>
+      <w:tr>
+        <w:tc>
+          <w:tcPr>
+            <w:tcW w:w="4531" w:type="dxa"/>
+          </w:tcPr>
+          <w:p>
+            <w:proofErr w:type="spellStart"/>
+            <w:r>
+              <w:t>host</w:t>
+            </w:r>
+            <w:proofErr w:type="spellEnd"/>
+          </w:p>
+        </w:tc>
+        <w:tc>
+          <w:tcPr>
+            <w:tcW w:w="4531" w:type="dxa"/>
+          </w:tcPr>
+          <w:p>
+            <w:pPr>
+              <w:rPr>
+                <w:b/>
+                <w:bCs/>
+              </w:rPr>
+            </w:pPr>
+          </w:p>
+        </w:tc>
+      </w:tr>
+      <w:tr>
+        <w:tc>
+          <w:tcPr>
+            <w:tcW w:w="4531" w:type="dxa"/>
+          </w:tcPr>
+          <w:p>
+            <w:r>
+              <w:t>port</w:t>
+            </w:r>
+          </w:p>
+        </w:tc>
+        <w:tc>
+          <w:tcPr>
+            <w:tcW w:w="4531" w:type="dxa"/>
+          </w:tcPr>
+          <w:p/>
+        </w:tc>
+      </w:tr>
+      <w:tr>
+        <w:tc>
+          <w:tcPr>
+            <w:tcW w:w="4531" w:type="dxa"/>
+          </w:tcPr>
+          <w:p>
+            <w:proofErr w:type="spellStart"/>
+            <w:r>
+              <w:t>username</w:t>
+            </w:r>
+            <w:proofErr w:type="spellEnd"/>
+          </w:p>
+        </w:tc>
+        <w:tc>
+          <w:tcPr>
+            <w:tcW w:w="4531" w:type="dxa"/>
+          </w:tcPr>
+          <w:p>
+            <w:pPr>
+              <w:rPr>
+                <w:b/>
+                <w:bCs/>
+              </w:rPr>
+            </w:pPr>
+          </w:p>
+        </w:tc>
+      </w:tr>
+      <w:tr>
+        <w:tc>
+          <w:tcPr>
+            <w:tcW w:w="4531" w:type="dxa"/>
+          </w:tcPr>
+          <w:p>
+            <w:proofErr w:type="spellStart"/>
+            <w:r>
+              <w:t>password</w:t>
+            </w:r>
+            <w:proofErr w:type="spellEnd"/>
+          </w:p>
+        </w:tc>
+        <w:tc>
+          <w:tcPr>
+            <w:tcW w:w="4531" w:type="dxa"/>
+          </w:tcPr>
+          <w:p/>
+        </w:tc>
+      </w:tr>
+    </w:tbl>
+    <w:p>
+      <w:pPr>
+        <w:spacing w:before="120"/>
+      </w:pPr>
+      <w:r>
+        <w:t xml:space="preserve">Az </w:t>
+      </w:r>
+      <w:proofErr w:type="spellStart"/>
+      <w:r>
+        <w:t>infinityfree</w:t>
+      </w:r>
+      <w:proofErr w:type="spellEnd"/>
+      <w:r>
+        <w:t xml:space="preserve"> oldal adatbázisát nem lehet külső kliensről elérni, így ahhoz be kell jelentkezni az oldalra.</w:t>
+      </w:r>
+    </w:p>
+    <w:p>
+      <w:pPr>
+        <w:spacing w:before="120"/>
+      </w:pPr>
+      <w:r>
+        <w:t xml:space="preserve">A bejelentkezés után rákattintunk a „webprog1mged.page.gd” </w:t>
+      </w:r>
+      <w:proofErr w:type="spellStart"/>
+      <w:r>
+        <w:t>domainre</w:t>
+      </w:r>
+      <w:proofErr w:type="spellEnd"/>
+      <w:r>
+        <w:t>, ezzel elérjük az oldalhoz tartozó funkciókat, köztük a tárhely és adatbázist is.</w:t>
+      </w:r>
+    </w:p>
+    <w:p>
+      <w:pPr>
+        <w:spacing w:before="120"/>
+        <w:jc w:val="center"/>
+      </w:pPr>
+      <w:r>
+        <w:rPr>
+          <w:noProof/>
+        </w:rPr>
+        <w:drawing>
+          <wp:inline distT="0" distB="0" distL="0" distR="0" wp14:anchorId="1B7428F7" wp14:editId="5E5840F9">
+            <wp:extent cx="5580000" cy="3259921"/>
+            <wp:effectExtent l="0" t="0" r="1905" b="0"/>
+            <wp:docPr id="1536960264" name="Kép 4"/>
+            <wp:cNvGraphicFramePr>
+              <a:graphicFrameLocks xmlns:a="http://schemas.openxmlformats.org/drawingml/2006/main" noChangeAspect="1"/>
+            </wp:cNvGraphicFramePr>
+            <a:graphic xmlns:a="http://schemas.openxmlformats.org/drawingml/2006/main">
+              <a:graphicData uri="http://schemas.openxmlformats.org/drawingml/2006/picture">
+                <pic:pic xmlns:pic="http://schemas.openxmlformats.org/drawingml/2006/picture">
+                  <pic:nvPicPr>
+                    <pic:cNvPr id="0" name="Picture 7"/>
+                    <pic:cNvPicPr>
+                      <a:picLocks noChangeAspect="1" noChangeArrowheads="1"/>
+                    </pic:cNvPicPr>
+                  </pic:nvPicPr>
+                  <pic:blipFill>
+                    <a:blip r:embed="rId49">
+                      <a:extLst>
+                        <a:ext uri="{28A0092B-C50C-407E-A947-70E740481C1C}">
+                          <a14:useLocalDpi xmlns:a14="http://schemas.microsoft.com/office/drawing/2010/main" val="0"/>
+                        </a:ext>
+                      </a:extLst>
+                    </a:blip>
+                    <a:srcRect/>
+                    <a:stretch>
+                      <a:fillRect/>
+                    </a:stretch>
+                  </pic:blipFill>
+                  <pic:spPr bwMode="auto">
+                    <a:xfrm>
+                      <a:off x="0" y="0"/>
+                      <a:ext cx="5580000" cy="3259921"/>
+                    </a:xfrm>
+                    <a:prstGeom prst="rect">
+                      <a:avLst/>
+                    </a:prstGeom>
+                    <a:noFill/>
+                    <a:ln>
+                      <a:noFill/>
+                    </a:ln>
+                  </pic:spPr>
+                </pic:pic>
+              </a:graphicData>
+            </a:graphic>
+          </wp:inline>
+        </w:drawing>
+      </w:r>
+    </w:p>
+    <w:p>
+      <w:pPr>
+        <w:spacing w:before="120"/>
+      </w:pPr>
+      <w:r>
+        <w:lastRenderedPageBreak/>
+        <w:t>A tárhelyen lévő fájlok megtekintéséhez a bal oldali menüben a „File Manager” pontot kell kiválasztani, ez elvisz minket egy külső oldalra. Ide egyszerűbben belépni az alábbi linkkel lehet:</w:t>
+      </w:r>
+    </w:p>
+    <w:p>
+      <w:pPr>
+        <w:spacing w:before="120"/>
+      </w:pPr>
+      <w:hyperlink r:id="rId50" w:history="1">
+        <w:r>
+          <w:rPr>
+            <w:rStyle w:val="Hiperhivatkozs"/>
+          </w:rPr>
+          <w:t>https://filemanager.ai/new3/index.php?u=if0_41439074&amp;p=fBkFEFMkNhxiKg</w:t>
+        </w:r>
+      </w:hyperlink>
+    </w:p>
+    <w:p>
+      <w:pPr>
+        <w:spacing w:before="120"/>
+      </w:pPr>
+      <w:r>
+        <w:t>Az adatbázis eléréséhez első lépésnek a „</w:t>
+      </w:r>
+      <w:proofErr w:type="spellStart"/>
+      <w:r>
+        <w:t>MySQL</w:t>
+      </w:r>
+      <w:proofErr w:type="spellEnd"/>
+      <w:r>
+        <w:t xml:space="preserve"> </w:t>
+      </w:r>
+      <w:proofErr w:type="spellStart"/>
+      <w:r>
+        <w:t>Databases</w:t>
+      </w:r>
+      <w:proofErr w:type="spellEnd"/>
+      <w:r>
+        <w:t xml:space="preserve">” menüpontot kell kiválasztani, ott pedig a kék </w:t>
+      </w:r>
+      <w:proofErr w:type="spellStart"/>
+      <w:r>
+        <w:t>phpMyAdmin</w:t>
+      </w:r>
+      <w:proofErr w:type="spellEnd"/>
+      <w:r>
+        <w:t xml:space="preserve"> gombot.</w:t>
+      </w:r>
+    </w:p>
+    <w:p>
+      <w:pPr>
+        <w:spacing w:before="120"/>
+        <w:jc w:val="center"/>
+      </w:pPr>
+      <w:r>
+        <w:rPr>
+          <w:noProof/>
+        </w:rPr>
+        <w:drawing>
+          <wp:inline distT="0" distB="0" distL="0" distR="0" wp14:anchorId="3CF34F9C" wp14:editId="12DE9312">
+            <wp:extent cx="5580000" cy="4292024"/>
+            <wp:effectExtent l="0" t="0" r="1905" b="0"/>
+            <wp:docPr id="178725735" name="Kép 5"/>
+            <wp:cNvGraphicFramePr>
+              <a:graphicFrameLocks xmlns:a="http://schemas.openxmlformats.org/drawingml/2006/main" noChangeAspect="1"/>
+            </wp:cNvGraphicFramePr>
+            <a:graphic xmlns:a="http://schemas.openxmlformats.org/drawingml/2006/main">
+              <a:graphicData uri="http://schemas.openxmlformats.org/drawingml/2006/picture">
+                <pic:pic xmlns:pic="http://schemas.openxmlformats.org/drawingml/2006/picture">
+                  <pic:nvPicPr>
+                    <pic:cNvPr id="0" name="Picture 9"/>
+                    <pic:cNvPicPr>
+                      <a:picLocks noChangeAspect="1" noChangeArrowheads="1"/>
+                    </pic:cNvPicPr>
+                  </pic:nvPicPr>
+                  <pic:blipFill>
+                    <a:blip r:embed="rId51">
+                      <a:extLst>
+                        <a:ext uri="{28A0092B-C50C-407E-A947-70E740481C1C}">
+                          <a14:useLocalDpi xmlns:a14="http://schemas.microsoft.com/office/drawing/2010/main" val="0"/>
+                        </a:ext>
+                      </a:extLst>
+                    </a:blip>
+                    <a:srcRect/>
+                    <a:stretch>
+                      <a:fillRect/>
+                    </a:stretch>
+                  </pic:blipFill>
+                  <pic:spPr bwMode="auto">
+                    <a:xfrm>
+                      <a:off x="0" y="0"/>
+                      <a:ext cx="5580000" cy="4292024"/>
+                    </a:xfrm>
+                    <a:prstGeom prst="rect">
+                      <a:avLst/>
+                    </a:prstGeom>
+                    <a:noFill/>
+                    <a:ln>
+                      <a:noFill/>
+                    </a:ln>
+                  </pic:spPr>
+                </pic:pic>
+              </a:graphicData>
+            </a:graphic>
+          </wp:inline>
+        </w:drawing>
+      </w:r>
+    </w:p>
+    <w:p>
+      <w:pPr>
+        <w:pStyle w:val="Cmsor2"/>
+      </w:pPr>
+      <w:bookmarkStart w:id="15" w:name="_Adatbázis"/>
+      <w:bookmarkStart w:id="16" w:name="_Toc226631556"/>
+      <w:bookmarkEnd w:id="15"/>
+      <w:r>
+        <w:t>Adatbázis</w:t>
+      </w:r>
+      <w:bookmarkEnd w:id="16"/>
+    </w:p>
+    <w:p>
+      <w:r>
+        <w:t>Az oldalon lévő CRUD műveletekhez a feladatban megadott listából a „</w:t>
+      </w:r>
+      <w:r>
+        <w:t>1-11-Szoftverleltár-3 táblás</w:t>
+      </w:r>
+      <w:r>
+        <w:t>” adatbázist használtuk. Ennek a felépítése a képen látható.</w:t>
+      </w:r>
+    </w:p>
+    <w:p>
+      <w:pPr>
+        <w:jc w:val="center"/>
+      </w:pPr>
+      <w:r>
+        <w:rPr>
+          <w:noProof/>
+        </w:rPr>
+        <w:drawing>
+          <wp:inline distT="0" distB="0" distL="0" distR="0" wp14:anchorId="0D8EFC9C" wp14:editId="6C38F6CF">
+            <wp:extent cx="4610614" cy="1556296"/>
+            <wp:effectExtent l="0" t="0" r="0" b="6350"/>
+            <wp:docPr id="1951382289" name="Kép 3"/>
+            <wp:cNvGraphicFramePr>
+              <a:graphicFrameLocks xmlns:a="http://schemas.openxmlformats.org/drawingml/2006/main" noChangeAspect="1"/>
+            </wp:cNvGraphicFramePr>
+            <a:graphic xmlns:a="http://schemas.openxmlformats.org/drawingml/2006/main">
+              <a:graphicData uri="http://schemas.openxmlformats.org/drawingml/2006/picture">
+                <pic:pic xmlns:pic="http://schemas.openxmlformats.org/drawingml/2006/picture">
+                  <pic:nvPicPr>
+                    <pic:cNvPr id="0" name="Picture 5"/>
+                    <pic:cNvPicPr>
+                      <a:picLocks noChangeAspect="1" noChangeArrowheads="1"/>
+                    </pic:cNvPicPr>
+                  </pic:nvPicPr>
+                  <pic:blipFill rotWithShape="1">
+                    <a:blip r:embed="rId52">
+                      <a:extLst>
+                        <a:ext uri="{28A0092B-C50C-407E-A947-70E740481C1C}">
+                          <a14:useLocalDpi xmlns:a14="http://schemas.microsoft.com/office/drawing/2010/main" val="0"/>
+                        </a:ext>
+                      </a:extLst>
+                    </a:blip>
+                    <a:srcRect l="9628" t="18041" r="10314" b="17798"/>
+                    <a:stretch>
+                      <a:fillRect/>
+                    </a:stretch>
+                  </pic:blipFill>
+                  <pic:spPr bwMode="auto">
+                    <a:xfrm>
+                      <a:off x="0" y="0"/>
+                      <a:ext cx="4611940" cy="1556743"/>
+                    </a:xfrm>
+                    <a:prstGeom prst="rect">
+                      <a:avLst/>
+                    </a:prstGeom>
+                    <a:noFill/>
+                    <a:ln>
+                      <a:noFill/>
+                    </a:ln>
+                    <a:extLst>
+                      <a:ext uri="{53640926-AAD7-44D8-BBD7-CCE9431645EC}">
+                        <a14:shadowObscured xmlns:a14="http://schemas.microsoft.com/office/drawing/2010/main"/>
+                      </a:ext>
+                    </a:extLst>
+                  </pic:spPr>
+                </pic:pic>
+              </a:graphicData>
+            </a:graphic>
+          </wp:inline>
+        </w:drawing>
+      </w:r>
+    </w:p>
+    <w:p>
+      <w:r>
+        <w:br w:type="page"/>
+      </w:r>
+    </w:p>
+    <w:p>
+      <w:pPr>
+        <w:rPr>
+          <w:b/>
+          <w:bCs/>
+        </w:rPr>
+      </w:pPr>
+      <w:r>
+        <w:rPr>
+          <w:b/>
+          <w:bCs/>
+        </w:rPr>
+        <w:lastRenderedPageBreak/>
+        <w:t xml:space="preserve">PHP Backend az </w:t>
+      </w:r>
+      <w:hyperlink w:anchor="_Fetch_API_menü" w:history="1">
+        <w:r>
+          <w:rPr>
+            <w:rStyle w:val="Hiperhivatkozs"/>
+            <w:b/>
+            <w:bCs/>
+          </w:rPr>
+          <w:t>„5. Fetch API menü”</w:t>
+        </w:r>
+      </w:hyperlink>
+      <w:r>
+        <w:rPr>
+          <w:b/>
+          <w:bCs/>
+        </w:rPr>
+        <w:t xml:space="preserve"> és </w:t>
+      </w:r>
+      <w:hyperlink w:anchor="_Axios_menü" w:history="1">
+        <w:r>
+          <w:rPr>
+            <w:rStyle w:val="Hiperhivatkozs"/>
+            <w:b/>
+            <w:bCs/>
+          </w:rPr>
+          <w:t>„6. Axios menü”</w:t>
+        </w:r>
+      </w:hyperlink>
+      <w:r>
+        <w:rPr>
+          <w:b/>
+          <w:bCs/>
+        </w:rPr>
+        <w:t xml:space="preserve"> oldalakhoz:</w:t>
+      </w:r>
+    </w:p>
+    <w:p>
+      <w:r>
+        <w:t xml:space="preserve">Az oldalak által használt backend a GitHub és Tárhely mappa struktúrájában is a </w:t>
+      </w:r>
+      <w:r>
+        <w:rPr>
+          <w:b/>
+          <w:bCs/>
+        </w:rPr>
+        <w:t>php</w:t>
+      </w:r>
+      <w:r>
+        <w:t xml:space="preserve"> mappán belül található. A </w:t>
+      </w:r>
+      <w:proofErr w:type="spellStart"/>
+      <w:r>
+        <w:rPr>
+          <w:b/>
+          <w:bCs/>
+        </w:rPr>
+        <w:t>db.php</w:t>
+      </w:r>
+      <w:proofErr w:type="spellEnd"/>
+      <w:r>
+        <w:t xml:space="preserve"> fájl felel az adatbázis kapcsolat létrehozásáért, míg a </w:t>
+      </w:r>
+      <w:r>
+        <w:rPr>
+          <w:b/>
+          <w:bCs/>
+        </w:rPr>
+        <w:t>backend.php</w:t>
+      </w:r>
+      <w:r>
+        <w:t xml:space="preserve"> a tényleges funkcionalitásért. A backendhez négy </w:t>
+      </w:r>
+      <w:proofErr w:type="spellStart"/>
+      <w:r>
+        <w:t>method</w:t>
+      </w:r>
+      <w:proofErr w:type="spellEnd"/>
+      <w:r>
+        <w:t xml:space="preserve"> elérhető:</w:t>
+      </w:r>
+    </w:p>
+    <w:p>
+      <w:pPr>
+        <w:pStyle w:val="Listaszerbekezds"/>
+        <w:numPr>
+          <w:ilvl w:val="0"/>
+          <w:numId w:val="1"/>
+        </w:numPr>
+      </w:pPr>
+      <w:r>
+        <w:rPr>
+          <w:b/>
+          <w:bCs/>
+        </w:rPr>
+        <w:t xml:space="preserve">GET: </w:t>
+      </w:r>
+      <w:r>
+        <w:t>Visszaadja a „szoftver” tábla összes adatát.</w:t>
+      </w:r>
+    </w:p>
+    <w:p>
+      <w:pPr>
+        <w:pStyle w:val="Listaszerbekezds"/>
+        <w:numPr>
+          <w:ilvl w:val="0"/>
+          <w:numId w:val="1"/>
+        </w:numPr>
+      </w:pPr>
+      <w:r>
+        <w:rPr>
+          <w:b/>
+          <w:bCs/>
+        </w:rPr>
+        <w:t xml:space="preserve">POST: </w:t>
+      </w:r>
+      <w:r>
+        <w:t>Hozzáadva az új adatot az adatbázishoz, ehhez a kérés bodyban át kell adni az új nevet, mint „</w:t>
+      </w:r>
+      <w:r>
+        <w:rPr>
+          <w:i/>
+          <w:iCs/>
+        </w:rPr>
+        <w:t>nev”</w:t>
+      </w:r>
+      <w:r>
+        <w:t>, és kategóriát, mint „</w:t>
+      </w:r>
+      <w:r>
+        <w:rPr>
+          <w:i/>
+          <w:iCs/>
+        </w:rPr>
+        <w:t>kategoria”</w:t>
+      </w:r>
+      <w:r>
+        <w:t>.</w:t>
+      </w:r>
+    </w:p>
+    <w:p>
+      <w:pPr>
+        <w:pStyle w:val="Listaszerbekezds"/>
+        <w:numPr>
+          <w:ilvl w:val="0"/>
+          <w:numId w:val="1"/>
+        </w:numPr>
+      </w:pPr>
+      <w:r>
+        <w:rPr>
+          <w:b/>
+          <w:bCs/>
+        </w:rPr>
+        <w:t xml:space="preserve">PUT: </w:t>
+      </w:r>
+      <w:r>
+        <w:t xml:space="preserve">Adat módosítás id alapján, átadva az </w:t>
+      </w:r>
+      <w:r>
+        <w:rPr>
+          <w:i/>
+          <w:iCs/>
+        </w:rPr>
+        <w:t>id, nev, kategoria</w:t>
+      </w:r>
+      <w:r>
+        <w:t xml:space="preserve"> értékeket.</w:t>
+      </w:r>
+    </w:p>
+    <w:p>
+      <w:pPr>
+        <w:pStyle w:val="Listaszerbekezds"/>
+        <w:numPr>
+          <w:ilvl w:val="0"/>
+          <w:numId w:val="1"/>
+        </w:numPr>
+      </w:pPr>
+      <w:r>
+        <w:rPr>
+          <w:b/>
+          <w:bCs/>
+        </w:rPr>
+        <w:t xml:space="preserve">DELETE: </w:t>
+      </w:r>
+      <w:r>
+        <w:t xml:space="preserve">Adatok törlése id alapján, itt query paraméterként kell átadni az </w:t>
+      </w:r>
+      <w:r>
+        <w:rPr>
+          <w:i/>
+          <w:iCs/>
+        </w:rPr>
+        <w:t>id</w:t>
+      </w:r>
+      <w:r>
+        <w:t xml:space="preserve"> értékét.</w:t>
+      </w:r>
+    </w:p>
+    <w:p>
+      <w:pPr>
+        <w:pStyle w:val="Cmsor2"/>
+      </w:pPr>
+      <w:bookmarkStart w:id="17" w:name="_Toc226631557"/>
       <w:r>
         <w:t>Főoldal</w:t>
       </w:r>
-      <w:bookmarkEnd w:id="11"/>
+      <w:bookmarkEnd w:id="17"/>
+    </w:p>
+    <w:p>
+      <w:r>
+        <w:t>Készítette: Egersdorfer Dominik</w:t>
+      </w:r>
+    </w:p>
+    <w:p>
+      <w:r>
+        <w:t xml:space="preserve">A feladathoz tartozó fájlok a projekt főkönyvtárában helyezkednek el a GitHub és a tárhely fájlrendszerében is (a tárhelyen a </w:t>
+      </w:r>
+      <w:proofErr w:type="spellStart"/>
+      <w:r>
+        <w:t>htdocs</w:t>
+      </w:r>
+      <w:proofErr w:type="spellEnd"/>
+      <w:r>
+        <w:t xml:space="preserve"> mappában vannak, én ezt fogom tekinteni „</w:t>
+      </w:r>
+      <w:proofErr w:type="gramStart"/>
+      <w:r>
+        <w:t>főkönyvtár”-</w:t>
+      </w:r>
+      <w:proofErr w:type="gramEnd"/>
+      <w:r>
+        <w:t>nak).</w:t>
+      </w:r>
+    </w:p>
+    <w:p>
+      <w:r>
+        <w:t>Az oldalhoz tartozik 3 fájl és egy mappa:</w:t>
+      </w:r>
     </w:p>
     <w:p>
       <w:r>
@@ -3046,118 +5025,669 @@
         <w:br/>
         <w:t>app.js</w:t>
       </w:r>
+      <w:r>
+        <w:t xml:space="preserve"> – az oldal legörgető- és a feladatokhoz tartozó csempék animációját kezeli</w:t>
+      </w:r>
+      <w:r>
+        <w:br/>
+        <w:t>images – ebben a mappában található minden kép, ami megjelenik a főoldalon</w:t>
+      </w:r>
+    </w:p>
+    <w:p>
+      <w:pPr>
+        <w:rPr>
+          <w:i/>
+          <w:iCs/>
+        </w:rPr>
+      </w:pPr>
+      <w:r>
+        <w:rPr>
+          <w:i/>
+          <w:iCs/>
+        </w:rPr>
+        <w:t xml:space="preserve">A további oldalaknál </w:t>
+      </w:r>
+      <w:r>
+        <w:rPr>
+          <w:i/>
+          <w:iCs/>
+        </w:rPr>
+        <w:t>megjelenítem mind a GitHub és tárhelyen lévő mappákat is, viszont a részletezésben a GitHub eléréseket fogom használni.</w:t>
+      </w:r>
     </w:p>
     <w:p>
       <w:pPr>
         <w:pStyle w:val="Cmsor2"/>
       </w:pPr>
-      <w:bookmarkStart w:id="12" w:name="_Toc226466880"/>
+      <w:bookmarkStart w:id="18" w:name="_Toc226631558"/>
       <w:r>
         <w:t>JavaScript menü</w:t>
       </w:r>
-      <w:bookmarkEnd w:id="12"/>
-    </w:p>
-    <w:p>
+      <w:bookmarkEnd w:id="18"/>
+    </w:p>
+    <w:p>
+      <w:r>
+        <w:t>Készítette: Egersdorfer Dominik</w:t>
+      </w:r>
+    </w:p>
+    <w:p>
+      <w:r>
+        <w:rPr>
+          <w:b/>
+          <w:bCs/>
+          <w:i/>
+          <w:iCs/>
+        </w:rPr>
+        <w:t>GitHub</w:t>
+      </w:r>
+      <w:r>
+        <w:rPr>
+          <w:b/>
+          <w:bCs/>
+          <w:i/>
+          <w:iCs/>
+        </w:rPr>
+        <w:t xml:space="preserve"> mappa</w:t>
+      </w:r>
+      <w:r>
+        <w:rPr>
+          <w:b/>
+          <w:bCs/>
+          <w:i/>
+          <w:iCs/>
+        </w:rPr>
+        <w:t>:</w:t>
+      </w:r>
+      <w:r>
+        <w:rPr>
+          <w:b/>
+          <w:bCs/>
+          <w:i/>
+          <w:iCs/>
+        </w:rPr>
+        <w:br/>
+      </w:r>
       <w:r>
         <w:t>2_javascript_crud</w:t>
       </w:r>
     </w:p>
     <w:p>
+      <w:r>
+        <w:rPr>
+          <w:b/>
+          <w:bCs/>
+          <w:i/>
+          <w:iCs/>
+        </w:rPr>
+        <w:t>Tárhely</w:t>
+      </w:r>
+      <w:r>
+        <w:rPr>
+          <w:b/>
+          <w:bCs/>
+          <w:i/>
+          <w:iCs/>
+        </w:rPr>
+        <w:t xml:space="preserve"> mappa</w:t>
+      </w:r>
+      <w:r>
+        <w:rPr>
+          <w:b/>
+          <w:bCs/>
+          <w:i/>
+          <w:iCs/>
+        </w:rPr>
+        <w:t>:</w:t>
+      </w:r>
+      <w:r>
+        <w:rPr>
+          <w:b/>
+          <w:bCs/>
+          <w:i/>
+          <w:iCs/>
+        </w:rPr>
+        <w:br/>
+      </w:r>
+      <w:r>
+        <w:t>javascript_crud</w:t>
+      </w:r>
+    </w:p>
+    <w:p>
+      <w:r>
+        <w:t>Az oldalon a gep.txt adatbázis lett használva, ez benne szerepel a mappában a további fájlok mellett:</w:t>
+      </w:r>
+    </w:p>
+    <w:p>
+      <w:r>
+        <w:t>javascript.html</w:t>
+      </w:r>
+      <w:r>
+        <w:br/>
+        <w:t>javascript.css</w:t>
+      </w:r>
+      <w:r>
+        <w:br/>
+        <w:t>javascript.js</w:t>
+      </w:r>
+    </w:p>
+    <w:p>
       <w:pPr>
         <w:pStyle w:val="Cmsor2"/>
       </w:pPr>
-      <w:bookmarkStart w:id="13" w:name="_Toc226466881"/>
-      <w:r>
+      <w:bookmarkStart w:id="19" w:name="_Toc226631559"/>
+      <w:r>
+        <w:lastRenderedPageBreak/>
         <w:t>React menü</w:t>
       </w:r>
-      <w:bookmarkEnd w:id="13"/>
-    </w:p>
-    <w:p>
+      <w:bookmarkEnd w:id="19"/>
+    </w:p>
+    <w:p>
+      <w:r>
+        <w:t>Készítette: Mátrai Gergő</w:t>
+      </w:r>
+    </w:p>
+    <w:p>
+      <w:r>
+        <w:rPr>
+          <w:b/>
+          <w:bCs/>
+          <w:i/>
+          <w:iCs/>
+        </w:rPr>
+        <w:t>GitHub mappa:</w:t>
+      </w:r>
+      <w:r>
+        <w:rPr>
+          <w:b/>
+          <w:bCs/>
+          <w:i/>
+          <w:iCs/>
+        </w:rPr>
+        <w:br/>
+      </w:r>
       <w:r>
         <w:t>3_react_crud</w:t>
       </w:r>
     </w:p>
     <w:p>
+      <w:r>
+        <w:rPr>
+          <w:b/>
+          <w:bCs/>
+          <w:i/>
+          <w:iCs/>
+        </w:rPr>
+        <w:t>Tárhely mappa:</w:t>
+      </w:r>
+      <w:r>
+        <w:rPr>
+          <w:b/>
+          <w:bCs/>
+          <w:i/>
+          <w:iCs/>
+        </w:rPr>
+        <w:br/>
+      </w:r>
+      <w:r>
+        <w:t>react_crud</w:t>
+      </w:r>
+    </w:p>
+    <w:p>
+      <w:r>
+        <w:t>Az oldalon a szoftver.txt adatbázis lett használva, ez a GitHub projektnél a 3_react_crud/</w:t>
+      </w:r>
+      <w:proofErr w:type="spellStart"/>
+      <w:r>
+        <w:t>public</w:t>
+      </w:r>
+      <w:proofErr w:type="spellEnd"/>
+      <w:r>
+        <w:t>/szoftver.txt helyen érhető el, míg a tárhelyen a főkönyvtárban.</w:t>
+      </w:r>
+    </w:p>
+    <w:p>
       <w:pPr>
         <w:pStyle w:val="Cmsor2"/>
       </w:pPr>
-      <w:bookmarkStart w:id="14" w:name="_Toc226466882"/>
+      <w:bookmarkStart w:id="20" w:name="_Toc226631560"/>
       <w:r>
         <w:t>SPA menü</w:t>
       </w:r>
-      <w:bookmarkEnd w:id="14"/>
-    </w:p>
-    <w:p>
+      <w:bookmarkEnd w:id="20"/>
+    </w:p>
+    <w:p>
+      <w:r>
+        <w:t>Ezt a feladatot két részre osztottuk:</w:t>
+      </w:r>
+      <w:r>
+        <w:br/>
+        <w:t xml:space="preserve">1. menü – Fuel Calculator: </w:t>
+      </w:r>
+      <w:r>
+        <w:tab/>
+        <w:t>Egersdorfer Dominik</w:t>
+      </w:r>
+      <w:r>
+        <w:br/>
+        <w:t xml:space="preserve">2. menü – Track Guessr: </w:t>
+      </w:r>
+      <w:r>
+        <w:tab/>
+        <w:t>Mátrai Gergő</w:t>
+      </w:r>
+    </w:p>
+    <w:p>
+      <w:r>
+        <w:rPr>
+          <w:b/>
+          <w:bCs/>
+          <w:i/>
+          <w:iCs/>
+        </w:rPr>
+        <w:t>GitHub mappa:</w:t>
+      </w:r>
+      <w:r>
+        <w:rPr>
+          <w:b/>
+          <w:bCs/>
+          <w:i/>
+          <w:iCs/>
+        </w:rPr>
+        <w:br/>
+      </w:r>
       <w:r>
         <w:t>4_spa</w:t>
       </w:r>
     </w:p>
     <w:p>
+      <w:r>
+        <w:rPr>
+          <w:b/>
+          <w:bCs/>
+          <w:i/>
+          <w:iCs/>
+        </w:rPr>
+        <w:t>Tárhely mappa:</w:t>
+      </w:r>
+      <w:r>
+        <w:rPr>
+          <w:b/>
+          <w:bCs/>
+          <w:i/>
+          <w:iCs/>
+        </w:rPr>
+        <w:br/>
+      </w:r>
+      <w:r>
+        <w:t>spa</w:t>
+      </w:r>
+    </w:p>
+    <w:p>
+      <w:r>
+        <w:t>Az oldal két részből áll, egy „Fuel Calculator” és egy „Track Guessr” menüből. A fájlok között a 4_spa/</w:t>
+      </w:r>
+      <w:proofErr w:type="spellStart"/>
+      <w:r>
+        <w:t>src</w:t>
+      </w:r>
+      <w:proofErr w:type="spellEnd"/>
+      <w:r>
+        <w:t>/</w:t>
+      </w:r>
+      <w:proofErr w:type="spellStart"/>
+      <w:r>
+        <w:t>components</w:t>
+      </w:r>
+      <w:proofErr w:type="spellEnd"/>
+      <w:r>
+        <w:t xml:space="preserve"> mappában találhatóak:</w:t>
+      </w:r>
+      <w:r>
+        <w:br/>
+        <w:t xml:space="preserve">App1: Fuel Calculator, tartozik hozzá egy </w:t>
+      </w:r>
+      <w:proofErr w:type="spellStart"/>
+      <w:r>
+        <w:t>tsx</w:t>
+      </w:r>
+      <w:proofErr w:type="spellEnd"/>
+      <w:r>
+        <w:t xml:space="preserve">, </w:t>
+      </w:r>
+      <w:proofErr w:type="spellStart"/>
+      <w:r>
+        <w:t>css</w:t>
+      </w:r>
+      <w:proofErr w:type="spellEnd"/>
+      <w:r>
+        <w:t xml:space="preserve"> és egy mappa a hozzá tartozó komponensekkel.</w:t>
+      </w:r>
+      <w:r>
+        <w:br/>
+        <w:t xml:space="preserve">App2: Track Guessr, szintén tartozik hozzá egy </w:t>
+      </w:r>
+      <w:proofErr w:type="spellStart"/>
+      <w:r>
+        <w:t>tsx</w:t>
+      </w:r>
+      <w:proofErr w:type="spellEnd"/>
+      <w:r>
+        <w:t xml:space="preserve">, </w:t>
+      </w:r>
+      <w:proofErr w:type="spellStart"/>
+      <w:r>
+        <w:t>css</w:t>
+      </w:r>
+      <w:proofErr w:type="spellEnd"/>
+      <w:r>
+        <w:t xml:space="preserve"> és egy mappa a komponenseivel, valamint a 4_spa/</w:t>
+      </w:r>
+      <w:proofErr w:type="spellStart"/>
+      <w:r>
+        <w:t>public</w:t>
+      </w:r>
+      <w:proofErr w:type="spellEnd"/>
+      <w:r>
+        <w:t>/</w:t>
+      </w:r>
+      <w:proofErr w:type="spellStart"/>
+      <w:r>
+        <w:t>img</w:t>
+      </w:r>
+      <w:proofErr w:type="spellEnd"/>
+      <w:r>
+        <w:t xml:space="preserve"> mappa a hozzá tartozó képekkel.</w:t>
+      </w:r>
+    </w:p>
+    <w:p>
+      <w:pPr>
+        <w:rPr>
+          <w:b/>
+          <w:bCs/>
+        </w:rPr>
+      </w:pPr>
+      <w:r>
+        <w:rPr>
+          <w:b/>
+          <w:bCs/>
+        </w:rPr>
+        <w:t>Fuel Calculator</w:t>
+      </w:r>
+    </w:p>
+    <w:p>
+      <w:r>
+        <w:t xml:space="preserve">Az oldal működési és elrendezési inspirációját a </w:t>
+      </w:r>
+      <w:hyperlink r:id="rId53" w:history="1">
+        <w:r>
+          <w:rPr>
+            <w:rStyle w:val="Hiperhivatkozs"/>
+          </w:rPr>
+          <w:t>https://mythiq.net/fuelcalc/</w:t>
+        </w:r>
+      </w:hyperlink>
+      <w:r>
+        <w:t xml:space="preserve"> oldal adta, ahol hasonlóképpen szimulátoros versenyekhez lehet az üzemanyag mennyiségét, pit stratégiát számoltatni.</w:t>
+      </w:r>
+    </w:p>
+    <w:p>
+      <w:r>
+        <w:rPr>
+          <w:b/>
+          <w:bCs/>
+        </w:rPr>
+        <w:t>Track Guessr</w:t>
+      </w:r>
+    </w:p>
+    <w:p>
+      <w:r>
+        <w:t xml:space="preserve">Ehhez az oldalhoz ötletadó oldal vagy forrás nem volt, téma hasonlóan a versenyekhez kapcsolódik, egy egyszerű kvíz oldal, ahol a pályát kell kitalálni. A felhasznált képek az alábbi oldalon találhatóak: </w:t>
+      </w:r>
+      <w:hyperlink r:id="rId54" w:history="1">
+        <w:r>
+          <w:rPr>
+            <w:rStyle w:val="Hiperhivatkozs"/>
+          </w:rPr>
+          <w:t>https://iracing.fandom.com/wiki/Tracks</w:t>
+        </w:r>
+      </w:hyperlink>
+      <w:r>
+        <w:t>.</w:t>
+      </w:r>
+    </w:p>
+    <w:p>
+      <w:r>
+        <w:br w:type="page"/>
+      </w:r>
+    </w:p>
+    <w:p>
       <w:pPr>
         <w:pStyle w:val="Cmsor2"/>
       </w:pPr>
-      <w:bookmarkStart w:id="15" w:name="_Toc226466883"/>
-      <w:r>
+      <w:bookmarkStart w:id="21" w:name="_Fetch_API_menü"/>
+      <w:bookmarkStart w:id="22" w:name="_Toc226631561"/>
+      <w:bookmarkEnd w:id="21"/>
+      <w:r>
+        <w:lastRenderedPageBreak/>
         <w:t>Fetch API menü</w:t>
       </w:r>
-      <w:bookmarkEnd w:id="15"/>
-    </w:p>
-    <w:p>
+      <w:bookmarkEnd w:id="22"/>
+    </w:p>
+    <w:p>
+      <w:r>
+        <w:t>Készítette: Mátrai Gergő</w:t>
+      </w:r>
+    </w:p>
+    <w:p>
+      <w:r>
+        <w:rPr>
+          <w:b/>
+          <w:bCs/>
+          <w:i/>
+          <w:iCs/>
+        </w:rPr>
+        <w:t>GitHub mappa:</w:t>
+      </w:r>
+      <w:r>
+        <w:rPr>
+          <w:b/>
+          <w:bCs/>
+          <w:i/>
+          <w:iCs/>
+        </w:rPr>
+        <w:br/>
+      </w:r>
       <w:r>
         <w:t>5_fetchapi_crud</w:t>
       </w:r>
-      <w:r>
+    </w:p>
+    <w:p>
+      <w:r>
+        <w:rPr>
+          <w:b/>
+          <w:bCs/>
+          <w:i/>
+          <w:iCs/>
+        </w:rPr>
+        <w:t>Tárhely mappa:</w:t>
+      </w:r>
+      <w:r>
+        <w:rPr>
+          <w:b/>
+          <w:bCs/>
+          <w:i/>
+          <w:iCs/>
+        </w:rPr>
         <w:br/>
-        <w:t>backend: php/</w:t>
+      </w:r>
+      <w:r>
+        <w:t>fetchapi_crud</w:t>
+      </w:r>
+    </w:p>
+    <w:p>
+      <w:r>
+        <w:t>Az oldalhoz tartozó backend részletesebb leírása a</w:t>
+      </w:r>
+      <w:r>
+        <w:t xml:space="preserve"> fentebb lévő </w:t>
+      </w:r>
+      <w:hyperlink w:anchor="_Adatbázis" w:history="1">
+        <w:r>
+          <w:rPr>
+            <w:rStyle w:val="Hiperhivatkozs"/>
+          </w:rPr>
+          <w:t>„Adatbázis”</w:t>
+        </w:r>
+      </w:hyperlink>
+      <w:r>
+        <w:t xml:space="preserve"> cím alatti leírásban található.</w:t>
+      </w:r>
+    </w:p>
+    <w:p>
+      <w:pPr>
+        <w:pStyle w:val="Cmsor2"/>
+      </w:pPr>
+      <w:bookmarkStart w:id="23" w:name="_Axios_menü"/>
+      <w:bookmarkStart w:id="24" w:name="_Toc226631562"/>
+      <w:bookmarkEnd w:id="23"/>
+      <w:r>
+        <w:t>Axios menü</w:t>
+      </w:r>
+      <w:bookmarkEnd w:id="24"/>
+    </w:p>
+    <w:p>
+      <w:r>
+        <w:t>Készítette: Egersdorfer Dominik</w:t>
+      </w:r>
+    </w:p>
+    <w:p>
+      <w:r>
+        <w:rPr>
+          <w:b/>
+          <w:bCs/>
+          <w:i/>
+          <w:iCs/>
+        </w:rPr>
+        <w:t>GitHub mappa:</w:t>
+      </w:r>
+      <w:r>
+        <w:br/>
+        <w:t>6_axios_crud</w:t>
+      </w:r>
+    </w:p>
+    <w:p>
+      <w:r>
+        <w:rPr>
+          <w:b/>
+          <w:bCs/>
+          <w:i/>
+          <w:iCs/>
+        </w:rPr>
+        <w:t>Tárhely mappa:</w:t>
+      </w:r>
+      <w:r>
+        <w:br/>
+        <w:t>axios_crud</w:t>
+      </w:r>
+    </w:p>
+    <w:p>
+      <w:r>
+        <w:t xml:space="preserve">Az oldalhoz tartozó backend részletesebb leírása a fentebb lévő </w:t>
+      </w:r>
+      <w:hyperlink w:anchor="_Adatbázis" w:history="1">
+        <w:r>
+          <w:rPr>
+            <w:rStyle w:val="Hiperhivatkozs"/>
+          </w:rPr>
+          <w:t>„Adatbázis”</w:t>
+        </w:r>
+      </w:hyperlink>
+      <w:r>
+        <w:t xml:space="preserve"> cím alatti leírásban található.</w:t>
+      </w:r>
+    </w:p>
+    <w:p>
+      <w:pPr>
+        <w:pStyle w:val="Cmsor2"/>
+      </w:pPr>
+      <w:bookmarkStart w:id="25" w:name="_Toc226631563"/>
+      <w:r>
+        <w:t>OOJS menü</w:t>
+      </w:r>
+      <w:bookmarkEnd w:id="25"/>
+    </w:p>
+    <w:p>
+      <w:r>
+        <w:t>Készítette: Mátrai Gergő</w:t>
+      </w:r>
+    </w:p>
+    <w:p>
+      <w:r>
+        <w:rPr>
+          <w:b/>
+          <w:bCs/>
+          <w:i/>
+          <w:iCs/>
+        </w:rPr>
+        <w:t>GitHub mappa:</w:t>
+      </w:r>
+      <w:r>
+        <w:br/>
+        <w:t>7_oojs</w:t>
+      </w:r>
+    </w:p>
+    <w:p>
+      <w:r>
+        <w:rPr>
+          <w:b/>
+          <w:bCs/>
+          <w:i/>
+          <w:iCs/>
+        </w:rPr>
+        <w:t>Tárhely mappa:</w:t>
+      </w:r>
+      <w:r>
+        <w:br/>
+        <w:t>oojs</w:t>
+      </w:r>
+    </w:p>
+    <w:p>
+      <w:r>
+        <w:t xml:space="preserve">Az oldal a </w:t>
       </w:r>
       <w:proofErr w:type="spellStart"/>
       <w:r>
-        <w:t>backend.php</w:t>
+        <w:t>html</w:t>
       </w:r>
       <w:proofErr w:type="spellEnd"/>
-    </w:p>
-    <w:p>
-      <w:pPr>
-        <w:pStyle w:val="Cmsor2"/>
-      </w:pPr>
-      <w:bookmarkStart w:id="16" w:name="_Toc226466884"/>
-      <w:r>
-        <w:t>Axios menü</w:t>
-      </w:r>
-      <w:bookmarkEnd w:id="16"/>
-    </w:p>
-    <w:p>
-      <w:r>
-        <w:t>6_axios_crud</w:t>
-      </w:r>
-      <w:r>
-        <w:br/>
-      </w:r>
-      <w:r>
-        <w:t>backend: php/</w:t>
+      <w:r>
+        <w:t>/</w:t>
       </w:r>
       <w:proofErr w:type="spellStart"/>
       <w:r>
-        <w:t>backend.php</w:t>
+        <w:t>css</w:t>
       </w:r>
       <w:proofErr w:type="spellEnd"/>
-    </w:p>
-    <w:p>
-      <w:pPr>
-        <w:pStyle w:val="Cmsor2"/>
-      </w:pPr>
-      <w:bookmarkStart w:id="17" w:name="_Toc226466885"/>
-      <w:r>
-        <w:t>OOJS menü</w:t>
-      </w:r>
-      <w:bookmarkEnd w:id="17"/>
-    </w:p>
-    <w:p>
-      <w:r>
-        <w:t>7_oojs</w:t>
-      </w:r>
-    </w:p>
-    <w:p/>
+      <w:r>
+        <w:t>/</w:t>
+      </w:r>
+      <w:proofErr w:type="spellStart"/>
+      <w:r>
+        <w:t>js</w:t>
+      </w:r>
+      <w:proofErr w:type="spellEnd"/>
+      <w:r>
+        <w:t xml:space="preserve"> fájlok mellett tartalmaz egy </w:t>
+      </w:r>
+      <w:proofErr w:type="spellStart"/>
+      <w:r>
+        <w:t>assets</w:t>
+      </w:r>
+      <w:proofErr w:type="spellEnd"/>
+      <w:r>
+        <w:t xml:space="preserve"> mappát, amiben megtalálható a játékhoz szükséges kép.</w:t>
+      </w:r>
+    </w:p>
     <w:sectPr>
       <w:pgSz w:w="11906" w:h="16838"/>
       <w:pgMar w:top="1417" w:right="1417" w:bottom="1417" w:left="1417" w:header="708" w:footer="708" w:gutter="0"/>
@@ -3743,10 +6273,9 @@
     <w:next w:val="Norml"/>
     <w:link w:val="Cmsor3Char"/>
     <w:uiPriority w:val="9"/>
-    <w:semiHidden/>
     <w:unhideWhenUsed/>
     <w:qFormat/>
-    <w:rsid w:val="00B11C2E"/>
+    <w:rsid w:val="006B13DC"/>
     <w:pPr>
       <w:keepNext/>
       <w:keepLines/>
@@ -3755,7 +6284,8 @@
     </w:pPr>
     <w:rPr>
       <w:rFonts w:eastAsiaTheme="majorEastAsia" w:cstheme="majorBidi"/>
-      <w:color w:val="0F4761" w:themeColor="accent1" w:themeShade="BF"/>
+      <w:b/>
+      <w:color w:val="000000" w:themeColor="text1"/>
       <w:sz w:val="28"/>
       <w:szCs w:val="28"/>
     </w:rPr>
@@ -3895,6 +6425,7 @@
   <w:style w:type="character" w:default="1" w:styleId="Bekezdsalapbettpusa">
     <w:name w:val="Default Paragraph Font"/>
     <w:uiPriority w:val="1"/>
+    <w:semiHidden/>
     <w:unhideWhenUsed/>
   </w:style>
   <w:style w:type="table" w:default="1" w:styleId="Normltblzat">
@@ -3951,11 +6482,11 @@
     <w:basedOn w:val="Bekezdsalapbettpusa"/>
     <w:link w:val="Cmsor3"/>
     <w:uiPriority w:val="9"/>
-    <w:semiHidden/>
-    <w:rsid w:val="00B11C2E"/>
+    <w:rsid w:val="006B13DC"/>
     <w:rPr>
       <w:rFonts w:eastAsiaTheme="majorEastAsia" w:cstheme="majorBidi"/>
-      <w:color w:val="0F4761" w:themeColor="accent1" w:themeShade="BF"/>
+      <w:b/>
+      <w:color w:val="000000" w:themeColor="text1"/>
       <w:sz w:val="28"/>
       <w:szCs w:val="28"/>
     </w:rPr>
@@ -4267,6 +6798,38 @@
     <w:pPr>
       <w:spacing w:after="100"/>
       <w:ind w:left="240"/>
+    </w:pPr>
+  </w:style>
+  <w:style w:type="table" w:styleId="Rcsostblzat">
+    <w:name w:val="Table Grid"/>
+    <w:basedOn w:val="Normltblzat"/>
+    <w:uiPriority w:val="39"/>
+    <w:rsid w:val="00CB6125"/>
+    <w:pPr>
+      <w:spacing w:after="0" w:line="240" w:lineRule="auto"/>
+    </w:pPr>
+    <w:tblPr>
+      <w:tblBorders>
+        <w:top w:val="single" w:sz="4" w:space="0" w:color="auto"/>
+        <w:left w:val="single" w:sz="4" w:space="0" w:color="auto"/>
+        <w:bottom w:val="single" w:sz="4" w:space="0" w:color="auto"/>
+        <w:right w:val="single" w:sz="4" w:space="0" w:color="auto"/>
+        <w:insideH w:val="single" w:sz="4" w:space="0" w:color="auto"/>
+        <w:insideV w:val="single" w:sz="4" w:space="0" w:color="auto"/>
+      </w:tblBorders>
+    </w:tblPr>
+  </w:style>
+  <w:style w:type="paragraph" w:styleId="TJ3">
+    <w:name w:val="toc 3"/>
+    <w:basedOn w:val="Norml"/>
+    <w:next w:val="Norml"/>
+    <w:autoRedefine/>
+    <w:uiPriority w:val="39"/>
+    <w:unhideWhenUsed/>
+    <w:rsid w:val="00ED5B44"/>
+    <w:pPr>
+      <w:spacing w:after="100"/>
+      <w:ind w:left="480"/>
     </w:pPr>
   </w:style>
 </w:styles>
